--- a/zaini_case_audit_output/outputs/word/documents/112_ضبط جلسة رقم 34 يوم 12-02-1445 هـ للقضية رقم 42824717 .pdf.docx
+++ b/zaini_case_audit_output/outputs/word/documents/112_ضبط جلسة رقم 34 يوم 12-02-1445 هـ للقضية رقم 42824717 .pdf.docx
@@ -182,7 +182,7 @@
           <w:b w:val="0"/>
           <w:i w:val="0"/>
         </w:rPr>
-        <w:t>أسامه بن احمد بن عباس زين</w:t>
+        <w:t>نيز سابع نب دمحا نب هماسأ</w:t>
       </w:r>
     </w:p>
     <w:p>
@@ -195,7 +195,7 @@
           <w:b w:val="0"/>
           <w:i w:val="0"/>
         </w:rPr>
-        <w:t>أسامه بن احمد بن عباس زين</w:t>
+        <w:t>نيز سابع نب دمحا نب هماسأ</w:t>
       </w:r>
     </w:p>
     <w:p>
@@ -221,7 +221,7 @@
           <w:b w:val="0"/>
           <w:i w:val="0"/>
         </w:rPr>
-        <w:t>طبض</w:t>
+        <w:t>ضبط</w:t>
       </w:r>
     </w:p>
     <w:p>
@@ -351,7 +351,7 @@
           <w:b w:val="0"/>
           <w:i w:val="0"/>
         </w:rPr>
-        <w:t>أسامه بن احمد بن عباس زين</w:t>
+        <w:t>نيز سابع نب دمحا نب هماسأ</w:t>
       </w:r>
     </w:p>
     <w:p>
@@ -364,7 +364,7 @@
           <w:b w:val="0"/>
           <w:i w:val="0"/>
         </w:rPr>
-        <w:t>أسامه بن احمد بن عباس زين</w:t>
+        <w:t>نيز سابع نب دمحا نب هماسأ</w:t>
       </w:r>
     </w:p>
     <w:p>
@@ -416,7 +416,7 @@
           <w:b w:val="0"/>
           <w:i w:val="0"/>
         </w:rPr>
-        <w:t>طبض</w:t>
+        <w:t>ضبط</w:t>
       </w:r>
     </w:p>
     <w:p>
@@ -546,7 +546,7 @@
           <w:b w:val="0"/>
           <w:i w:val="0"/>
         </w:rPr>
-        <w:t>أسامه بن احمد بن عباس زين</w:t>
+        <w:t>نيز سابع نب دمحا نب هماسأ</w:t>
       </w:r>
     </w:p>
     <w:p>
@@ -559,7 +559,7 @@
           <w:b w:val="0"/>
           <w:i w:val="0"/>
         </w:rPr>
-        <w:t>أسامه بن احمد بن عباس زين</w:t>
+        <w:t>نيز سابع نب دمحا نب هماسأ</w:t>
       </w:r>
     </w:p>
     <w:p>
@@ -585,7 +585,7 @@
           <w:b w:val="0"/>
           <w:i w:val="0"/>
         </w:rPr>
-        <w:t>طبض</w:t>
+        <w:t>ضبط</w:t>
       </w:r>
     </w:p>
     <w:p>
@@ -715,7 +715,7 @@
           <w:b w:val="0"/>
           <w:i w:val="0"/>
         </w:rPr>
-        <w:t>أسامه بن احمد بن عباس زين</w:t>
+        <w:t>نيز سابع نب دمحا نب هماسأ</w:t>
       </w:r>
     </w:p>
     <w:p>
@@ -728,7 +728,7 @@
           <w:b w:val="0"/>
           <w:i w:val="0"/>
         </w:rPr>
-        <w:t>أسامه بن احمد بن عباس زين</w:t>
+        <w:t>نيز سابع نب دمحا نب هماسأ</w:t>
       </w:r>
     </w:p>
     <w:p>
@@ -754,7 +754,7 @@
           <w:b w:val="0"/>
           <w:i w:val="0"/>
         </w:rPr>
-        <w:t>طبض</w:t>
+        <w:t>ضبط</w:t>
       </w:r>
     </w:p>
     <w:p>
@@ -873,7 +873,7 @@
           <w:b w:val="0"/>
           <w:i w:val="0"/>
         </w:rPr>
-        <w:t>أسامه بن احمد بن عباس زين</w:t>
+        <w:t>نيز سابع نب دمحا نب هماسأ</w:t>
       </w:r>
     </w:p>
     <w:p>
@@ -886,7 +886,7 @@
           <w:b w:val="0"/>
           <w:i w:val="0"/>
         </w:rPr>
-        <w:t>أسامه بن احمد بن عباس زين</w:t>
+        <w:t>نيز سابع نب دمحا نب هماسأ</w:t>
       </w:r>
     </w:p>
     <w:p>
@@ -912,7 +912,7 @@
           <w:b w:val="0"/>
           <w:i w:val="0"/>
         </w:rPr>
-        <w:t>طبض</w:t>
+        <w:t>ضبط</w:t>
       </w:r>
     </w:p>
     <w:p>
@@ -1042,7 +1042,7 @@
           <w:b w:val="0"/>
           <w:i w:val="0"/>
         </w:rPr>
-        <w:t>أسامه بن احمد بن عباس زين</w:t>
+        <w:t>نيز سابع نب دمحا نب هماسأ</w:t>
       </w:r>
     </w:p>
     <w:p>
@@ -1055,7 +1055,7 @@
           <w:b w:val="0"/>
           <w:i w:val="0"/>
         </w:rPr>
-        <w:t>أسامه بن احمد بن عباس زين</w:t>
+        <w:t>نيز سابع نب دمحا نب هماسأ</w:t>
       </w:r>
     </w:p>
     <w:p>
@@ -1081,7 +1081,7 @@
           <w:b w:val="0"/>
           <w:i w:val="0"/>
         </w:rPr>
-        <w:t>طبض</w:t>
+        <w:t>ضبط</w:t>
       </w:r>
     </w:p>
     <w:p>
@@ -1211,7 +1211,7 @@
           <w:b w:val="0"/>
           <w:i w:val="0"/>
         </w:rPr>
-        <w:t>أسامه بن احمد بن عباس زين</w:t>
+        <w:t>نيز سابع نب دمحا نب هماسأ</w:t>
       </w:r>
     </w:p>
     <w:p>
@@ -1224,7 +1224,7 @@
           <w:b w:val="0"/>
           <w:i w:val="0"/>
         </w:rPr>
-        <w:t>أسامه بن احمد بن عباس زين</w:t>
+        <w:t>نيز سابع نب دمحا نب هماسأ</w:t>
       </w:r>
     </w:p>
     <w:p>
@@ -1250,7 +1250,7 @@
           <w:b w:val="0"/>
           <w:i w:val="0"/>
         </w:rPr>
-        <w:t>طبض</w:t>
+        <w:t>ضبط</w:t>
       </w:r>
     </w:p>
     <w:p>
@@ -1380,7 +1380,7 @@
           <w:b w:val="0"/>
           <w:i w:val="0"/>
         </w:rPr>
-        <w:t>أسامه بن احمد بن عباس زين</w:t>
+        <w:t>نيز سابع نب دمحا نب هماسأ</w:t>
       </w:r>
     </w:p>
     <w:p>
@@ -1393,7 +1393,7 @@
           <w:b w:val="0"/>
           <w:i w:val="0"/>
         </w:rPr>
-        <w:t>أسامه بن احمد بن عباس زين</w:t>
+        <w:t>نيز سابع نب دمحا نب هماسأ</w:t>
       </w:r>
     </w:p>
     <w:p>
@@ -1419,7 +1419,7 @@
           <w:b w:val="0"/>
           <w:i w:val="0"/>
         </w:rPr>
-        <w:t>طبض</w:t>
+        <w:t>ضبط</w:t>
       </w:r>
     </w:p>
     <w:p>
@@ -1549,7 +1549,7 @@
           <w:b w:val="0"/>
           <w:i w:val="0"/>
         </w:rPr>
-        <w:t>أسامه بن احمد بن عباس زين</w:t>
+        <w:t>نيز سابع نب دمحا نب هماسأ</w:t>
       </w:r>
     </w:p>
     <w:p>
@@ -1562,7 +1562,7 @@
           <w:b w:val="0"/>
           <w:i w:val="0"/>
         </w:rPr>
-        <w:t>أسامه بن احمد بن عباس زين</w:t>
+        <w:t>نيز سابع نب دمحا نب هماسأ</w:t>
       </w:r>
     </w:p>
     <w:p>
@@ -1588,7 +1588,7 @@
           <w:b w:val="0"/>
           <w:i w:val="0"/>
         </w:rPr>
-        <w:t>طبض</w:t>
+        <w:t>ضبط</w:t>
       </w:r>
     </w:p>
     <w:p>
@@ -1718,7 +1718,7 @@
           <w:b w:val="0"/>
           <w:i w:val="0"/>
         </w:rPr>
-        <w:t>أسامه بن احمد بن عباس زين</w:t>
+        <w:t>نيز سابع نب دمحا نب هماسأ</w:t>
       </w:r>
     </w:p>
     <w:p>
@@ -1731,7 +1731,7 @@
           <w:b w:val="0"/>
           <w:i w:val="0"/>
         </w:rPr>
-        <w:t>أسامه بن احمد بن عباس زين</w:t>
+        <w:t>نيز سابع نب دمحا نب هماسأ</w:t>
       </w:r>
     </w:p>
     <w:p>
@@ -1757,7 +1757,7 @@
           <w:b w:val="0"/>
           <w:i w:val="0"/>
         </w:rPr>
-        <w:t>طبض</w:t>
+        <w:t>ضبط</w:t>
       </w:r>
     </w:p>
     <w:p>
@@ -1887,7 +1887,7 @@
           <w:b w:val="0"/>
           <w:i w:val="0"/>
         </w:rPr>
-        <w:t>أسامه بن احمد بن عباس زين</w:t>
+        <w:t>نيز سابع نب دمحا نب هماسأ</w:t>
       </w:r>
     </w:p>
     <w:p>
@@ -1900,7 +1900,7 @@
           <w:b w:val="0"/>
           <w:i w:val="0"/>
         </w:rPr>
-        <w:t>أسامه بن احمد بن عباس زين</w:t>
+        <w:t>نيز سابع نب دمحا نب هماسأ</w:t>
       </w:r>
     </w:p>
     <w:p>
@@ -1913,7 +1913,7 @@
           <w:b w:val="0"/>
           <w:i w:val="0"/>
         </w:rPr>
-        <w:t>comm2@moj.gov.sa اـ م ھنامدـ قي جـ مان لا ي اـ ضقلا نإـ ف رذـ ع ـ عف دـ رب ةرئادـ لا ي و ـ كل دـ رب ةرئادـ لا app-jed- ھـيلع بـلطنو لاـ م كلذـل ميدـقتو ةـباج تم فأـف ةرئادـلا نـ فرطلا لداـب ب تاركذملا لـالخ ةدـم 5 ماـيأ جارداو نـم لـيكو دملا مـلو عـلطي اـضيأ ع باوـج لـيكو دملا ع ةـحئال ضا ـع ةـمدقملا اـنم ءـالكو نـع دملا اـم ة ـ وم ةفي ـ فاـن تس .) بقعف لـيكو دملا اـ لع ھناـب مل علطي ع ةـحئاللا ةيـضا ع ةمدـقملا دـمحأ ز .اـعوضوم اـيناث : لوـبق ضا ـع مدـقملا نـم ناندـع دـمحا ز ةـقتاعو يزار ا ليـصفتو غلاـبملا قفو ةـ رابتع ھنإـف نمـضي ةـميقلا ، كلذـل ي إـف بـلطأ نـم مـكترئاد ةرقوملا : ـالوأ : ضفر ضا ـع مدـقملا نـم ةماـسأ ةـن ب لوقلاـف لوـق ع اـبلا ، اـم و نأ دملا ھـيلع ماـق ةيفـصتب ةكرـشلا اـ رايتخا ب ـ و سأر اـ لام لأو ا فـص لوقلاـف لوـق ع اـبلا ، امل ىور نـبا دوعـسم نـع لوـسر هللا ـص هللا ھـيلع ملـسو : اذإ فـلتخا ناـعيبلا س لو ام يب لب ضقانت نمثلا ةـميقلاو اضقانت دكؤي ىوعدلا ا د ؤ و . ام و نأ لص ھنأ دنع فالتخ نمثلا ةميقلاو ةـص ا ةكولمملا ھل ةكرـش دمحأ ز هدالوأو لحم ىوعدلا ، ملو مدقي ةن ب وأ ليلد حي ـ ع نأ عيبلا مت ، ةينامث نوثالثو الا ر ، هدمتعاو ءا رشلا متو جراختلا ھيلع كلذل ام و نأ دملا ھيلع معزي ھنأ ى شا نم ثروملا اـ ميق غـلبمب هردـقو ٣٣١٨٨٢١٣٨ لاـ ر ةـئمثالث دـحاوو نوثـالثو اـنويلم ةـئمنامثو و ناـنثا و نوناـمث اـفلأ ةـئمو و</w:t>
+        <w:t>و ومئـة ألفـا ثمـانون و اثنـان و وثمانمئـة مليونـا وثلاـثون وواحـد ثلاثمئـة ر ـال ٣٣١٨٨٢١٣٨ وقـدره بمبلـغ قيم ـا المورث من اش ى أنھ يزعم عليھ المد أن و ما لذلك عليھ التخارج وتم الشر اء واعتمده ، ر الا وثلاثون ثمانية ، تم البيع أن ع ـ يح دليل أو ب نة يقدم ولم ، الدعوى محل وأولاده ز أحمد شـركة لھ المملوكة ا صـة والقيمة الثمن ختلاف عند أنھ صل أن و ما . و ؤ د ا الدعوى يؤكد تناقضا والقيمـة الثمن تناقض بل بي ما ول س البيعـان اختلـف إذا : وسـلم عليـھ الله صـ الله رسـول عـن مسـعود ابـن روى لما ، البـا ع قـول فـالقول صـف ا وأل مال ـا رأس و ـ ب اختيار ـا الشـركة بتصـفية قـام عليـھ المد أن و مـا ، البـا ع قـول فـالقول ب نـة أسـامة مـن المقـدم عـ اض رفض : أولاـ : الموقرة دائرتكـم مـن أطلـب فـإ ي لـذلك ، القيمـة يضـمن فـإنھ عتبار ـة وفق المبـالغ وتفصـيل ا رازي وعاتقـة ز احمـد عـدنان مـن المقـدم عـ اض قبـول : ثانيـا موضوعـا. ز أحمـد المقـدمة ع اضـية اللائحـة ع يطلع لم بـانھ عل ـا المد وكيـل فعقب (. ست نـاف ـ يفة مو ـ ة مـا المد عـن وكلاـء منـا المقدمـة عـ اض لائحـة ع المد وكيـل جـواب ع أيضـا يطلـع ولـم المد وكيـل مـن وادراج أيـام 5 مـدة خلاـل المذكرات ب بـادل الطرف ـن الـدائرة فـأف مت جابـة وتقـديم لـذلك م ـال ونطلـب عليـھ app-jed- ال ـدائرة بر ـد لك ـ و ي ال ـدائرة بر ـد فع ـ ع ـذر ف ـإن القض ـا ي ال نام ـج يق ـدمانھ م ـا comm2@moj.gov.sa</w:t>
       </w:r>
     </w:p>
     <w:p>
@@ -2004,7 +2004,7 @@
           <w:b w:val="0"/>
           <w:i w:val="0"/>
         </w:rPr>
-        <w:t>طبض</w:t>
+        <w:t>ضبط</w:t>
       </w:r>
     </w:p>
     <w:p>
@@ -2043,7 +2043,7 @@
           <w:b w:val="0"/>
           <w:i w:val="0"/>
         </w:rPr>
-        <w:t>عيقوت عيقوت ءاضعأ ءاضعأ ةرئادلا ةرئادلا</w:t>
+        <w:t>الدائرة الدائرة أعضاء أعضاء توقيع توقيع</w:t>
       </w:r>
     </w:p>
     <w:sectPr>

--- a/zaini_case_audit_output/outputs/word/documents/112_ضبط جلسة رقم 34 يوم 12-02-1445 هـ للقضية رقم 42824717 .pdf.docx
+++ b/zaini_case_audit_output/outputs/word/documents/112_ضبط جلسة رقم 34 يوم 12-02-1445 هـ للقضية رقم 42824717 .pdf.docx
@@ -208,7 +208,7 @@
           <w:b w:val="0"/>
           <w:i w:val="0"/>
         </w:rPr>
-        <w:t>تحتف تحتف ا ا ةسل ةسل روضحب روضحب : : فارطأ فارطأ ةيضقلا ةيضقلا ىوعدلا ىوعدلا دمحم زاوف نب نم عثلا لا و ة ةينطولا ۸۷۲۸۰۹۸۹۰۱ ةيدوعسلا ىماحم ناميلس دمحم ناميلس يريدسلا لا و ة ةينطولا ۰۵۲۵٦۰۳۷۰۱ ةيدوعسلا ىماحم ع بلاط اص يمايلا لا و ة ةينطولا ٦۰۸٤٤۰٤٤۰۱ ةيدوعسلا ىماحم مس عون لا و ة مقر لا و ة ا ةيس ھتفص ةيضقلاب فيفر دشار ءازج يفقثلا لا و ة ةينطولا ۱۷۰۸۲۹۱۱۱۱ يدوعس ليكو ع نب فرشم نب حرفم نب دشار لا و ة ةينطولا ۷۷۰٤۷۲٦٤۰۱ يدوعس ىماحم ع بلاط اص يمايلا لا و ة ةينطولا ٦۰۸٤٤۰٤٤۰۱ يدوعس ىماحم رمع دوعس نب دعس طملا ي لا و ة ةينطولا ۱۰۹۵٤۷۹۹۰۱ يدوعس ليكو اش ع هللادبع ملاس نب ال ي لا و ة ةينطولا ۱۸۵۰۱٤۷۹۰۱ يدوعس ىماحم دمحم زاوف نب نم عثلا لا و ة ةينطولا ۸۷۲۸۰۹۸۹۰۱ يدوعس ىماحم مازع لصيف اربا مي جوخ لا و ة ةينطولا ٤٦۸۸۸٤۱۱۰۱ يدوعس ىماحم رمع دوعس نب دعس طملا ي لا و ة ةينطولا ۱۰۹۵٤۷۹۹۰۱ يدوعس 2003 ناميلس دمحم ناميلس يريدسلا لا و ة ةينطولا ۰۵۲۵٦۰۳۷۰۱ يدوعس ىماحم قراط فلخ نب ار ع ا را ى لا و ة ةينطولا ٤۵۰٦٤۱٦۵۰۱ يدوعس ىماحم ناطلس دجام رصان اطحقلا ي لا و ة ةينطولا ۳۳۰۷۷۳۰۰۱۱ يدوعس ىماحم ةماسا دمحا سابع ز لا و ة ةينطولا ۱۰۳۷۱۰۸۰۰۱ يدوعس دم ھيلع ةقتاع حيدمحم عدمحم ا يزار لا و ة ةينطولا ۷٤۸٦۵۰۷۰۰۱ يدوعس دم ھيلع ناندع دمحا سابع ز لا و ة ةينطولا ۳۳۷۲۹۰۷۱۰۱ يدوعس دملا رت ي نب حبار نب دعس طملا ي لا و ة ةينطولا ۸۳۵۰۵۸۲۲۱۱ ليكو لا و ة ةينطولا ۳۳۰۷۷۳۰۰۱۱ يدوعس رضاح مس عون لا و ة مقر لا و ة ا ةيس ھتفص ةيضقلاب ىدلف ىدلف ةرئاد ةرئاد تس تس فان فان ةيناثلا ةيناثلا و و ءان ءان ع ع ةيضقلا ةيضقلا مقر مقر ۷۱۷ ۷۱۷٤۲۸۲ ۲۸۲٤ راتو راتو خ خ ۲٤٤٤٤۱/۲۱۲۱/۵۲۵۲ ـ ا ا دم دم ةالصلاو ةالصلاو مالسلاو مالسلاو ع ع لوسر لوسر هللااهللاا امأ امأ دع دع :</w:t>
+        <w:t>تحتف ا ا ةسل روضحب : : فارطأ ةيضقلا ىوعدلا دمحم زاوف نب نم عثلا لا و ة ةينطولا ۸۷۲۸۰۹۸۹۰۱ ةيدوعسلا ىماحم ناميلس دمحم ناميلس يريدسلا لا و ة ةينطولا ۰۵۲۵٦۰۳۷۰۱ ةيدوعسلا ىماحم ع بلاط اص يمايلا لا و ة ةينطولا ٦۰۸٤٤۰٤٤۰۱ ةيدوعسلا ىماحم مس عون لا و ة مقر لا و ة ا ةيس ھتفص ةيضقلاب فيفر دشار ءازج يفقثلا لا و ة ةينطولا ۱۷۰۸۲۹۱۱۱۱ يدوعس ليكو ع نب فرشم نب حرفم نب دشار لا و ة ةينطولا ۷۷۰٤۷۲٦٤۰۱ يدوعس ىماحم ع بلاط اص يمايلا لا و ة ةينطولا ٦۰۸٤٤۰٤٤۰۱ يدوعس ىماحم رمع دوعس نب دعس طملا ي لا و ة ةينطولا ۱۰۹۵٤۷۹۹۰۱ يدوعس ليكو اش ع هللادبع ملاس نب ال ي لا و ة ةينطولا ۱۸۵۰۱٤۷۹۰۱ يدوعس ىماحم دمحم زاوف نب نم عثلا لا و ة ةينطولا ۸۷۲۸۰۹۸۹۰۱ يدوعس ىماحم مازع لصيف اربا مي جوخ لا و ة ةينطولا ٤٦۸۸۸٤۱۱۰۱ يدوعس ىماحم رمع دوعس نب دعس طملا ي لا و ة ةينطولا ۱۰۹۵٤۷۹۹۰۱ يدوعس 2003 ناميلس دمحم ناميلس يريدسلا لا و ة ةينطولا ۰۵۲۵٦۰۳۷۰۱ يدوعس ىماحم قراط فلخ نب ار ع ا را ى لا و ة ةينطولا ٤۵۰٦٤۱٦۵۰۱ يدوعس ىماحم ناطلس دجام رصان اطحقلا ي لا و ة ةينطولا ۳۳۰۷۷۳۰۰۱۱ يدوعس ىماحم ةماسا دمحا سابع ز لا و ة ةينطولا ۱۰۳۷۱۰۸۰۰۱ يدوعس دم ھيلع ةقتاع حيدمحم عدمحم ا يزار لا و ة ةينطولا ۷٤۸٦۵۰۷۰۰۱ يدوعس دم ھيلع ناندع دمحا سابع ز لا و ة ةينطولا ۳۳۷۲۹۰۷۱۰۱ يدوعس دملا رت ي نب حبار نب دعس طملا ي لا و ة ةينطولا ۸۳۵۰۵۸۲۲۱۱ ليكو لا و ة ةينطولا ۳۳۰۷۷۳۰۰۱۱ يدوعس رضاح مس عون لا و ة مقر لا و ة ا ةيس ھتفص ةيضقلاب ىدلف ةرئاد تس تس فان ةيناثلا و و ءان ع ع ةيضقلا مقر ۷۱۷ ۷۱۷٤۲۸۲ ۲۸۲٤ راتو خ خ ۲٤٤٤٤۱/۲۱۲۱/۵۲۵۲ ـ ا ا دم دم ةالصلاو مالسلاو ع ع لوسر هللاا امأ دع دع :</w:t>
       </w:r>
     </w:p>
     <w:p>
@@ -390,7 +390,7 @@
           <w:b w:val="0"/>
           <w:i w:val="0"/>
         </w:rPr>
-        <w:t>ةعفارملا ةعفارملا</w:t>
+        <w:t>ةعفارملا</w:t>
       </w:r>
     </w:p>
     <w:p>
@@ -2030,7 +2030,7 @@
           <w:b w:val="0"/>
           <w:i w:val="0"/>
         </w:rPr>
-        <w:t>فارطأ فارطأ ةيضقلا ةيضقلا</w:t>
+        <w:t>فارطأ ةيضقلا</w:t>
       </w:r>
     </w:p>
     <w:p>
@@ -2043,7 +2043,7 @@
           <w:b w:val="0"/>
           <w:i w:val="0"/>
         </w:rPr>
-        <w:t>الدائرة الدائرة أعضاء أعضاء توقيع توقيع</w:t>
+        <w:t>الدائرة أعضاء توقيع</w:t>
       </w:r>
     </w:p>
     <w:sectPr>

--- a/zaini_case_audit_output/outputs/word/documents/112_ضبط جلسة رقم 34 يوم 12-02-1445 هـ للقضية رقم 42824717 .pdf.docx
+++ b/zaini_case_audit_output/outputs/word/documents/112_ضبط جلسة رقم 34 يوم 12-02-1445 هـ للقضية رقم 42824717 .pdf.docx
@@ -78,7 +78,67 @@
           <w:b w:val="0"/>
           <w:i w:val="0"/>
         </w:rPr>
-        <w:t>أسامه بن احمد بن عباس زيني</w:t>
+        <w:t>[صفحة 1]</w:t>
+        <w:br/>
+        <w:t>2</w:t>
+        <w:br/>
+        <w:t>ةيدوعسلا ةيبرعلا ةعلطتا كا</w:t>
+        <w:br/>
+        <w:t>هما وزارة اتعدل ضبط</w:t>
+        <w:br/>
+        <w:t>إل ا ألا</w:t>
+        <w:br/>
+        <w:t>حم ممم هك</w:t>
+        <w:br/>
+        <w:t>المحكمة التجارية بجدة ‎١‏ رقم الصفحة ‎١ ١+‏ ا قر</w:t>
+        <w:br/>
+        <w:t>دائرة الاستئناف الثانية رقم القضية: 2474740107 رقمالجلسة: ‎١‏ 1 إلا</w:t>
+        <w:br/>
+        <w:t>الحمد لله والصلاة والسلام”على رشّول الله أما يعد:</w:t>
+        <w:br/>
+        <w:t>فلدى دائرة الاستئناف الثانية وبناء على القضية رقم 4781761117 وتاريخ ‎70/١7/١551‏ ه</w:t>
+        <w:br/>
+        <w:t>ب ب ب ب ب؟بٍبببءبلبل ل ةيضقلا قارطأ ل</w:t>
+        <w:br/>
+        <w:t>الهوية الوطنية ل ل سعودي حاضر</w:t>
+        <w:br/>
+        <w:t>ليكو ‏١114.‎ هل ةينطولا ةيوهلا يريطملا دعس نب حبار نب يكرت</w:t>
+        <w:br/>
+        <w:t>عدنان احمد عباس زيني الهوية الوطنية شف 06ل سعودي المدعي</w:t>
+        <w:br/>
+        <w:t>عاتقة محمديحيى محمدعلي الحرازي الهوية الوظنية لز سعودي مدعى عليه</w:t>
+        <w:br/>
+        <w:t>اسامة احمد عباس زيني الهوية الوطنية ال ‎١...‏ سعودي مدعى عليه</w:t>
+        <w:br/>
+        <w:t>ىماحم يدوعس 1 سلال مولا ةينطولا ةيوهلا يناطحقلا رصان دجام ناطلس</w:t>
+        <w:br/>
+        <w:t>ىماحم يدوعس 0 ةينطولا ةيوهلا ىثراحلا عيار نب فلخ قراط</w:t>
+        <w:br/>
+        <w:t>ىماحم يدوعس ‏١.7‎ ةينطولا ةيوبلا يريدسلا ناميلس دمحم ناميلس</w:t>
+        <w:br/>
+        <w:t>2003 يدوعس ل ةينطولا ةيوهلا يريطملا دعس نب دوعس رمع</w:t>
+        <w:br/>
+        <w:t>ىماحم يدوعس ل ةينطولا ةيوهلا جوخ ميهاربا لصيف مازع</w:t>
+        <w:br/>
+        <w:t>محمد فواز بن منير الثعلي الهوية الوطنية لاا . 6و١‏ سعودي محامى</w:t>
+        <w:br/>
+        <w:t>ىماحم يدوعس لقتل كح ةينظولا ةيوهلا يباله نب ملاس هللادبع عياش</w:t>
+        <w:br/>
+        <w:t>ليكو يدوعس ‏١07١‎ ةينطولا ةيوبلا يريطملا دعس نب دوعس رمع</w:t>
+        <w:br/>
+        <w:t>ىماحم يدوعس ل ةينطولا ةيوهلا يمايلا حلاص بلاط يلع</w:t>
+        <w:br/>
+        <w:t>ىماحم يدوعس ل ةينطولا ةيوهلا دشار نب حرفم نب فرشم نب يلع</w:t>
+        <w:br/>
+        <w:t>رفيف راشد جزاء الثقفي الهوية الوطنية مل سعودي وكيل</w:t>
+        <w:br/>
+        <w:t>يسيبي|!|]|حسبإِِِط|ط|جطجطجطجط!ط!/!|!|!ط!|!|آآآ ا ل ا ةرو ضحي ةساجلا تحتق شلل</w:t>
+        <w:br/>
+        <w:t>ىماحم ةيدوعسلا ل ةينطولا ةيوهلا يمايلا حلاص بلاط يلع</w:t>
+        <w:br/>
+        <w:t>ىماحم ةيدوعسلا انا ةينطولا ةبوهلا يريدسلا ناميلس دمحم ناميلس</w:t>
+        <w:br/>
+        <w:t>ىماحم ةيدوعسلا ل ا ةينطولا ةيوهلا يلعثلا رينم نب زاوف دمحم</w:t>
       </w:r>
     </w:p>
     <w:p>
@@ -91,7 +151,9 @@
           <w:b w:val="0"/>
           <w:i w:val="0"/>
         </w:rPr>
-        <w:t>أسامه بن احمد بن عباس زيني</w:t>
+        <w:t>[صفحة 2]</w:t>
+        <w:br/>
+        <w:t>لا سي</w:t>
       </w:r>
     </w:p>
     <w:p>
@@ -104,7 +166,7 @@
           <w:b w:val="0"/>
           <w:i w:val="0"/>
         </w:rPr>
-        <w:t>أسامه بن احمد بن عباس زيني</w:t>
+        <w:t>دائرة الاستئناف الثانية رقم القضية: ‎14174151١7‏ رقمالجلسة: ‎١‏</w:t>
       </w:r>
     </w:p>
     <w:p>
@@ -117,7 +179,43 @@
           <w:b w:val="0"/>
           <w:i w:val="0"/>
         </w:rPr>
-        <w:t>أسامه بن احمد بن عباس زيني</w:t>
+        <w:t>نوج زإلى فضيلتكم دعوانا بالتفصيل الآتي: بتاريخ 26/ 7/ 1434ه صدر حكم من المحكمة العامة بجدة</w:t>
+        <w:br/>
+        <w:t>بالصك رقم 43281449 وتاريخ 26 / 7/ 1434ه يقضصي بتولي قيماً على المورث لفقدانه الأهلية والإدراك</w:t>
+        <w:br/>
+        <w:t>(مرفق صك الحكم) وفي فترة الشك والريبة وثناء نظر دعوى الولي المشار إلها اعلاه استغل المدعى عليه</w:t>
+        <w:br/>
+        <w:t>ةكرش يف هصصح عيب يف هنع عيقوتلاب ماقو 00:ةكاد هّللا همحري 0:لةكا يلكوم ثروم نم هل ةحونمملا تالاكولا</w:t>
+        <w:br/>
+        <w:t>احمد زيني التجارية (ذات مسئولية محدودة) سجل تجاري رقم 4030196102 من مورث موكلي اىة20:</w:t>
+        <w:br/>
+        <w:t>يرحمه الله اكد00: لنفسه حيث وقع عن البائع وعن المشتري بقيمة بيع (450.000) ريال فقط وبذلك انتقلت</w:t>
+        <w:br/>
+        <w:t>ملكية تلك الحصص وهي بنسبَة (9090) من أملاك مورث موكي إلى أملاك المدعى عليه. وقد بلغت قيمة تلك</w:t>
+        <w:br/>
+        <w:t>الحصص مبلغاً وقدرة (368.757.931) ثلاثمائة وثمانية وستون مليون وسبعمائة وسبعة وخمسون الف</w:t>
+        <w:br/>
+        <w:t>وتسعمائة وواحد وثلاثون ريال وهي بنسبة (9690) من:راس مال الشركة وذلك بناء على تقرير محاسبي صادر</w:t>
+        <w:br/>
+        <w:t>من خبير مكلف من قبل الدوائر التجارية بديوان المظالِم في حينه. (مرفق التقرير المحاسبي) علماً أن الوكالات</w:t>
+        <w:br/>
+        <w:t>التي أجريت بها عملية البيع وكالات باطلة بناء على فقدان المورث يرحمه الله للأهلية اثناء فترة البيع. وبتاريخ</w:t>
+        <w:br/>
+        <w:t>1 1438ه توفي مورث موكلي المغفور له بإذن اللّه/ أحمد عباس زيني, وانحصر إرثه في المدعي والمدعى</w:t>
+        <w:br/>
+        <w:t>عليه ووالدتهما بموجب صك حصر ورثة رقم 38391575 وتاريخ 12/ 5/ 1438ه (مرفق صك حصر الورثة)</w:t>
+        <w:br/>
+        <w:t>ويما ان المدعنى عليه قد أمتنع عند سداد قيمة الحصص المشار إلها أعلاه ولعدم استجابته للمطالبات الودية</w:t>
+        <w:br/>
+        <w:t>من قبل موكلي مما اضطرنا إلى الالتجاء إلى فضيلتكم لإللزام المدعى عليه بسداد قيمة الحصص التي استوى</w:t>
+        <w:br/>
+        <w:t>علها من شركة احمد زيني التجارية. علماً أنه صدر حكم من المحكمة العامة بجدة بصك رقم 3855849</w:t>
+        <w:br/>
+        <w:t>وتاريخ 10/ 2/ 1438ه يقضي باختصاص القضاء التجاري لنظر هذه الدعوى (مرفق صك حكم الاختصاص)</w:t>
+        <w:br/>
+        <w:t>)» ذكرنا ان الحصص هي نسبتها 9090 من راس المال» كما نبلغكم أن النظام لايسمح لنا بإضافة مدعي او</w:t>
+        <w:br/>
+        <w:t>مدعى عليه اخر.</w:t>
       </w:r>
     </w:p>
     <w:p>
@@ -130,7 +228,25 @@
           <w:b w:val="0"/>
           <w:i w:val="0"/>
         </w:rPr>
-        <w:t>أسامه بن احمد بن عباس زيني</w:t>
+        <w:t>وفي هذه الجلسة المنعقدة عبر الاتصال المرئي عن بعد والمبلغ بها أطرافها إلكترونياًء واطلعت الدائرة على ملفٌ</w:t>
+        <w:br/>
+        <w:t>القضية وعلى لائحة الاعتراض المقدمة من وكيل المدعى عليه (أسامة أحمد عباس زيني) والمتضمن نصها:</w:t>
+        <w:br/>
+        <w:t>(أسباب الاعتراض أولاء الدفع بقبّول الاستئناف شكلاً لتقديمه خلال المدة النظامية : حيث أن الحكم تم</w:t>
+        <w:br/>
+        <w:t>استلامه بتاريخ 1/1/1445ه . ومن ثم فيتعين قبوله شكلاً . ثانياً: من حيث الموضوع :لما كان الحكم قد ران</w:t>
+        <w:br/>
+        <w:t>ةقباطم نع مكحلاب ىأني يذلا رمألا . ماظنلا ةفلاخمو ىوعدلا رظنب ةصتخم ريغ ةمكحم نم هرودص هيلع</w:t>
+        <w:br/>
+        <w:t>وتحقيق العدالة المنشودة مما حدا بالمستأنف للطعن عليه بسبيل الاستئناف للأسباب الآتية : أولاً: عدم جواز</w:t>
+        <w:br/>
+        <w:t>الطعن بوجود الغين تقدم المدعي بدعواه ويدعي بأن المورث قد غبن في التخارج ببيع حصصه في شركة أحمد</w:t>
+        <w:br/>
+        <w:t>زيني التجارية لموكلي أسامة أحمد عباس زيني ونفيد فضيلتكم أن المورث رحمه الله قد كان رجل أعمال (تاجر)</w:t>
+        <w:br/>
+        <w:t>كما أن الحكم الشرعي جرى على أن "صاحب الحرفة" لا يغبن و هو ما استقر عليه عمل قضاء المملكة أيضا</w:t>
+        <w:br/>
+        <w:t>ال رمألا تاذ و عقاولاب ةربعلا) (4) مقر يئاضقلا أدبملا صن ىلإ ةفاضإلاب ملع مدع وأ ررغ هقح يف روصتي ال امب</w:t>
       </w:r>
     </w:p>
     <w:p>
@@ -143,7 +259,9 @@
           <w:b w:val="0"/>
           <w:i w:val="0"/>
         </w:rPr>
-        <w:t>أسامه بن احمد بن عباس زيني</w:t>
+        <w:t>[صفحة 3]</w:t>
+        <w:br/>
+        <w:t>لا مسيل</w:t>
       </w:r>
     </w:p>
     <w:p>
@@ -156,7 +274,77 @@
           <w:b w:val="0"/>
           <w:i w:val="0"/>
         </w:rPr>
-        <w:t>أسامه بن احمد بن عباس زيني</w:t>
+        <w:t>ارلا</w:t>
+        <w:br/>
+        <w:t>المحكمة التجارية بجدة ‎١‏ رقم الصفحة ‎١" ١‏</w:t>
+        <w:br/>
+        <w:t>دائرة الاستئناف الثانية رقم القضية: ‎2574051١1‏ رقمالجلسة: ‎١‏ ---5</w:t>
+        <w:br/>
+        <w:t>بمافي ظن المكلف) (ه ق ع 324 18/11/1393) كما نض المبدأ الشرعي أن (من سعى لنقض ما تم علي يديه</w:t>
+        <w:br/>
+        <w:t>فسعيه مردود عليه) و التقرير (1073/1) من تقريرات محكمة التمييز على أن (الدليل مقدم على التعليل) فإن</w:t>
+        <w:br/>
+        <w:t>جراخت وه فرصتلا نأ هتاذ مكحلا ةدافإو عقاولاو قاروألا نم انيدل ةتباثلا ةلدألاو ءليلعتلا ىلع مدقم ليلدلا</w:t>
+        <w:br/>
+        <w:t>بين تاجرين, وقد تم وأنجز ونفذ واقعا بيهما وأن المدعي ليس طرفا فيه ولا. يقبل أن يدعي أي حق لأن أساس</w:t>
+        <w:br/>
+        <w:t>المطالبة -الغين- غير جائز نظره أو التعقيب عليه لأن المتخارج تاجرء. كما أن التصرف تم في وقت كان المورث</w:t>
+        <w:br/>
+        <w:t>فيه خاليا من كافة العوارض بما يجعل ما ثبت في الحكم من بحث وقائع متفرقة ليس لها أي سند من الشرع</w:t>
+        <w:br/>
+        <w:t>1- لالدتسالا داسف :ًايناث .هلبق نم ليلدلا دوجول زئاج ريغ ليلعت درجمو ٌرظنلا لوصأل ًافلاخم ماظنلا وأ</w:t>
+        <w:br/>
+        <w:t>استدلال الحكم على أحقية المدعي فيما.يطالب به من فرق القيمة تأسيسا على تقييم مكتب طلال أبو غزاله</w:t>
+        <w:br/>
+        <w:t>أمر غير جائز شرعا وذلك بسبب عدم إمكانيئة تحقق الغهن في التاجر. كما أن فيه فساد الاستدلال لأن</w:t>
+        <w:br/>
+        <w:t>وه حلصلاو احلص ةيرادإلا ةمكحملا يف ةروظنملا ىوعتدلا ءاهنإب اوماق امنإ مييقتلاب اوذخأي مل مهتاذ موصخلا</w:t>
+        <w:br/>
+        <w:t>ةقيقحلا يف وه ريرقت مساب دوجوملا دنتسملاو“لمتكي مل وهف ريرقتلا امنيب نيفرطلا نيب تابلا يعقاولا فرصتلا</w:t>
+        <w:br/>
+        <w:t>مسودة تقرير بما يجعل حكم التخارج صلحا وليس بناء على التقييم المذكور. 2- كما يجب أن نشير الى</w:t>
+        <w:br/>
+        <w:t>فضيلتكم بفساد الاستدلال أيضا في استناد الدائرة الموقرة في أسبابها ما نصه (أنه من غير المتصور حصول</w:t>
+        <w:br/>
+        <w:t>نماء كبير مؤثر في تلك القيمة خلال سنة واحدة) و على أن (التقييم هو الأقرب زمنا) وهو استدلال فاسن محل</w:t>
+        <w:br/>
+        <w:t>نظر لأنه أغفل عدة أمور أهمها: أولا: أنه مسودة تقييمء ثانيا: أنه لم يلتفت لدخول شريك جديد شركة أوزكو</w:t>
+        <w:br/>
+        <w:t>المحدودة كمساهم بما لها من (مُوجوداتها و... إلخ) و الذي أدى حتما إلى رفع القيمة بشكل ما وهذ لا يخفى على</w:t>
+        <w:br/>
+        <w:t>علم فضيلتكم دخول شركة شريكة في شركة على الأغلب يدعمها و يرفع قيمتها سوقيا بعد أن تغيرت الشركة</w:t>
+        <w:br/>
+        <w:t>تماما و مضى على ممارستها لنشاطها أكثر من سينة تم تقيمها بتاريخ:25/07/1432ه بينما تاريخ انقضاء</w:t>
+        <w:br/>
+        <w:t>الشركة في حق المورث بالتخارج 20/09/1431ه ويؤكد من ذلك أيضا أن الصك ذاته في الأسباب نص على أن</w:t>
+        <w:br/>
+        <w:t>الشركة انقضت و هو ما يؤكد التناقض في الحكم أيضا و كذلك'فساد الاستدلال قد لحق الحكم حين أفاد في</w:t>
+        <w:br/>
+        <w:t>تسبيباته أن عقد البيع المؤرخ20/09/1431ه (قد تناول وقائع قانونية و تواريخ سابقة أساسا على تأسيس</w:t>
+        <w:br/>
+        <w:t>لدتسا و دقعلا رصانع يف عئاقولا هذهب ذخألا زاوج مدعب هحرط للع و (لاوط تاونسب ىوعدلا لحم ةكرشلا</w:t>
+        <w:br/>
+        <w:t>بذلك على غندم معقولية العقد توطأ لعدم الأخذ به و إطراحه. ثالثا: القصور في التسبيب 1 - بشأن ما ذكرته</w:t>
+        <w:br/>
+        <w:t>الدائرة الموقرة في حكمها من التأخر في تقديم العقد المبرم بين المورث وموكلي على بيع الحصص في شركة أحمد</w:t>
+        <w:br/>
+        <w:t>زيني التجارية نفيد فضيلتكم أن المدعي في بداية دعواه أسسها على أن موكلي قد تصرف بالوكالة الممنوحة له</w:t>
+        <w:br/>
+        <w:t>من المورث وقد قام بالتنازل عن حصص المورث مستغل الوكالة وبعد الرد عليه تطرق الى أن المورث قد غبن في</w:t>
+        <w:br/>
+        <w:t>التنازل ببيع حصصه لموكلي وبناء على ادعائهم تم الرد غلهم وإرفاق العقد المبرم محل الدعوى. 2- بالاطلاع على</w:t>
+        <w:br/>
+        <w:t>أسباب الحكم المعترض عليه فنجد أن صاحب الفضيلة قد بني حكمه على افتراضات و تفسير للوقائع وعلى</w:t>
+        <w:br/>
+        <w:t>قناعات و على علمه الشخصي دون أي مستند نظامي كما أنه قد فسر لبعض الوقائع تفسيرا غير صحيح</w:t>
+        <w:br/>
+        <w:t>ومثال على ذلك نصه (ذكر في أسبابه أنه لا. يوجد قيمه حقيقية أساسا كان قد تم بشأنها اتفاق بين مورث</w:t>
+        <w:br/>
+        <w:t>المدعيين و المدعى علهم) وبالاطلاع على ضبوط الجلسات يتبين أن الدائرة الموقرة لم تناقش العقد المبرم بين</w:t>
+        <w:br/>
+        <w:t>مورث المدعيّ وموكلي والمقدم من قبل موكلي بل أنه أسس حكمه عليه ولم يطلب من موكلي اثبات سداد قيمة</w:t>
+        <w:br/>
+        <w:t>الحصص محل العقد :رغم أن موكلي قد قام بالاللتزام المترتب عليه من سداد قيمة الحصص المتنازل عنها ولم</w:t>
       </w:r>
     </w:p>
     <w:p>
@@ -169,7 +357,9 @@
           <w:b w:val="0"/>
           <w:i w:val="0"/>
         </w:rPr>
-        <w:t>أسامه بن احمد بن عباس زيني</w:t>
+        <w:t>[صفحة 4]</w:t>
+        <w:br/>
+        <w:t>لا سس</w:t>
       </w:r>
     </w:p>
     <w:p>
@@ -182,7 +372,77 @@
           <w:b w:val="0"/>
           <w:i w:val="0"/>
         </w:rPr>
-        <w:t>نيز سابع نب دمحا نب هماسأ</w:t>
+        <w:t>ارلا</w:t>
+        <w:br/>
+        <w:t>المحكمة التجارية بجدة ‎١‏ رقم الصفحة ‎١‏ 4</w:t>
+        <w:br/>
+        <w:t>دائرة الاستئناف الثانية رقم القضية: ‎454141١1‏ رقمالجلسة: ‎١‏ اك</w:t>
+        <w:br/>
+        <w:t>تقم كذلك باستدعاء شهود العقد لسماع ما لدبهم من أقوال. كما يتضح لفضيلتكم أن الدائرة الموقرة قد</w:t>
+        <w:br/>
+        <w:t>استندت في أسباب حكمها على علمها الشخصي وهذا مخالف لما نصت عليه الفقرة الثالثة من المادة الثانية</w:t>
+        <w:br/>
+        <w:t>من نظام الاثبات والتي نصت على (لا.يجوز للقاضي أن يحكم بعلمه الشخصي). 3- كما نشير لفضيلتكم أن</w:t>
+        <w:br/>
+        <w:t>الدائرة ذكرت في أسبابها عدة مرات تناقض موكلي بشأن قيمة الحصص محل الدعوى وهذا غيز صحيح.</w:t>
+        <w:br/>
+        <w:t>حيث أن المدعي قد ذكر في دعواه أن القيمة محل تخارج المورث من شركة أحمد زيني التجارية هي (450:000)</w:t>
+        <w:br/>
+        <w:t>أربعمائة وخمسون ألف ريال سعودي وتم الرد عليه أن القيمة الحقيقة هي (120,000,00) مائة وعشرون</w:t>
+        <w:br/>
+        <w:t>مليون ريال سعودي وأن القيمة المسجلة لدى كتابة العدل فرع وزارة التجارة هي مجرد قيمة اسمية وهذا ما</w:t>
+        <w:br/>
+        <w:t>جرت عليه العادة والعرف لدى أسرة المدعي والمدعى عليه وتم اثبات ذلك الا أن الدائرة الموقرة تصر على أن</w:t>
+        <w:br/>
+        <w:t>موكلي متناقض. رابعاً: عدم اختصاص المحكمة التجارية نوعاً بنظر الدعوى 1- لما كان من المقرر نظاماً أن</w:t>
+        <w:br/>
+        <w:t>ماعلا ماظنلا نم اهرابتعاب ىوعدلا اهلع نوكت ةلحزم يأ يف هب عفدلا زوجي يعونلا صاصتخالا مدعب عفدلا</w:t>
+        <w:br/>
+        <w:t>وفقاً لنص المادة (76) من نظام المرافعات الشرعية التي تنص على أن (الدفع بعدم اختصاص المحكمة لانتفاء</w:t>
+        <w:br/>
+        <w:t>وأ ةحلصملا وأ ةيلهألا وأ ةفصلا مادعنال ىوعدلا لوبق مدعب عفدلا وأ ءاهتميق وأ ىوعدلا عون ببسبب وأ اهتيالو</w:t>
+        <w:br/>
+        <w:t>لأي سبب آخرء. يجوز الدفع به في أي مرحلة تكون فيها الدعوى وتحكم به المحكمة من تلقاء نفسها) . 2-</w:t>
+        <w:br/>
+        <w:t>وبإنزال تلك المادة على وقائع الدعوى الراهنة فإن البين من الحكم محل الاعتراض ولائحة الدعوى نججد أن</w:t>
+        <w:br/>
+        <w:t>دعوى المستأنف ضده تدور حول ما أورده نصاً في لائحة دعواه ( مطالبته للمستأنف بنصيبه من بيع نسبة</w:t>
+        <w:br/>
+        <w:t>0 من حصص ملكية مورثهما (أحمد عباس زيني) بشركة أحمد زيني التجارية) مما مفاده أن تلك الدعوى</w:t>
+        <w:br/>
+        <w:t>تدور رحاها حول نزاع بشأن تركة : مما تخرج معه تلك الدعوى عن اختصاص المحكمة التجارية وفقاً</w:t>
+        <w:br/>
+        <w:t>للإختصاصات المنوطة بها المحكمة وفق الماذة (19) من نظام المحاكم التجارية وتنحسر معه اختصاص تلك</w:t>
+        <w:br/>
+        <w:t>المحكمة عن نظر هذه الدعوىء مما يتعين معه الحكم بغدم اختصاص المحكمة بنظر تلك الدعوى. خامساً: -</w:t>
+        <w:br/>
+        <w:t>قبسل ىوعدلا رظن زاوج مدعب عفدلا ىلع .دّيكأتلا -ىوعدلا رظنب ًاعون ةمكحملا صاصتخا مدعب كسمتلا عم</w:t>
+        <w:br/>
+        <w:t>رظن زاوج مدعب عفدلا نأ ًاماظن ررقملا نم ناك امل 1- هب يضقملا ءيشلا ةيجحل ةزئاح ةتاب ماكحأب ايف لصفلا</w:t>
+        <w:br/>
+        <w:t>ًاقفو ماعلا ماظنلا نم اهرابتعاب ىوعدلا اهلع نوكت ةلحرم يأ يف هب عفدلا زوجي اهف لصفلا قبسل ىوعدلا</w:t>
+        <w:br/>
+        <w:t>لنص المادة“(76) من نظام المرافعات الشرعية التي تنص على أن (الدفع بعدم اختصاص المحكمة لانتقناء</w:t>
+        <w:br/>
+        <w:t>هب عفدلا زوجي ءاهف لصفلا قبسل ىوعدلا رظن زاوج مدعب عفدلا اذكو اهتميق وأ ىوعدلا عون ببسب وأ اهتيالو</w:t>
+        <w:br/>
+        <w:t>في أي مرحلة تكون فها الدعوى وتحكم به المحكمة من تلقاء نفسها) . 2- ويما أن المستأنف ضده رفع وأقام</w:t>
+        <w:br/>
+        <w:t>دعواه بغية المطالبة بقيمة حصص مورثه المباعة في شركة أحمد زيني التجارية والتي اشتراها المستأنف</w:t>
+        <w:br/>
+        <w:t>بموجب عقد المبايعة المبرم بتاريخ 20/9/1431ه بين المستأنف ومورث المدعي . وحيث أن المستأنف قد دفع</w:t>
+        <w:br/>
+        <w:t>ماكحأ بجومب اههف لصفلا قبسل ىوعدلا كلت رظن زاوج مدع هدافم يرهوج عفدب ىوعدلا ةيادب ذنم</w:t>
+        <w:br/>
+        <w:t>قضائية باتة مكتسبة لحجية الشيء المقضي به وبيان ذلك فيمّاءيلي: أ- المستأنف ضده سبق وأن أقام ذات</w:t>
+        <w:br/>
+        <w:t>خيراتو (3218883) مقرب ةمكحملاب ةديقملاو ةدج ةظفاحمب ةماعلا ةمكحملا ىدل ىوعدلا عيوضوم</w:t>
+        <w:br/>
+        <w:t>2ه .لدى القاضي محمد بن مبارك الدعيلج وكذلك الدعوى رقم (33286392) وتاريخ 8/6/1433ه</w:t>
+        <w:br/>
+        <w:t>فنأتْسملا نهيب مت يذلا عيبلا لاطبإ امهف بلطو يديازلا دمحم نب حلاص يضاقلا ىدلو ةمكحملا تاذب</w:t>
+        <w:br/>
+        <w:t>ومورهما - والذي تضمن استلام مورث المدعي لقيمة الحصص المباعة وقد أثبتت المحكمة عقد البيع - المراد</w:t>
       </w:r>
     </w:p>
     <w:p>
@@ -195,7 +455,9 @@
           <w:b w:val="0"/>
           <w:i w:val="0"/>
         </w:rPr>
-        <w:t>نيز سابع نب دمحا نب هماسأ</w:t>
+        <w:t>[صفحة 5]</w:t>
+        <w:br/>
+        <w:t>لا سي</w:t>
       </w:r>
     </w:p>
     <w:p>
@@ -208,7 +470,77 @@
           <w:b w:val="0"/>
           <w:i w:val="0"/>
         </w:rPr>
-        <w:t>تحتف ا ا ةسل روضحب : : فارطأ ةيضقلا ىوعدلا دمحم زاوف نب نم عثلا لا و ة ةينطولا ۸۷۲۸۰۹۸۹۰۱ ةيدوعسلا ىماحم ناميلس دمحم ناميلس يريدسلا لا و ة ةينطولا ۰۵۲۵٦۰۳۷۰۱ ةيدوعسلا ىماحم ع بلاط اص يمايلا لا و ة ةينطولا ٦۰۸٤٤۰٤٤۰۱ ةيدوعسلا ىماحم مس عون لا و ة مقر لا و ة ا ةيس ھتفص ةيضقلاب فيفر دشار ءازج يفقثلا لا و ة ةينطولا ۱۷۰۸۲۹۱۱۱۱ يدوعس ليكو ع نب فرشم نب حرفم نب دشار لا و ة ةينطولا ۷۷۰٤۷۲٦٤۰۱ يدوعس ىماحم ع بلاط اص يمايلا لا و ة ةينطولا ٦۰۸٤٤۰٤٤۰۱ يدوعس ىماحم رمع دوعس نب دعس طملا ي لا و ة ةينطولا ۱۰۹۵٤۷۹۹۰۱ يدوعس ليكو اش ع هللادبع ملاس نب ال ي لا و ة ةينطولا ۱۸۵۰۱٤۷۹۰۱ يدوعس ىماحم دمحم زاوف نب نم عثلا لا و ة ةينطولا ۸۷۲۸۰۹۸۹۰۱ يدوعس ىماحم مازع لصيف اربا مي جوخ لا و ة ةينطولا ٤٦۸۸۸٤۱۱۰۱ يدوعس ىماحم رمع دوعس نب دعس طملا ي لا و ة ةينطولا ۱۰۹۵٤۷۹۹۰۱ يدوعس 2003 ناميلس دمحم ناميلس يريدسلا لا و ة ةينطولا ۰۵۲۵٦۰۳۷۰۱ يدوعس ىماحم قراط فلخ نب ار ع ا را ى لا و ة ةينطولا ٤۵۰٦٤۱٦۵۰۱ يدوعس ىماحم ناطلس دجام رصان اطحقلا ي لا و ة ةينطولا ۳۳۰۷۷۳۰۰۱۱ يدوعس ىماحم ةماسا دمحا سابع ز لا و ة ةينطولا ۱۰۳۷۱۰۸۰۰۱ يدوعس دم ھيلع ةقتاع حيدمحم عدمحم ا يزار لا و ة ةينطولا ۷٤۸٦۵۰۷۰۰۱ يدوعس دم ھيلع ناندع دمحا سابع ز لا و ة ةينطولا ۳۳۷۲۹۰۷۱۰۱ يدوعس دملا رت ي نب حبار نب دعس طملا ي لا و ة ةينطولا ۸۳۵۰۵۸۲۲۱۱ ليكو لا و ة ةينطولا ۳۳۰۷۷۳۰۰۱۱ يدوعس رضاح مس عون لا و ة مقر لا و ة ا ةيس ھتفص ةيضقلاب ىدلف ةرئاد تس تس فان ةيناثلا و و ءان ع ع ةيضقلا مقر ۷۱۷ ۷۱۷٤۲۸۲ ۲۸۲٤ راتو خ خ ۲٤٤٤٤۱/۲۱۲۱/۵۲۵۲ ـ ا ا دم دم ةالصلاو مالسلاو ع ع لوسر هللاا امأ دع دع :</w:t>
+        <w:t>ارلا</w:t>
+        <w:br/>
+        <w:t>المحكمة التجاربة بجدة ‎١‏ رقم الصفحة بلا ه</w:t>
+        <w:br/>
+        <w:t>دائرة الاستئناف الثانية رقم القضية: ‎2574051١1‏ رقمالجلسة: ‎١‏ ---5</w:t>
+        <w:br/>
+        <w:t>إبطاله - وأثبتت الدائرتان صحة البيع المبرم بين المستأنف ومورث المدعي وما تضمنه من بنود وصحة آثارهما</w:t>
+        <w:br/>
+        <w:t>القانونية بحق المتعاقدين وقضت برد الدعوى ( مرفق صورة الحكمين - مستند رقم1) وقد اكتسبت تلك</w:t>
+        <w:br/>
+        <w:t>ةيراجتلا ةرئادلا نم يئاضقلا مكحلا ردص كلذك -ب . هب يضقملا ءيشلا ةيجح تزاحو ةتابلا ةفصلا ماكحألا</w:t>
+        <w:br/>
+        <w:t>السابعة عشر الصادر برقم (185/17/2) وتاريخ 2/12/1432ه والذي أثبت تصالح المستأنف والمستأنف</w:t>
+        <w:br/>
+        <w:t>ضده بشأن كل ما يتعلق بالشركة - محل الدعوى (شركة احمد زيني التجارية) - والتزام المستأنف»ضضده</w:t>
+        <w:br/>
+        <w:t>بالبند (4/1) من الحكم على أن (يقر الطرف الثاني - المستأنف ضده - بأنه ليس له أي حق في مطالبة</w:t>
+        <w:br/>
+        <w:t>الطرف الأول - المستأنف- سواء بصفته شريك أو مدير للشركات محل الدعوى - ومنها شركة أحمد زيني</w:t>
+        <w:br/>
+        <w:t>لماش ةمذ ًءاربإ حلصلاب جراختلا ربتعيو اهبس وا اهعون ناك امهم ةبلاظم يأب اهل ةعباتلا عورفلاو -ةيراجتلا</w:t>
+        <w:br/>
+        <w:t>ونهائي لذمة الطرف الأول وإسقاطاً لحقهم في أي مطلب او دعوى مهما كان نوعها او سبها في الماضي والحاضر</w:t>
+        <w:br/>
+        <w:t>والمستقبل فيما يتعلق بتلك الشركات ما عدا ما سبق رفعه من دعاوى سابقة) (مرفق الحكم - مستند رقم 2)</w:t>
+        <w:br/>
+        <w:t>وما كان مفاد هذا الحكم انه قد قطع أي نزاع مستقبلي بين المستأنف والمستأنف ضده يتعلق بتلك الشركة</w:t>
+        <w:br/>
+        <w:t>(شركة أحمد زيني التجارية ) وأن المستأنف ضده قد أبرأ ذمة المستأنف من أي مطالبات تتعلق بتلك الشركة</w:t>
+        <w:br/>
+        <w:t>او حصضها ومن ثم إسقاط حقه في أي مطالبة - بما فها تلك المطالبة الراهنة- وقد حاز هذا الحكم الصفة</w:t>
+        <w:br/>
+        <w:t>الباتة أيضاً:ج- كما ان المستأنف ضده بنفسه إنفاذاً لحكم التخارج قام بالتوقيع أمام كاتب العدل وتخارجه</w:t>
+        <w:br/>
+        <w:t>.من شركة أحمد زيني التجارية سجل تجاري رقم (4030169102) والذي تم توثيقه بالرقم (130) صحيفة</w:t>
+        <w:br/>
+        <w:t>2 مجلد (19ع20) بتاريخ 1434102110 (وكان توقيع المستأنف بنفسه وتخارجه من الشركة تالياً لتوقيع</w:t>
+        <w:br/>
+        <w:t>هدلاول قباسلا جراختلل ًاقيدصت دعي امم . ًابيرقت تاونس ثالث يلاوحب يتيز سابع دمحأ موحرملا هدلاو جراختو</w:t>
+        <w:br/>
+        <w:t>المرحوم . من نفس شركة أحمد زيني التجارية ) والذي ورد في تمهيده (... وحيث استوفى الطرف المتنازل حقه</w:t>
+        <w:br/>
+        <w:t>من الطرف المشتري الشريك الجديد في الشركة ويعتبر توقيع كل منهما بمثابة مخالصة تامة ونهائية وابراء</w:t>
+        <w:br/>
+        <w:t>يضقملا ءيشلا ةيجحل ةزئاح نايبلا ةفلاسلا ماكحألا كلت تناك املو -د (3مقر قفرم) (... يرتشملا فرطلا ةمذل</w:t>
+        <w:br/>
+        <w:t>به ء وحيث نصت المادة (86) من نظام الإثبات على أنه (الأحكام التي حازت حجية الأمر المقضي حجةٌ فيما</w:t>
+        <w:br/>
+        <w:t>فصلت فيه من الحقوق. ولا. يجوز قبول دليل ينقض هذه الحجية. ولا. تكون لتلك الأحكام هذه الحجية إلا في</w:t>
+        <w:br/>
+        <w:t>نزاع قام بين الخصوم أنفسهم دون أن تتغير صفاتهم. وتعلق بالحق ذاته محلا وسبباً. وتقضي المحكمة ببذه</w:t>
+        <w:br/>
+        <w:t>الحجية من تلقاء نفسها( , ولما كان من المقرر قضاءً (أنه لا يجوز النظر قضاءً في موضوع صدر فيه حكم نهائي</w:t>
+        <w:br/>
+        <w:t>من جهة قضائية أو ذات اختصاص قضائي إلا. بعد نقضه أو صدور ما يوجب إعادة النظر فيه ممن له حق</w:t>
+        <w:br/>
+        <w:t>إصداره شرعاً ونظاماً فضلاً عن إقامة دعباوى جديدة فها وإنما يقتصر حق المحكوم عليه بها في الاعتراض غير</w:t>
+        <w:br/>
+        <w:t>العادي بالتماس إعادة النظر في تلك الأحكام متى توفرث أسباب تقديم الالتماس,ء لما في ذلك من إهدار لحجية</w:t>
+        <w:br/>
+        <w:t>كلسي مل ةيعدملا ليكو ناك املو . ةفاكلا مامأ ءاضقلا ةناكمل فاعضإو ءاهرارقتسال ةعزعزو ةيئاضقلا ماكحألا</w:t>
+        <w:br/>
+        <w:t>المسلك الصحيح في هذا الشأن وقد صدر في موضوع الدعوى الحكم المذكور أعلاه فإن الدائرة تنتبي إلى الحكم</w:t>
+        <w:br/>
+        <w:t>بعدم قبول الدعوى لسابقة الفصل فهاء إذ صدر الحكم نهائي واجب النفاذ (الحكم الصادر من الدائرة</w:t>
+        <w:br/>
+        <w:t>517 مقر ةيضقلا يف ىلوألا فانئتسالا ةرئاد نم قدصملا ‏-ه547١ ماعل 058 مقر ةيضقلا يف ةيناثلا ةيراجتلا</w:t>
+        <w:br/>
+        <w:t>لعام 541 ١ه‏ ) وني ضوء هذا المبدأ القضائي فإنه كان يتعين على الدائرة الحكم بعدم جواز نظر الدعوى</w:t>
+        <w:br/>
+        <w:t>لسبق الفصل فها بموجب أحكام قضائية باتة إلا ان الدائرة غضت الطرف عن ذلك , مما يصبح معه الحكم</w:t>
       </w:r>
     </w:p>
     <w:p>
@@ -221,7 +553,9 @@
           <w:b w:val="0"/>
           <w:i w:val="0"/>
         </w:rPr>
-        <w:t>ضبط</w:t>
+        <w:t>[صفحة 6]</w:t>
+        <w:br/>
+        <w:t>| لس ليت سد ‎١‏ 0</w:t>
       </w:r>
     </w:p>
     <w:p>
@@ -234,7 +568,71 @@
           <w:b w:val="0"/>
           <w:i w:val="0"/>
         </w:rPr>
-        <w:t>مقر ةيضقلا : ۷۱۷٤۲۸۲٤ مقر ةسل ا : ۱ مقر حفصلا ـة : ۱ ةرئاد فان تس ةيناثلا ةمكحملا ة راجتلا ةدجب</w:t>
+        <w:t>معيباً مما يتعين معه نقضه وإلغاءه. سادساً: مخالفة الحكم للنظام بإغفال الدائرة حجية عقد البيع في</w:t>
+        <w:br/>
+        <w:t>مواجهة المستأنف ضده 1- لما كانت المادة (29/1) من نظام الإثيات قد جعلت للمحرر العادي حجيته في</w:t>
+        <w:br/>
+        <w:t>مواجهة من قدم ضده ونصت على أنه (يعد المحرّر العادي صادراً ممن وقعه وحجة عليه؛ ما لم ينكر صراحة</w:t>
+        <w:br/>
+        <w:t>ماهومنسوب إليه من خط أو إمضاء أو ختم أو بصمة. أو ينكر ذلك خلَّدُّه أو ينفي علمه بأن الخط أو</w:t>
+        <w:br/>
+        <w:t>الإمضاء أو الختم أو البصمة هي لمن تلقى عنه الحق) . ونصت الفقرة (2) من ذات المادة على انه (من:احتج</w:t>
+        <w:br/>
+        <w:t>عليه بمحرّر عادي وناقش موضوعه أمام المحكمة فلا. يقبل منه أن ينكر بعد ذلك صحته). 2- ولما كان مفاد</w:t>
+        <w:br/>
+        <w:t>وا طخلا راكنإ لاح ءانثتساب هدض مدقملا ةهجاوم يف ةيجحلا بستكي يداعلا ررحملا نا ةيماظنلا داوملا كلت</w:t>
+        <w:br/>
+        <w:t>لصألا ىقبي مث نمو عوضوملا يف ضوخلا لاح راكنإلا اذه يف قحلا طقسي هنا ىلع ةمصبلا وا متخلا وا ءاضمإلا</w:t>
+        <w:br/>
+        <w:t>وهي الحجية في مواجهة من قدم ضده ., وتإنزال تلك المواد على وقائع الجلسات فإن الثابت من الحكم أن</w:t>
+        <w:br/>
+        <w:t>المستأنف تقدم بصورة عقد البيع بينه وبين مورث المدعي والذي بموجبه تم شراء 9090 من حصصه بشركة</w:t>
+        <w:br/>
+        <w:t>أحمد زيني التجارية . وقد عقب وكيل المستأنف ضده على العقد بعدم تقديمه ووجود دعاوى قائمة بين</w:t>
+        <w:br/>
+        <w:t>المتداعين بشأنه وخاض في الموضوع على نحو يسقط حق المستأنف ضده - المقدم في مواجهته العقد - في</w:t>
+        <w:br/>
+        <w:t>ررحملا ةيجح ءاقب مث نمو ةمصبلا وا متخلا وا ءاضمإلا وأ طخلا راكنإ نم دقعلل ةيلكشلا بناوجلا يف نعطلا</w:t>
+        <w:br/>
+        <w:t>العادي وسرّيانه في مواجهة المستأنف ضده ء وعلى الرغم مما تقدم إلا أن الدائرة أغفلت تلك الحجية القاطعة</w:t>
+        <w:br/>
+        <w:t>ةلدألل اهتلاحإ ليبس تكلسو . اهف قحلا طوقس مغر ريوزتلاب عفدلل تباجتساو اهنع اهناجب تأنو تضرعأو</w:t>
+        <w:br/>
+        <w:t>كسمتلا عم - :ًاعباس .ءاغلإلاو ضقنلاب ًايرح هلعجيو ماظنلا ةفلاخمب مكحلا بيعي امم اهتيجح مغر ةيئانجلا</w:t>
+        <w:br/>
+        <w:t>ةيماظنلا تاءارجإلا ذاختا مدعب ماظنلل مكحلا ةفلاخم - عيبلا دقع ىلع ريوزتلاب عفدلا يف قحلا طوقسب</w:t>
+        <w:br/>
+        <w:t>للتحقيق في صحة عقد البيع كونه منتجاً جوهرباً في الدعوى ومخالفة المبادئ القضائية الصادرة من المحكمة</w:t>
+        <w:br/>
+        <w:t>العليا 1- فمن حيث أن الثابت من الحكم أن المستأنف هبده طعن في عقد البيع المبرم بين المستأنف ومورثهما</w:t>
+        <w:br/>
+        <w:t>بالتزوير وقد سلكت الدائرة إجراءات إحالة العقد للأدلة الجنائية حيث : أ- طلبت الدائرة من المدعى عليه</w:t>
+        <w:br/>
+        <w:t>ًاديهمت ةيكنبلا ةيمسرلا تالماعتلا عقاو نم نيعادتملا ثروم عيقاوت نم ةددعتم خسنو دقعلا لصأ راضحإ</w:t>
+        <w:br/>
+        <w:t>ةسلج يفو يزكرملا كنبلل ةباتكلاب ةرئادلا تماق ه2/4/1444 ةسلجب -ب .ةيئانجلا ةلدألل دقعلا.ةلاحإل</w:t>
+        <w:br/>
+        <w:t>تادنتسملا ةقفر ةطرشلل قاروألا ةلاحإب ةرئادلا تماقو يزكرملا كنبلا نم تادنتسملا لاسرإ مت ه4</w:t>
+        <w:br/>
+        <w:t>ةطرشب ةيئانجلا ةلدألا ريدم ةدافإ ةرئادلل درو ه10/11/1444 ةسلجيو -ج . يزكرملا كنبلا نم ةدراولا</w:t>
+        <w:br/>
+        <w:t>محافظة جدة رقم (1/4403035471) وتاريخ 22/10/1444ه بضرورة بعث أصل الورقة محل الطعن</w:t>
+        <w:br/>
+        <w:t>وعزلها وتحرزها بداخل ظرف مستقل". 1- وحيث نصت المادة (40) من نظام الإثبات: (إذا أنتكر من احتج عليه</w:t>
+        <w:br/>
+        <w:t>مصخلا لظو .هب هملع ىفن وأ هبئان وأ هفلخ كلذ ركنأ وأ .هتمصب وأ همتخ وأ هءاضمإ وأ هطخ يداعلا رّوحملاب</w:t>
+        <w:br/>
+        <w:t>الآخر متمسكاً بالمحرّر. وكان المحرّر منتِجًا في النزاع . وم تكف وقائع الدعوى ومستنداتها في إقناع المحكمة</w:t>
+        <w:br/>
+        <w:t>وأ دوهشلا عامسب وأ .ةاهاضملاب قيقحتلاب ةمكحملا رمأتف ؛ةمصبلا وأ متخلا وأ ءاضمإلا وأ طخلا ةحصب</w:t>
+        <w:br/>
+        <w:t>بكلهما . وفقاً للقواعد والإجراءات المنصوص علها في هذا النظام , ولا.تسمع الشهادة إلا.فيما يتعلق بإثبات</w:t>
+        <w:br/>
+        <w:t>حصول الكتابة أو الإمضاء أو الختم أو البصمة على المحرّر). 2- وحيث أن مفاد تلك المادة أنه إذا اتخذ الخصم</w:t>
+        <w:br/>
+        <w:t>لّصفت نا اهلع نيعتو ةمكحملا ىلع نعطلا حرط هدهاوش نلعأو ريوزتلا نطاوم ددحو ريوزتلاب نعظلا تاءارجإ</w:t>
+        <w:br/>
+        <w:t>فيه وهي غير ملزمة بتحقيقه إلا إذا كانت وقائع الدعوى ومستنداتها ولم تتضمن ما يكفي للقضاء بصحة</w:t>
       </w:r>
     </w:p>
     <w:p>
@@ -247,7 +645,9 @@
           <w:b w:val="0"/>
           <w:i w:val="0"/>
         </w:rPr>
-        <w:t>أسامه بن احمد بن عباس زيني</w:t>
+        <w:t>[صفحة 7]</w:t>
+        <w:br/>
+        <w:t>لا سي</w:t>
       </w:r>
     </w:p>
     <w:p>
@@ -260,7 +660,77 @@
           <w:b w:val="0"/>
           <w:i w:val="0"/>
         </w:rPr>
-        <w:t>أسامه بن احمد بن عباس زيني</w:t>
+        <w:t>ارلا</w:t>
+        <w:br/>
+        <w:t>اب ةحفصلا مقر ‏١‎ ةدجب ةبراجتلا ةمكحملا</w:t>
+        <w:br/>
+        <w:t>دائرة الاستئناف الثانية رقم القضية: ‎2574051١1‏ رقمالجلسة: ‎١‏ ---5</w:t>
+        <w:br/>
+        <w:t>قرطلا ةفاكب اهريوزت وأ ةقرولا ةحص تابثإ زوجيؤريوزتلاب ءاعدالا قيقحت ىلوتت ذئنيحو هريوزت وا ررحملا</w:t>
+        <w:br/>
+        <w:t>القانونية ومنها القرائن القضائية حيث يجوز للمحكمة إثبات صحة العقد من عدمه حال وجود اعتبارات</w:t>
+        <w:br/>
+        <w:t>تسيغ لها ذلك ولا يُعاب في ذلك على تقدير محكمة الموضوع للأدلة بغية الوصول لنتيجة منتجة في الدعوى .</w:t>
+        <w:br/>
+        <w:t>ةلدألا ةرادإ باطخ لابقتساب تفتكا ةرئادلا نا-الإ ىوعدلا يف ررحملل يرهوجلا ريثأتلا نم مغرلا ىلعو 3-</w:t>
+        <w:br/>
+        <w:t>يف جتنملا ررحملا اذه يف تبلل ةليفكلاو ةمزاللا ةيماظنلا تاءارجإلا رجت ملو يلصألا دقعلا بلظب ةيئانجلا</w:t>
+        <w:br/>
+        <w:t>الدعوى ولم تقم بما اجازه لها النظام في هذا الشأن من حق التحقيق بالمضاهاة أو سماع الشهود فالدائرة</w:t>
+        <w:br/>
+        <w:t>كانت متوافرة لديها العديد من القرائن المثبتة لصحة العقد وكان لديها استخلاص صحة الورقة من عدمه من</w:t>
+        <w:br/>
+        <w:t>واقع ظروف الدعوى ومنها: أ- توثئيق توقيع مورث المتداعين على قرار الشركاء المؤرخ في 20/9/1431ه والذي</w:t>
+        <w:br/>
+        <w:t>تضمن إقراراً واضحاً وصريحاً أن (السيد أحَمد عباس زيني تنازل بالبيع عن كامل حصصه بالشركة وعددها</w:t>
+        <w:br/>
+        <w:t>0 حصة إلى السيد أسامة احمد عباس زيني الذي قبل هذا التنازل . واستوفى الطرف المتنازل حقه من</w:t>
+        <w:br/>
+        <w:t>ةمذل ءاربإو ةيئاهنو ةمات ةصلاخم ةباثمب امهنم لك عيقوت ربتعيو ةكرشلا يف ديدجلا كيرشلا يرتشملا فرطلا</w:t>
+        <w:br/>
+        <w:t>ةدج ةظفاحمب ةيعانصلا ةيراجتلا ةفرغلا ىدل لدعلا بتاك قيرط نع تاعيقوتلا قيثوت مت دقو (...يرتشملا</w:t>
+        <w:br/>
+        <w:t>برقم (275) صحيفة (172) مجلد (8/ع/ر) وتاريخ 16/10/1431ه وهو محرر رسمي يندرج تحت الأدلة</w:t>
+        <w:br/>
+        <w:t>صصتخلا ةميق لماكل يعدملا ثروم مالتسا تابثإو عيبلا ةحص تابثإل يفكي وهو ةنيرقلا نم:ىوتقأو ةغمادلا</w:t>
+        <w:br/>
+        <w:t>المتنازل عليها. ب- كما ان ما يثبت صحة عقد البيع - المزعوم تزويره - هو الدعوى الراهنة التي أقامها</w:t>
+        <w:br/>
+        <w:t>المستأنف ضده حيث أنها تثبت صحة قرار الشركاء وعقد البيع وما تضمنه من استلام مورثه للمبلغ. ت-</w:t>
+        <w:br/>
+        <w:t>كذلك فإن مستندات التعاملات البنكية المرسلة من البنك المركزي تتضمن توقيعات مورث المتداعين على نحو</w:t>
+        <w:br/>
+        <w:t>يجيز لها ويسهل لها المضاهاة. ولما كان من المقرز في قضضاء المحكمة العليا مبدأ قضبائياً أن (الأصل أن تتصدى</w:t>
+        <w:br/>
+        <w:t>محكمة الموضوع لأي دفع جوهري ني الدعوى . والذي لو صح لتغير به وجه الحكم في الدعوى . ومتى أغفل</w:t>
+        <w:br/>
+        <w:t>الحكم ذلك فإنه يكون معيباً بقصور في التسبيب ويتعين نقضه وإعادته للمحكمة مصدرة القرار). (قرار</w:t>
+        <w:br/>
+        <w:t>الدائرة الخامسة بالمحكمة العليا رقم:4228122 وتاريخ:1/12/1442ه) وحيث أن الدائرة قد غضت الطرف</w:t>
+        <w:br/>
+        <w:t>عن هذا الإجراء المنتج والجوهري في الدعوى مما تكون قد خالفت المبادئ القضائية الصادرة عن المحكمة</w:t>
+        <w:br/>
+        <w:t>العلياء وبما ان المادة (41) من اللائحة التنفيذية لطرق الاعتراض على الأحكام قد اعتبرت مخالفة أحد المبادئ</w:t>
+        <w:br/>
+        <w:t>القضائية الصادرة غن المحكمة العليا يندرج تحت مخالفة النظام ونصت على أنه (إذا كان محل الاعتراض</w:t>
+        <w:br/>
+        <w:t>اياضق يف ايلعلا ةمكحملا رئاود ىدحإ هب تذخأ وأ ءايلعلا ةمكحملا نم رداَص يئاضق أدبمل مكحلا ةفلاخم</w:t>
+        <w:br/>
+        <w:t>نيعتيو ضقنلاب ًايرح هلعجيو ماظنلا ةفلاخمب مكحلا بيعي امم, (ماظنلا ةفلاخمل اًضارتعا َدُع ,ةقباس</w:t>
+        <w:br/>
+        <w:t>ةيماتخلا تابلطلاب ةربعلا) نا ًءاضضق ررقملا نم ناك امل .1-موِصَخلا هبلطي امم رثكأب مكحلا :ًانماث .هءاغلإ</w:t>
+        <w:br/>
+        <w:t>ءها5454 ماعل ‏51/١91797‎ مقر ةيضقلاب ةرشع ةنماثلا ةرئادلا نم رداصلا مكحلا) (يعدملا نم ةمدقملا</w:t>
+        <w:br/>
+        <w:t>521.5057910 مقر ةيضقلاب رداصلا مكحخلا ‏ءه555١ ماعل ‏2517/.57657٠.95‎ مقر ةيضقلاب رداصلا مكحلا</w:t>
+        <w:br/>
+        <w:t>- مكحلا نم نيبلا ناك املو 2- . ‏(ه555١ ماعل 551.59175709 مقر ةيضقلاب رداصلا مكحلا ‏ءه١ 545 ماعل</w:t>
+        <w:br/>
+        <w:t>محل الاعتراض - أن المدعي قد حصر طلباته الختامية في (الصفحة 3) بما دونته الدائرة نصاً (انتبى المدعي</w:t>
+        <w:br/>
+        <w:t>إلى طلب الحكم بإلزام المدعى عليه بأن يدفع لعدنان مبلغ وقدره (97.762.042ريال) . ولعاتقه الحرازيٌ مبلغ</w:t>
+        <w:br/>
+        <w:t>(27.932.012ريال). إلا.ان الدائرة قضت بأكثر مما يطلبه الخصوم وقضت بإلزام المستأنف بان يدفع لورثة</w:t>
       </w:r>
     </w:p>
     <w:p>
@@ -273,7 +743,9 @@
           <w:b w:val="0"/>
           <w:i w:val="0"/>
         </w:rPr>
-        <w:t>أسامه بن احمد بن عباس زيني</w:t>
+        <w:t>[صفحة 8]</w:t>
+        <w:br/>
+        <w:t>لا سي</w:t>
       </w:r>
     </w:p>
     <w:p>
@@ -286,7 +758,77 @@
           <w:b w:val="0"/>
           <w:i w:val="0"/>
         </w:rPr>
-        <w:t>أسامه بن احمد بن عباس زيني</w:t>
+        <w:t>ارلا</w:t>
+        <w:br/>
+        <w:t>المحكمة التجارية بجدة ‎١‏ رقم الصفحة 2 /</w:t>
+        <w:br/>
+        <w:t>دائرة الاستئناف الثانية رقم القضية: ‎2574051١1‏ رقمالجلسة: ‎١‏ ---5</w:t>
+        <w:br/>
+        <w:t>أحمد عباس زيني مبلغاً وقدره (331.882.138 مليون ريّال) وهو مبلغ يزيد عن الطلبات الختامية المقدمة من</w:t>
+        <w:br/>
+        <w:t>رارق يمسرلا ررحملل ةرئادلا لافغإ :ًاعسات .ءاغلإلاب ًايرح هلعجيو روصقلاب مكحلا بيعي امم ء هدض فنأتسملا</w:t>
+        <w:br/>
+        <w:t>مكحلا نم تباثلا نأ ثيح 1- هتيجحو نييعدملا ثروم لزانتل تبثملاو ةيماظنلا هناكرأل لمتكملا ءاكرشلا</w:t>
+        <w:br/>
+        <w:t>ومذكرات المستأنف الجوابية أنه ومنذ بداية الدعوى وتمسك المستأنف بقرار الشركاء الموقع من المستأنف</w:t>
+        <w:br/>
+        <w:t>لماك نع عيبلاب لزانت ينيز سابع دمحأ ديسلا) ًاصن نمضت يذلاو -ةيلقعلا هاوق لماكب ب نيعادتملا ثرومو</w:t>
+        <w:br/>
+        <w:t>حصصه بالشركة وعددها 450 حصة إلى السيد أسامة احمد عباس زيني الذي قبل هذا التنازل . وحيث</w:t>
+        <w:br/>
+        <w:t>استوفى الطرف المتنازل حقه مَنِ الطرف المشتري الشريك الجديد في الشركة ويعتبر توقيع كل منهما بمثابة</w:t>
+        <w:br/>
+        <w:t>ةرازو لبق نم ققدملاو (.... مقر دنتسم - ءاكرشلا رارق قفرم) (... يرتشملا ةمذل ءاربإو ةيئاهنو ةمات ةصلاخم</w:t>
+        <w:br/>
+        <w:t>(172) ةفيحص (275) مقرب ةدج ةظفاحمب ةيعانصلا ةيراجتلا ةفرغلا ىدل لدعلا ةباتك مامأ تبثملاو ةراجتلا</w:t>
+        <w:br/>
+        <w:t>مجلد (8/ع/ر) وتاريخ 16/10/1431ه . حي ث أن المادة (25) من نظام الإثبات قد عرفت المحرر الرسمي أنه</w:t>
+        <w:br/>
+        <w:t>(المحرّر الرسمي هو الذي يثبت فيه موظف عام أو شخص مكلف بخدمة عامة, ما تم على يديه أو ما تلقاه من</w:t>
+        <w:br/>
+        <w:t>.يمسرلا ررحملا ةفص هبسكي يذلا رمألا (هصاصتخاو هتطلس دودح يفو ةيماظنلا عاضوألل ًاقبط .نأشلا يوذ</w:t>
+        <w:br/>
+        <w:t>2- كما نصت المادة (26) من ذات النظام على أن (المحرّر الرسمي حجة على الكافة بما دون فيه من أمور قام</w:t>
+        <w:br/>
+        <w:t>بها محرره في حدود مهمتهء أو حدثت من ذوي الشأن في حضوره؛ ما لم يثبت تزويره بالطرق المقررة نظاماً .</w:t>
+        <w:br/>
+        <w:t>ويكون مضمون ما ذكره أي من ذوي الشأن في المحرّر الرسمي حجة عليه ؛ ما لم يثبت غير ذلك) ومن ثم فإنه</w:t>
+        <w:br/>
+        <w:t>يضى حجة على الكافة ولا. يجوز تجاهله وإغفاله على النحو الذي سلكته الدائرة وتكون الدائرة بذلك قد</w:t>
+        <w:br/>
+        <w:t>خالفت ما استقر عليه قضاء الاستئناف الذي أرمى مبدأ (وحيث إن هذا المستند هو مستند رسمي وهو حجة.</w:t>
+        <w:br/>
+        <w:t>ىلع ةجح يمسرلا ررحملا" :اهصنو تابثإلا ماظن نم نوربشعلاو ةسداسلا ةداملا نم ىلوألا ةرقفلا ىلع ءانب</w:t>
+        <w:br/>
+        <w:t>الكافة بما دون فيه من أمور قام بها محرره في حدود مهمّته. أو حدثت من ذوي الشأن في حضوره؛ ما لم يثبت</w:t>
+        <w:br/>
+        <w:t>تزويره بالطرق المقررة نظاماً". وحيث لم يدع المدعى عليه تزويرة:.الأمر الذي لا.تجد معه الدائرة مناصاً من</w:t>
+        <w:br/>
+        <w:t>ماعل ‏4417٠١9554.‎ مقر ةيضقلاب ةرشع ةيداحلا ةرئادلا نم رداصلا مكحلا) (ةجرد لوأ ةمكحم مكح دييأت</w:t>
+        <w:br/>
+        <w:t>امل ةفاضإ3- ( ‏ه545١ ماعل ...5517 مقر ةيضقلاب ةيناثلا فانئتسالا ةرئاد نم قدصملا -ه 5</w:t>
+        <w:br/>
+        <w:t>تقدم فإن من المقرر قضاءً أنه يشترط لتمام البيع للحصص بين الشركاء وصحته توافر أركانه من (الإيجاب</w:t>
+        <w:br/>
+        <w:t>والقبول) من أطراف العقد وهو ما استقر عليه قضاء المملكة (أن العقد الذي استند عليه وكيل المدعي والمؤرخ</w:t>
+        <w:br/>
+        <w:t>في 7/7017/"مء تبين أن الموقع عليه شخص واحد لتطابق التوقيعء وإنكار المدعى عليهم التوقيع عليه. وحيث</w:t>
+        <w:br/>
+        <w:t>نصّت المادة (ثامناً) من عقد التأسيس على أن الحصص قابلة للانتقال بين الشركاء وكذلك لورثتهم, ولكن من</w:t>
+        <w:br/>
+        <w:t>المقرر شرعاً أن ذلك لا. ينفذ إلا بعد تحقق الإيجاب والقبول من أطراف العقد وهو ما لم يتحقق في ماثل</w:t>
+        <w:br/>
+        <w:t>الدعوىء بعد إنكار المدعى علهم ذلكء. مما تنتبي معه الدائرة إلى رفض الدعوى) (الحكم الصادر من الدائرة</w:t>
+        <w:br/>
+        <w:t>‏٠59‎ مقر ةيضقلاب ىلوألا ةيراجتلا ةرئادلا.نم قدصملا ‏ءه١.44١ ماعل 0.79 مقر ةيضقلاب ةيناثلا ةيراجتلا</w:t>
+        <w:br/>
+        <w:t>‏لعام ١55١ه).ء‏ ولما كان الثابت من وقائع الدعوى أن طرفي البيع قد وافقا وارتضيا على البيع وتوافر الإيجاب</w:t>
+        <w:br/>
+        <w:t>والقبول بشأنه. وحيث لم يبدى المدعى عليه أي اعتراض على البيع وكذلك لم يثار أي نزاع بين مورث المتداعين</w:t>
+        <w:br/>
+        <w:t>والمستأنف بشأن عدم استلام قيمة تلك الحصص الامر الذي يثبت معه صحة البيع وسريان آثاره النظامية</w:t>
+        <w:br/>
+        <w:t>لطابلاب سانلا لاومأ لكأ ليبق نم دعي هعفد ةداعإ نوكل غلبملا تاذب ةبلاطملا زاوج مدعو هيلع ةبترتملا</w:t>
       </w:r>
     </w:p>
     <w:p>
@@ -299,7 +841,9 @@
           <w:b w:val="0"/>
           <w:i w:val="0"/>
         </w:rPr>
-        <w:t>أسامه بن احمد بن عباس زيني</w:t>
+        <w:t>[صفحة 9]</w:t>
+        <w:br/>
+        <w:t>لا سيم</w:t>
       </w:r>
     </w:p>
     <w:p>
@@ -312,7 +856,73 @@
           <w:b w:val="0"/>
           <w:i w:val="0"/>
         </w:rPr>
-        <w:t>أسامه بن احمد بن عباس زيني</w:t>
+        <w:t>| لس يلت سد ‎١‏ 0</w:t>
+        <w:br/>
+        <w:t>ينيز دمحا ةكرش ةيفصت ةرئادلا لافغإ :ًارشاع .(لظابلاب مكنيب مكلاومأ اولكأتالو) ىلاعت هلوقل ةفلاخملاب</w:t>
+        <w:br/>
+        <w:t>التجارية وعدم جواز المطالبة بالحصص المتعلقة بها تجاهل حكم محكمة أول درجة . أن شركة أحمد زيني</w:t>
+        <w:br/>
+        <w:t>التجارية قد تم تصفيتها حسب النظام وتم شطب السجل التجاري لها منذ 1437هء وكان يجب علبها رد</w:t>
+        <w:br/>
+        <w:t>الدعوى وعدم قبول اقامة الدعوى على شركة منهية ولاوجود لها حسب النظامء. حيث أنه بعد تخازج كل من</w:t>
+        <w:br/>
+        <w:t>الشيخ أحمد زيني رحمه اللّه في لعام 1431 هء مورث المستأنف والمستأنف ضده. وكذا تخارج المستأنف ضده</w:t>
+        <w:br/>
+        <w:t>في العام 1434ه من نفس الشركة . شركة احمد زيني التجارية (الشركة محل الدعوى) فقد قام الشركاء</w:t>
+        <w:br/>
+        <w:t>الجدد بشركة أحمد زيني التجازية بتصفية شركة أحمد زيني التجارية . وكذا شطب السجل التجاري بتاريخ</w:t>
+        <w:br/>
+        <w:t>7 ه وإامرفق رقم 7 ورقم 8).الحادي عشر: تجاهل الدائرة للدفع الجوهري المبدئ من المستأنف</w:t>
+        <w:br/>
+        <w:t>ىوعدلا يف يأرلا هجو يف يرهوجلا هريثأت مغر كلذ تابثإل ةليفكلا تاءارجإلا ذاختا مدعو صصحلا غلبم عفدب</w:t>
+        <w:br/>
+        <w:t>ومخالفة الحكم للشريعة لكونه سيترتب عليه دفع المبلغ مرتين مما يعد من قبل اكل أموال الناس بالباطل</w:t>
+        <w:br/>
+        <w:t>فمن حيث أن الثابت من الحكم محل الاعتراض (بداية الصنفحة3) أن المدعى عليه أصالة أجاب على</w:t>
+        <w:br/>
+        <w:t>استيضاح الدائرة بجلسة 9/11/1443ه عن واقعة قيامه بشراء حصة والده لنفسه في شركة أحمد زيني</w:t>
+        <w:br/>
+        <w:t>التجارية بمبلغ (450.000ريال) فقط في حين أن قيمتها وفقاً لدعوى المدعي أكثر من ذلك فأجاب المداعى عليه (</w:t>
+        <w:br/>
+        <w:t>أنه اتفق مع والده حال حياته على أن يشتري منه جميع حصصه في جميع الشركات التي كان لوالده حخصص</w:t>
+        <w:br/>
+        <w:t>فها في المملكة . وذلك.مقنابل مبلغ (120.000.000ريال) مائة وعشرون مليون ريال تم سدادها من خلال سداد</w:t>
+        <w:br/>
+        <w:t>تفوتسا دقو نويدلا كلت نم نيد لكب ةصاخلا ةيكنبلا هتاباسح يف غلابملا عاَدَيِإ لالخ نم كونبلل هدلاو نويد</w:t>
+        <w:br/>
+        <w:t>رداصلا ةماعلا ةمكحملا ةيضق يف تاونس لبق ةمكحملل تمدقو . غلاّبملا كلت عاديإ درجمب اهقوقح كونبلا</w:t>
+        <w:br/>
+        <w:t>بشأنه من قبل القاضي الزايدي. وحيث ان البيّن من هذا الدفع انه دفعاً جوهرياً ومنتج في تلك الدعوى حيث</w:t>
+        <w:br/>
+        <w:t>من شانه التأثير في وجه الرأي في الدعوى إلا أن الدائرة أغفلته وكان الأولى بالدائرة اتخاذ الإجراءات التي من</w:t>
+        <w:br/>
+        <w:t>شأنها إثبات هذا الدفع من عدمه وعلى سبيل المثال لا الحضر: 1- مخاطبة مؤسسة النقد السعودي</w:t>
+        <w:br/>
+        <w:t>كلت نم نيد لكب ةصاخلا ةيكنبلا هتاباسح يف غلابملا عاديإو غلبملا دادسب فنأتسملا ماق اذا امع مالعتسالل</w:t>
+        <w:br/>
+        <w:t>ةمكحملا ةبطاخم 2- . همدع نم هدلاو نع ةعوفدملا فنأتسملا نم اهقوقحل نويدلا ءافيتسا ىدمو نويدلا</w:t>
+        <w:br/>
+        <w:t>العامة بمحافظة,جدة في الدائرة ناظرة الدعوى رقم (33286392) وتاريخ 8/6/1433ه لطلب المستندات</w:t>
+        <w:br/>
+        <w:t>المحاسبية المقدمة في تلك الدعوى لكونها في حوزة الدائرة. إلا ان الدائرة أغفلت تلك الإجراءات وترتب على ذلك</w:t>
+        <w:br/>
+        <w:t>مكحلا اذه ناك املو . ىرخأ ةرم غلابملا كلت عفدب فنأتسملا مازلإب -ضارتعالا لحم - مكحلا رودص لافغإلا</w:t>
+        <w:br/>
+        <w:t>ًايرح هلعجيو ةيمالسإلا ةعيرشلا ةفلاخمو روصقلاب مكحلا بيعي امم لطابلاب سانلا لاومأ لكأ ليبق نم دعي</w:t>
+        <w:br/>
+        <w:t>بالإلغاء. الطلبات: لذلك كله ولما سبق تقديمه ولما تراه الدائرة الموقرة من أسباب نطلب من فضيلتكم قبول</w:t>
+        <w:br/>
+        <w:t>الاستئناف شكلاً وفي الموضوع نقض الحكم الصادر والحكم مجدداً برد دعوى المدعي) وأكد وكيل المدعى عليه</w:t>
+        <w:br/>
+        <w:t>على ما ورد بلائحة الاعتراضء كما اطلعت الدائرة على لائحة الاعتراض المقدمة من وكيل المدعي وحاصلها:</w:t>
+        <w:br/>
+        <w:t>(نؤكد أن اعتراضنا منصب فقط على صيغة منطوق الحكم فالدائرة لم تفصل المنطوق على النحو الصحيح</w:t>
+        <w:br/>
+        <w:t>حيث إن الدائرة حكمت بإلزام المدعى عليه بسداد مبلغ (331,882,138 ريال) ثلاثمئة وواحد و ثلاثون مليوناً</w:t>
+        <w:br/>
+        <w:t>و ثمانئمئة واثننان و ثمانون ألفاً و مئة و ثمانية و ثلا.ثون ريالاك ولم توضح الدائرة مصدرة الحكم المببالغ</w:t>
+        <w:br/>
+        <w:t>المستحقة للمدعين على وجه.التحديد رغم تعددهم و إنما اكتفت بذكر المبلغ الإجمالي و لا. يخفى على شريف</w:t>
       </w:r>
     </w:p>
     <w:p>
@@ -325,7 +935,9 @@
           <w:b w:val="0"/>
           <w:i w:val="0"/>
         </w:rPr>
-        <w:t>أسامه بن احمد بن عباس زيني</w:t>
+        <w:t>[صفحة 10]</w:t>
+        <w:br/>
+        <w:t>د ل 0</w:t>
       </w:r>
     </w:p>
     <w:p>
@@ -338,7 +950,9 @@
           <w:b w:val="0"/>
           <w:i w:val="0"/>
         </w:rPr>
-        <w:t>أسامه بن احمد بن عباس زيني</w:t>
+        <w:t>المحكمة التجارية بجدة ‎١‏ رقم الصفحة 2 ‎٠١‏</w:t>
+        <w:br/>
+        <w:t>‏دائرة الاستئناف الثانية رقم القضية: ‏ 57415117 رقمالجلسة: ‎١‏ 1</w:t>
       </w:r>
     </w:p>
     <w:p>
@@ -351,7 +965,71 @@
           <w:b w:val="0"/>
           <w:i w:val="0"/>
         </w:rPr>
-        <w:t>نيز سابع نب دمحا نب هماسأ</w:t>
+        <w:t>علم فضيلتكم أن الأحكام يتوجب نظاماءأن تكون مفضلة حتى يمكن تنفيذها علماً أنه تم إفادة الدائرة بأن</w:t>
+        <w:br/>
+        <w:t>هناك وصية ثابتة بموجب حكم قضائي (229014721194320022) (مرفق صورة الصك) كما أن المدعى</w:t>
+        <w:br/>
+        <w:t>عليه هو أحد الورثة بموجب حصر الورثة رقم (38391575) و تاريخ 12/05/1438ه. و عليه فإن بيان</w:t>
+        <w:br/>
+        <w:t>المستحقين حسب أنصبتهم الشرعية وبعد أخذ الوصية بعين الاعتبار ما يلي :- 1- عدنان احمد عباس زيني»</w:t>
+        <w:br/>
+        <w:t>هوية رقم (1017092733) و هو يستحق مبلغ وقدره (96.779.270ريال) ستة و تسعون مليوناً و مبغمئة</w:t>
+        <w:br/>
+        <w:t>وتسعة و سبعون ألفاًو مئتان و سبعون ريالاً 2-عاتقة محمد يحيى محمد علي الحرازي. هوية رقم</w:t>
+        <w:br/>
+        <w:t>(1007056847) وهي تستحق مبلغ وقدره (27.651.219 ريال) سبعة وعشرون مليوناً وستمائة وواحد و</w:t>
+        <w:br/>
+        <w:t>هردقو غلبم ةقحتسملاو نيعادتملا ثروم اهب ىصوأ يتلاو ةيصولا 3- لاير رشع ةعست و ناتئمو ًافلأ نوسمخا</w:t>
+        <w:br/>
+        <w:t>(110.672.379 ريال) مئة و عشرة مليون وستمئة واثنان وسبعون ألفاً وثلاثمئة و تسعة و سبعون ربالا</w:t>
+        <w:br/>
+        <w:t>مدعو ًابوجو حيحصلا وحنلا ىلع مكحلا ليصفت مادع ةرقوملا ةرئادلا ماقمل نيبت ثيحو ةليضفلا باحصأ</w:t>
+        <w:br/>
+        <w:t>تفصيل مستحقات المدعين فإنني اطلب من مقام الدائرة الموقرة: أولاً: قبول الاستئناف شكلاً لتقديمه في المدة</w:t>
+        <w:br/>
+        <w:t>النظامية. ثانياً: الحكم بالزام المدعى عليه أن يدفع للمدعي عدنان أحمد عباس زينيء هوية رقم</w:t>
+        <w:br/>
+        <w:t>(1017092733) مبلغ إجمالي قدره (96.779.270ريال) ستة و تسعون مليوناً و سبعمئة وتسعة و سبعون</w:t>
+        <w:br/>
+        <w:t>ألفاًو مئتتان.و سبعون ربالا وأن يدفع للمدعية عاتقة محمد يحيى محمد علي الحرازي. هويتة رقم</w:t>
+        <w:br/>
+        <w:t>(1007056847) مبلغ و قدره (27.651.219 ريال) سبعة و عشرون مليوناً وستمائة و واحد و خمسون ألفاً</w:t>
+        <w:br/>
+        <w:t>هردق و غلبم ةيصولا يقحتسمل عفدي نا هيلع ىعدملا مازلاب مكحلاو تلاير رشع ةعست و ناتئمو</w:t>
+        <w:br/>
+        <w:t>(110.672.379 ريال) مئة و عشرة مليون وستمئة و اثنان و سبعون ألفاً وثلاثئمئة وتسعة و سبعون ربالا).</w:t>
+        <w:br/>
+        <w:t>وأكد وكيل المدعي على ما ورد بلائحة الاعتراض: كما اطلعت الدائرة على المذكرة المودعة في النظام بتاريخ 11-</w:t>
+        <w:br/>
+        <w:t>1445-2ه. المقدمة من وكيل المدعي. ونصها: (جواباً عَلى الاستئناف المقدم من المدعى عليه أسامة زينيء أود</w:t>
+        <w:br/>
+        <w:t>أن أبيّن لأصحاب الفضيلة أن جميع الطعون التي أثارها المدعى'غليه لا.ترقي أن تغير نتيجة الحكم المعترض</w:t>
+        <w:br/>
+        <w:t>عليه. وسبق أن تمت الإجابة علها في حينه وفي اسباب الحكم المعترض عليه ما يكفي للإجابة علها ومن باب</w:t>
+        <w:br/>
+        <w:t>زيادة الإيضاح أقول: أولاً: أن دفع المدعى عليه بعدم جواز النظر لسبق الفصل فها لا يصح ولا محل له. وذلك</w:t>
+        <w:br/>
+        <w:t>ةكولقملا ةصحلا ىلع عقو امنإ روكذملا حلصلاو .ينيز دمحأ يلكوم ثروم كلم يه ىوعدلا لحم"ةصحلا نأل</w:t>
+        <w:br/>
+        <w:t>لموكلي في الشركة آنذاك. ولم. يكن المورث طرفاً في تلك الدعوىء واستناداً إلى المادة 87 من نظام الإثبات, والتي</w:t>
+        <w:br/>
+        <w:t>هتاذ قحلاب قلعتو مهتافص ريغتت نأ نود موصخلا نيب ماق عازن يف.الإ ةيجحلا ماكحألا كلتل نوكت .الو) :تصن</w:t>
+        <w:br/>
+        <w:t>محلاًوسبباً). وبالنظر في هذه المادة يتضح أن الصلح وقع على الحصة المملوكة للموكل وليس على حصص</w:t>
+        <w:br/>
+        <w:t>المورث أحمد زبني . محل هذه الدعوى والذي كان في ذلك الوقت حياً يرزق» ولم يُختصم في الدعوى. وليس</w:t>
+        <w:br/>
+        <w:t>للموكل الحق في الصلح عنه أو تمثيلهء وبالتالي فإن دفع المدعى عليه بعدم جواز النظر لا وجه له. ثانياً: إن مما</w:t>
+        <w:br/>
+        <w:t>يدل على أن البيع المزعوم الذي يستند عليه المدعي كان بدون ثمن.هو تناقض المدعى عليه في قيمة الحصص</w:t>
+        <w:br/>
+        <w:t>محل هذه الدعوى فتارة يزعم بأن الثمن هو .5 ألف ريال وتارة يزعم بأن الثمن هو ‎١١١‏ مليون ريال فهذا</w:t>
+        <w:br/>
+        <w:t>التناقض الصارخ يوجب اطراح هذا الزعم وعدم اعتبارهء وهذا ما أشارت له الدائرة مصدرة الحكم في تسبيها</w:t>
+        <w:br/>
+        <w:t>وما خلصت له من نتيجة صحيحة في حكمها بإلزامه بقيمة الحصص العادلة . أصحاب الفضيلة ويما أن</w:t>
+        <w:br/>
+        <w:t>يذلاو هل ةمكحملا فيلكت دعب ةلازغ وبأ ىلالط بساحملا لبق نم اهمييقت مت.عازنلا لحم ةكرشلا صصح</w:t>
       </w:r>
     </w:p>
     <w:p>
@@ -364,1686 +1042,61 @@
           <w:b w:val="0"/>
           <w:i w:val="0"/>
         </w:rPr>
-        <w:t>نيز سابع نب دمحا نب هماسأ</w:t>
-      </w:r>
-    </w:p>
-    <w:p>
-      <w:pPr>
-        <w:jc w:val="right"/>
-        <w:bidi/>
-      </w:pPr>
-      <w:r>
-        <w:rPr>
-          <w:b w:val="0"/>
-          <w:i w:val="0"/>
-        </w:rPr>
-        <w:t>دم ھيلع .رخا ،) اـنركذ نا صـص ا ا بـس 90 % نـم سار لاملا ، اـمك مـكغلبن نأ ماـظنلا حمـس ال اـنل ةـفاضإب دـم وا خ راتو 10 2/ 1438/ ـ قي صاصتخاب ءاضقلا يراجتلا رظنل هذ ىوعدلا ( قفرم كص مكح صاصتخ ) اـ لع نـم ةكرـش دـمحا ز .ةـ راجتلا اـملع ھـنأ ردـص مـكح نـم ةـمكحملا ةـماعلا ةدـجب كـصب مـقر 3855849 نـم لـبق كوـم اـمم انرطـضا إ ءاـجتل إ مكتليـضف مازلـإل دملا ھـيلع دادـس ةـميق صـص ا ـلا وتـسا ام و نا دملا ھيلع دـق عنتمأ دـنع دادـس ةميق صـص ا راشملا ا لإ هالعأ مدعلو ھتباجتـسا تابلاطملل ةيدولا ھـيلع ام دـلاوو بجوـمب كـص رـصح ةـثرو مـقر 38391575 خـ راتو 12 5/ 1438/ ( ـ قفرم كـص رـصح ةـثرولا ) 21 4/ 1438/ ـ وـت ثروـم كوـم روـفغملا ھـل نذإـب هللا / دـمحأ ساـبع ز ، رـصحناو ھـثرإ دملا دملاو ـلا تـ رجأ اـ ةـيلمع عيبـلا تـالا و ةـلطاب ءاـنب ع نادـقف ثروملا ھـمحري هللا ةـيل ألل ءاـنثا ة ـف .عيبـلا خ راـت و نـم بـخ فـل م نـم لـبق رئاودـلا ةـ راجتلا ناويدـب ملاـظملا .ھنيح ( قـفرم ر رقتلا ساـحملا ) اـملع نأ تـالا ولا ةئامعـس و دـحاوو نوثـالثو لاـ ر و ةبـس ب ( 90 )% نـم سار لاـم ةكرـشلا كـلذو ءاـنب ع ر رقت ساـحم رداـص صـص ا اـغلبم ةردـقو ( 368.757.931 ) ةـئامثالث ةـينامثو نوتـسو نوـيلم ةئامعبـسو ةعبـسو نوـسمخو فلا ةـيكلم كـلت صـص ا و ةبـس ب ( 90 )% نـم كـالمأ ثروـم كوـم إ كـالمأ دملا ھـيلع ، دـقو تـغلب ةـميق كلت ھـمحري هللا ndash ; ھـسفنل ثـيح عـقو نع ع اـبلا نعو ي ـشملا ةـميقب عـيب ( 450.000 ) لاـ ر طقف كلذـ و تلقتنا دـمحا ز ةـ راجتلا ( تاذ ةيلوئـسم ةدودـحم ) ل ـ يراـجت مـقر 4030196102 نـم ثروـم كوـم ndash; تـالا ولا ةـحونمملا ھل نم ثروـم كوم ndash ; ھـمحري هللا ndash ; ماـقو عيقوتلاب ھنع عيب ھصـصح ةكرـش ( قـفرم كـص مـك ا ) و ة ـف كـشلا ةـب رلاو ءاـنثو رظن ىوـعد وـلا راـشملا اـ لإ هـالعا لغتـسا دملا ھيلع كـصلاب مـقر 43281449 خـ راتو 26 7/ 1434/ ـ ـ قي وـتب اـميق ع ثروملا ھنادـقفل ةـيل كارد و زجوـن إ مكتليـضف اـناوعد ليـصفتلاب ي : خـ راتب 26 7/ 1434/ ـ ردـص مـكح نـم ةـمكحملا ةـماعلا ةدـجب</w:t>
-      </w:r>
-    </w:p>
-    <w:p>
-      <w:pPr>
-        <w:jc w:val="right"/>
-        <w:bidi/>
-      </w:pPr>
-      <w:r>
-        <w:rPr>
-          <w:b w:val="0"/>
-          <w:i w:val="0"/>
-        </w:rPr>
-        <w:t>ةعفارملا</w:t>
-      </w:r>
-    </w:p>
-    <w:p>
-      <w:pPr>
-        <w:jc w:val="right"/>
-        <w:bidi/>
-      </w:pPr>
-      <w:r>
-        <w:rPr>
-          <w:b w:val="0"/>
-          <w:i w:val="0"/>
-        </w:rPr>
-        <w:t>اـمب ال روصتي ھقح ررغ وأ مدـع ملع ةـفاضإلاب إ صن أدـبملا ي اضقلا مقر ( 4 ( ) ة علا عقاولاـب و تاذ رم ال اـمك نأ مـك ا رـشلا ىرج ع نأ " بحاـص ةـفر ا " ـال نـ غ و وـ اـم رقتـسا ھـيلع لـمع ءاـضق ةـكلمملا اـضيأ ز ةـ راجتلا كومل ةـماسأ دـمحأ ساـبع ز دـيفنو مكتليـضف نأ ثروملا ھمحر هللا دـق نا لجر لامعأ ( رجات ) نـعطلا دوـجوب نـ غلا مدـقت دملا هاوعدـب دـ و نأـب ثروملا دـق نـ غ جراـختلا عي ـب ھصـصح ةكرـش دمحأ قيقحتو ةلادعلا ةدوش ملا امم ادح فنأتـسملاب نعطلل ھيلع لي س فان تس بابـسألل ةيت : الوأ : مدع زاوج ھـيلع هرودـص نـم ةـمكحم غ ةـصتخم رظنب ىوعدـلا ةـفلاخمو ماـظنلا ، رم يذـلا ىأـني مك اـب نـع ةقباـطم ھمالتـسا خـ راتب 1/1/1445 ، ـ نـمو مـث نـ عتيف ھلوـبق الكـش . اـيناث : نـم ثـيح عوـضوملا : امل ناـ مـك ا دـق نار ( ـسأ ـب ـبا ضا ـع ـالوأ : عفدـلا لوـبقب فاـن تس الكـش ھميدـقتل لـالخ ةدملا ةـيماظنلا : ثـيح نأ مـك ا مت ةيـضقلا عو ةـحئال ضا ـع ةـمدقملا نـم لـيكو دملا ھـيلع ( ةـماسأ دـمحأ ساـبع ز ) نمـضتملاو ا ـصن : و هذـ ةـسل ا ةدـقعنملا ـع لاـصت ي رملا نـع دـع غـلبملاو اـ اـ فارطأ اـينو كلإ ، تعلطاو ةرئادـلا ع فلم</w:t>
-      </w:r>
-    </w:p>
-    <w:p>
-      <w:pPr>
-        <w:jc w:val="right"/>
-        <w:bidi/>
-      </w:pPr>
-      <w:r>
-        <w:rPr>
-          <w:b w:val="0"/>
-          <w:i w:val="0"/>
-        </w:rPr>
-        <w:t>ضبط</w:t>
-      </w:r>
-    </w:p>
-    <w:p>
-      <w:pPr>
-        <w:jc w:val="right"/>
-        <w:bidi/>
-      </w:pPr>
-      <w:r>
-        <w:rPr>
-          <w:b w:val="0"/>
-          <w:i w:val="0"/>
-        </w:rPr>
-        <w:t>مقر ةيضقلا : ۷۱۷٤۲۸۲٤ مقر ةسل ا : ۱ مقر حفصلا ـة : ۲ ةرئاد فان تس ةيناثلا ةمكحملا ة راجتلا ةدجب</w:t>
-      </w:r>
-    </w:p>
-    <w:p>
-      <w:pPr>
-        <w:jc w:val="right"/>
-        <w:bidi/>
-      </w:pPr>
-      <w:r>
-        <w:rPr>
-          <w:b w:val="0"/>
-          <w:i w:val="0"/>
-        </w:rPr>
-        <w:t>أسامه بن احمد بن عباس زيني</w:t>
-      </w:r>
-    </w:p>
-    <w:p>
-      <w:pPr>
-        <w:jc w:val="right"/>
-        <w:bidi/>
-      </w:pPr>
-      <w:r>
-        <w:rPr>
-          <w:b w:val="0"/>
-          <w:i w:val="0"/>
-        </w:rPr>
-        <w:t>أسامه بن احمد بن عباس زيني</w:t>
-      </w:r>
-    </w:p>
-    <w:p>
-      <w:pPr>
-        <w:jc w:val="right"/>
-        <w:bidi/>
-      </w:pPr>
-      <w:r>
-        <w:rPr>
-          <w:b w:val="0"/>
-          <w:i w:val="0"/>
-        </w:rPr>
-        <w:t>أسامه بن احمد بن عباس زيني</w:t>
-      </w:r>
-    </w:p>
-    <w:p>
-      <w:pPr>
-        <w:jc w:val="right"/>
-        <w:bidi/>
-      </w:pPr>
-      <w:r>
-        <w:rPr>
-          <w:b w:val="0"/>
-          <w:i w:val="0"/>
-        </w:rPr>
-        <w:t>أسامه بن احمد بن عباس زيني</w:t>
-      </w:r>
-    </w:p>
-    <w:p>
-      <w:pPr>
-        <w:jc w:val="right"/>
-        <w:bidi/>
-      </w:pPr>
-      <w:r>
-        <w:rPr>
-          <w:b w:val="0"/>
-          <w:i w:val="0"/>
-        </w:rPr>
-        <w:t>أسامه بن احمد بن عباس زيني</w:t>
-      </w:r>
-    </w:p>
-    <w:p>
-      <w:pPr>
-        <w:jc w:val="right"/>
-        <w:bidi/>
-      </w:pPr>
-      <w:r>
-        <w:rPr>
-          <w:b w:val="0"/>
-          <w:i w:val="0"/>
-        </w:rPr>
-        <w:t>أسامه بن احمد بن عباس زيني</w:t>
-      </w:r>
-    </w:p>
-    <w:p>
-      <w:pPr>
-        <w:jc w:val="right"/>
-        <w:bidi/>
-      </w:pPr>
-      <w:r>
-        <w:rPr>
-          <w:b w:val="0"/>
-          <w:i w:val="0"/>
-        </w:rPr>
-        <w:t>أسامه بن احمد بن عباس زيني</w:t>
-      </w:r>
-    </w:p>
-    <w:p>
-      <w:pPr>
-        <w:jc w:val="right"/>
-        <w:bidi/>
-      </w:pPr>
-      <w:r>
-        <w:rPr>
-          <w:b w:val="0"/>
-          <w:i w:val="0"/>
-        </w:rPr>
-        <w:t>أسامه بن احمد بن عباس زيني</w:t>
-      </w:r>
-    </w:p>
-    <w:p>
-      <w:pPr>
-        <w:jc w:val="right"/>
-        <w:bidi/>
-      </w:pPr>
-      <w:r>
-        <w:rPr>
-          <w:b w:val="0"/>
-          <w:i w:val="0"/>
-        </w:rPr>
-        <w:t>نيز سابع نب دمحا نب هماسأ</w:t>
-      </w:r>
-    </w:p>
-    <w:p>
-      <w:pPr>
-        <w:jc w:val="right"/>
-        <w:bidi/>
-      </w:pPr>
-      <w:r>
-        <w:rPr>
-          <w:b w:val="0"/>
-          <w:i w:val="0"/>
-        </w:rPr>
-        <w:t>نيز سابع نب دمحا نب هماسأ</w:t>
-      </w:r>
-    </w:p>
-    <w:p>
-      <w:pPr>
-        <w:jc w:val="right"/>
-        <w:bidi/>
-      </w:pPr>
-      <w:r>
-        <w:rPr>
-          <w:b w:val="0"/>
-          <w:i w:val="0"/>
-        </w:rPr>
-        <w:t>صـص ا لـحم دـقعلا مغر نأ كوم دـق ماـق ما لـالاب بت ملا ھيلع نم دادـس ةـميق صـص ا لزاـنتملا اـ ع ملو ثروـم دملا كومو مدـقملاو نم لـبق كوم لـب ھنأ سـسأ ھمكح ھيلع ملو بلطي نم كوم تاـبثا دادـس ةميق نـ عدملا و دملا مـ لع ) عـالطالا و ع طوبـض تاـسل ا ن بـ ي نأ ةرئادـلا ةرقوملا مـل شقاـنت دـقعلا م ملا ن ب لاـثمو ع كـلذ ھـصن ( ركذ ھبابـسأ ھـنأ ـال دـجوي ھـميق ةـيقيقح اـساسأ ناـ دـق مـت اـ أش قاـفتا نـ ب ثروـم تاـعانق و ع ھـملع ـ لا نود يأ دن ـسم يماـظن اـمك ھـنأ دـق رـسف ضعبل ع اـقولا ا ـسفت غ حي ـ بابـسأ مـك ا ض ـعملا ھـيلع دـجنف نأ بحاـص ةليـضفلا دـق ب ھـمكح ع تاـضا فا و ـسفت ع اـقولل عو لزانتلا عي ب ھصـصح كومل ءان و ع م اعدا مت درلا م لع قافرإو دقعلا م ملا لحم .ىوعدلا 2 - عالطالاب ع نم ثروملا دقو ماق لزانتلاب نع صـصح ثروملا لغتـسم ةلا ولا دع و درلا ھيلع قرطت ا نأ ثروملا دق ن غ ز ةـ راجتلا دـيفن مكتليـضف نأ دملا ةـيادب هاوـعد ا ـسسأ ع نأ كوـم دـق فرـصت ةـلا ولاب ةـحونمملا ھل ةرئادـلا ةرقوملا ا مكح نم رخأتلا ميدقت دقعلا م ملا ن ب ثروملا كومو ع عيب صـص ا ةكرـش دمحأ كلذـب ع مدـع ةـيلوقعم دـقعلا أـطوت مدـعل ذـخ ھـب و .ھـحارطإ اـثلاث : روـصقلا ب بـس لا 1 - نأـش اـم ھتركذ ةكرـشلا لـحم ىوعدـلا تاونـس لاوط )و للع ھحرط مدـع زاوج ذـخ هذـ ع اقولا رـصانع دـقعلا و لدتـسا ھتاـب بس نأ دـقع عيبـلا خرؤملا 20/09/1431 ( ـ دـق لواـنت ع اـقو ةـينوناق و خـ راوت ةـقباس اـساسأ ع س ـسأت ةكرـشلا تضقنا و و ام دكؤي ضقانتلا مك ا اضيأ و كلذك داسف لالدتـس دق ق مك ا ن ح دافأ ةكرـشلا قـح ثروملا جراـختلاب 20/09/1431 ـ دـكؤ و نم كـلذ اـضيأ نأ كـصلا ھتاذ بابـس صن ع نأ اـمامت و ـ م ع ا ـسرامم اـ طاش ل ـكأ نـم ةنـس مـت اـ ميقت خـ راتب 25/07/1432: ،ـ اـمن ب خـ رات ءاـضقنا مـلع مكتليـضف لوـخد ةكرـش ةك رـش ةكرـش ع بـلغ ا معدـي و عـفري اـ ميق اـيقوس دـع نأ ت غ ةكرـشلا ةدودـحملا م اسمك امب ا ل نم ( ا ادوجوم ...و إ )و يذلا ىدأ امتح إ عفر ةميقلا ل ـش ام ذ و ال ىفخي ع رظن ھنـأل لـفغأ ةدـع رومأ اـ م أ : الوأ : ھنأ ةدوسم مييقت ، ايناث : ھنأ مل تفتلي لوخدـل ك رـش دـيدج ةكرـش و زوأ ءامن بك رثؤم كلت ةميقلا لالخ ةنـس ةدحاو )و ع نأ ( مييقتلا و برق انمز ) و و لالدتسا دساف لحم مكتليـضف داـسفب لالدتـس اـضيأ دان ـسا ةرئادـلا ةرقوملا ا ابـسأ اـم ھـصن ( ھـنأ نـم غ روـصتملا لوـصح ةدوـسم ر رقت اـمب لـعجي مـكح جراـختلا ا ـص س لو ءاـنب ع مـييقتلا .روـ ذملا 2 - اـمك بـجي نأ ـش ا فرصتلا قاولا تابلا ن ب ن فرطلا امن ب ر رقتلا و ف مل لمتكي دن سملاو دوجوملا مساب ر رقت و ةقيق ا موـص ا مـ اذ مـل اوذـخأي مييقتلاـب اـمنإ اوماـق ءاـ إب ىوعدـلا ةروـظنملا ةـمكحملا ةـ راد ا ـص ـصلاو و رمأ غ زئاـج اعرـش كـلذو ب ـس مدـع ةـينا مإ قـقحت نـ غلا رجاـتلا ، اـمك نأ ھـيف داـسف لالدتـس نـأل لالدتـسا مـك ا ع ةـيقحأ دملا اـميف بلاـطي ھـب نـم قرف ةـميقلا اس ـسأت ع مـييقت بتكم لـالط وـبأ ھلازغ وأ ماـظنلا اـفلاخم لوصـأل رظنلا درجمو لـيلع غ زئاـج دوـجول ليلدـلا نـم .ھـلبق اـيناث : داـسف لالدتـس -1 ھـيف اـيلاخ نـم ةـفا ضراوـعلا اـمب لـعجي اـم تـ ث مـك ا نـم ثحب ع اـقو ةـقرفتم س ل اـ ل يأ دنـس نم عرـشلا ةـبلاطملا - نـ غلا - غ زئاـج هرظن وأ بـيقعتلا ھـيلع نـأل جراـختملا رجاـت ، اـمك نأ فرـصتلا مـت تـقو ناـ ثروملا نـ ب ن رجاـت ، دـقو مـت زجنأو ذـفنو اـعقاو اـم يب نأو دملا س ل اـفرط ھـيف ـالو لـبقي نأ دـي يأ قـح نـأل ساـسأ ليلدـلا مدـقم ع ليلعتلا ، ةـلد و ةـتباثلا انيدل نم قارو عقاولاو ةدافإو مك ا ھتاذ نأ فرـصتلا و جراخت ھيعـسف دودرم ھيلع )و ر رقتلا ( 1073/1 ) نم تار رقت ةمكحم يمتلا ع نأ ( ليلدلا مدقم ع ليلعتلا ) نإف اـمب نـظ فـل ملا ( ) ـق ع 324 18/11/1393 ) اـمك صن أدـبملا رـشلا نأ ( نـم ـس ضقنل اـم مـت ع ھيدـي</w:t>
-      </w:r>
-    </w:p>
-    <w:p>
-      <w:pPr>
-        <w:jc w:val="right"/>
-        <w:bidi/>
-      </w:pPr>
-      <w:r>
-        <w:rPr>
-          <w:b w:val="0"/>
-          <w:i w:val="0"/>
-        </w:rPr>
-        <w:t>ضبط</w:t>
-      </w:r>
-    </w:p>
-    <w:p>
-      <w:pPr>
-        <w:jc w:val="right"/>
-        <w:bidi/>
-      </w:pPr>
-      <w:r>
-        <w:rPr>
-          <w:b w:val="0"/>
-          <w:i w:val="0"/>
-        </w:rPr>
-        <w:t>مقر ةيضقلا : ۷۱۷٤۲۸۲٤ مقر ةسل ا : ۱ مقر حفصلا ـة : ۳ ةرئاد فان تس ةيناثلا ةمكحملا ة راجتلا ةدجب</w:t>
-      </w:r>
-    </w:p>
-    <w:p>
-      <w:pPr>
-        <w:jc w:val="right"/>
-        <w:bidi/>
-      </w:pPr>
-      <w:r>
-        <w:rPr>
-          <w:b w:val="0"/>
-          <w:i w:val="0"/>
-        </w:rPr>
-        <w:t>أسامه بن احمد بن عباس زيني</w:t>
-      </w:r>
-    </w:p>
-    <w:p>
-      <w:pPr>
-        <w:jc w:val="right"/>
-        <w:bidi/>
-      </w:pPr>
-      <w:r>
-        <w:rPr>
-          <w:b w:val="0"/>
-          <w:i w:val="0"/>
-        </w:rPr>
-        <w:t>أسامه بن احمد بن عباس زيني</w:t>
-      </w:r>
-    </w:p>
-    <w:p>
-      <w:pPr>
-        <w:jc w:val="right"/>
-        <w:bidi/>
-      </w:pPr>
-      <w:r>
-        <w:rPr>
-          <w:b w:val="0"/>
-          <w:i w:val="0"/>
-        </w:rPr>
-        <w:t>أسامه بن احمد بن عباس زيني</w:t>
-      </w:r>
-    </w:p>
-    <w:p>
-      <w:pPr>
-        <w:jc w:val="right"/>
-        <w:bidi/>
-      </w:pPr>
-      <w:r>
-        <w:rPr>
-          <w:b w:val="0"/>
-          <w:i w:val="0"/>
-        </w:rPr>
-        <w:t>أسامه بن احمد بن عباس زيني</w:t>
-      </w:r>
-    </w:p>
-    <w:p>
-      <w:pPr>
-        <w:jc w:val="right"/>
-        <w:bidi/>
-      </w:pPr>
-      <w:r>
-        <w:rPr>
-          <w:b w:val="0"/>
-          <w:i w:val="0"/>
-        </w:rPr>
-        <w:t>أسامه بن احمد بن عباس زيني</w:t>
-      </w:r>
-    </w:p>
-    <w:p>
-      <w:pPr>
-        <w:jc w:val="right"/>
-        <w:bidi/>
-      </w:pPr>
-      <w:r>
-        <w:rPr>
-          <w:b w:val="0"/>
-          <w:i w:val="0"/>
-        </w:rPr>
-        <w:t>أسامه بن احمد بن عباس زيني</w:t>
-      </w:r>
-    </w:p>
-    <w:p>
-      <w:pPr>
-        <w:jc w:val="right"/>
-        <w:bidi/>
-      </w:pPr>
-      <w:r>
-        <w:rPr>
-          <w:b w:val="0"/>
-          <w:i w:val="0"/>
-        </w:rPr>
-        <w:t>أسامه بن احمد بن عباس زيني</w:t>
-      </w:r>
-    </w:p>
-    <w:p>
-      <w:pPr>
-        <w:jc w:val="right"/>
-        <w:bidi/>
-      </w:pPr>
-      <w:r>
-        <w:rPr>
-          <w:b w:val="0"/>
-          <w:i w:val="0"/>
-        </w:rPr>
-        <w:t>أسامه بن احمد بن عباس زيني</w:t>
-      </w:r>
-    </w:p>
-    <w:p>
-      <w:pPr>
-        <w:jc w:val="right"/>
-        <w:bidi/>
-      </w:pPr>
-      <w:r>
-        <w:rPr>
-          <w:b w:val="0"/>
-          <w:i w:val="0"/>
-        </w:rPr>
-        <w:t>نيز سابع نب دمحا نب هماسأ</w:t>
-      </w:r>
-    </w:p>
-    <w:p>
-      <w:pPr>
-        <w:jc w:val="right"/>
-        <w:bidi/>
-      </w:pPr>
-      <w:r>
-        <w:rPr>
-          <w:b w:val="0"/>
-          <w:i w:val="0"/>
-        </w:rPr>
-        <w:t>نيز سابع نب دمحا نب هماسأ</w:t>
-      </w:r>
-    </w:p>
-    <w:p>
-      <w:pPr>
-        <w:jc w:val="right"/>
-        <w:bidi/>
-      </w:pPr>
-      <w:r>
-        <w:rPr>
-          <w:b w:val="0"/>
-          <w:i w:val="0"/>
-        </w:rPr>
-        <w:t>ام رومو – يذـلاو نمـضت مالتـسا ثروم دملا ةـميقل صـص ا ةـعابملا دقو ت بثأ ةمكحملا دقع عيبلا – دارملا تاذـب ةـمكحملا ىدـلو ـ اقلا ـ اص نـب دـمحم يدـيازلا بـلطو اـم ف لاـطبإ عيبـلا يذـلا مـت نـ ب فنأتـسملا 4/3/1432 ـ ىدـل ـ اقلا دـمحم نب كرابم ـ يعدلا كلذـكو ىوعدلا مقر ( 33286392 ) خـ راتو 8/6/1433 ـ عوـ ضوم ىوعدـ لا ىدـ ل ةـ مكحملا ةـ ماعلا ةـ ظفاحمب ةدـ ج ةدـ يقملاو ةـمكحملاب مـ قرب ( 3218883 ) خ راـ تو ةـيئاضق ةـتاب ةبـس كم ةـي ء ـ لا ـ قملا ھـب ناـي و كـلذ اـميف ي :أ - فنأتـسملا هدـض قبـس نأو ماـقأ تاذ ذـنم ةـيادب ىوعدـلا عفدـب ير وـج هداـفم مدـع زاوـج رظن كـلت ىوعدـلا قبـسل لـصفلا اـ ف بجوـمب ماـ حأ بجوـمب دـقع ةـع ابملا م ملا خـ راتب 20/9/1431 ـ نـ ب فنأتـسملا ثروـمو دملا ، ثـيحو نأ فنأتـسملا دـق عفد هاوـعد ةـيغ ةـبلاطملا ةـميقب صـصح ھثروـم ةـعابملا ةكرـش دـمحأ ز ةـ راجتلا ـلاو اـ ا شا فنأتـسملا يأ ةـلحرم نوـ ت اـ ف ىوعدـلا مـكحتو ھـب ةـمكحملا نـم ءاـقلت ا ـسفن . ) 2 - اـم و نأ فنأتـسملا هدـض عـفر ماـقأو ا يالو وأ ب ـس عون ىوعدـلا وأ ا ميق اذـكو عفدلا مدع زاوج رظن ىوعدلا قبـسل لصفلا ا ف ، زوجي عفدلا ھب صنل ةداملا ( 76 ) نـم ماـظن تاـعفارملا ةيعرـشلا ـلا صنت ع نأ ( عفدـلا مدـع صاـصتخا ةـمكحملا ءاـفتنال ىوعدـلا قبـسل لـصفلا اـ ف زوـجي عفدـلا ھـب يأ ةـلحرم نوـ ت اـ لع ىوعدـلا اـ رابتعاب نـم ماـظنلا ماـعلا اقفو لصفلا ا ف ما حأب ةـتاب ةزئاح ةـي ء ـ لا ـ قملا ھب 1 - امل ناـ نم ررقملا اـماظن نأ عفدـلا مدـع زاوج رظن عم كسمتلا مدـع صاصتخا ةـمكحملا اعون رظنب ىوعدـلا - دـيكأتلا ع عفدـلا مدـع زاوج رظن ىوعدلا قبـسل ةـمكحملا نع رظن هذـ ىوعدـلا ، امم ن عتي ھعم مك ا مدـع صاصتخا ةمكحملا رظنب كلت .ىوعدلا اسماخ - : تاـصاصتخالل ةـطونملا اـ ةـمكحملا قـفو ةداملا ( 19 ) نـم ماـظن مكاـحملا ةـ راجتلا رـسحنتو ھـعم صاـصتخا كلت رودـت اـ احر لوـح عازن نأـش ةـكرت ، اـمم جرخت ھـعم كـلت ىوعدـلا نـع صاـصتخا ةـمكحملا ةـ راجتلا اقفو 90 % نـم صـصح ةـيكلم اـم روم ( دـمحأ ساـبع ز ) ةكرـش دـمحأ ز ةـ راجتلا ) اـمم هداـفم نأ كلت ىوعدـلا ىوـعد فنأتـسملا هدـض رودـت لوـح اـم هدروأ اـصن ةـحئال هاوـعد ( ھتبلاـطم فنأتـسملل ھب ـصنب نـم عـيب ةبـس لازنإـ و كـلت ةداملا ع ع اـقو ىوعدـلا ةـن ارلا نإـف ن بـلا نـم مـك ا لـحم ضا ـع ةـحئالو ىوعدـلا دـجن نأ يـأل ب ـس رخآ ، زوـجي عفدـلا ھـب يأ ةـلحرم نوـ ت اـ ف ىوعدـلا مـكحتو ھـب ةـمكحملا نـم ءاـقلت ا ـسفن . ) -2 ا يالو وأ ب ـس عون ىوعدـلا وأ ا ميق ، وأ عفدـلا مدـع لوبق ىوعدـلا مادـع ال ةفـصلا وأ ةـيل وأ ة ـصملا وأ اـقفو صنل ةداملا ( 76 ) نم ماظن تاعفارملا ةيعرـشلا لا صنت ع نأ ( عفدـلا مدع صاصتخا ةمكحملا ءافتنال عفدـلا مدـع صاـصتخ وـنلا زوـجي عفدـلا ھـب يأ ةـلحرم نوـ ت اـ لع ىوعدـلا اـ رابتعاب نـم ماـظنلا ماـعلا كوـم .ضقاـنتم اـع ار : مدـع صاـصتخا ةـمكحملا ةـ راجتلا اـعون رظنب ىوعدـلا 1 - امل ناـ نـم ررقملا اـماظن نأ ترج ھـيلع ةداـعلا فرعلاو ىدـل ةرـسأ دملا دملاو ھـيلع مـتو تاـبثا كـلذ نأ ةرئادـلا ةرقوملا رـصت ع نأ نوـيلم لاـ ر يدوعـس نأو ةـميقلا ةل ـ ملا ىدـل ةـباتك لدـعلا عرف ةرازو ةراـجتلا درجم ةـميق ةيمـسا اذـ و ام ةـئامع رأ نوـسمخو فـلأ لاـ ر يدوعـس مـتو درلا ھـيلع نأ ةـميقلا ةـقيق ا ( 00,000,120 ) ةـئام نورـشعو ثيح نأ دملا دـق ركذ هاوـعد نأ ةـميقلا لـحم جراـخت ثروملا نم ةكرـش دـمحأ ز ةـ راجتلا ( 000,450) ةرئادـلا تركذ ا ابـسأ ةدـع تارم ضقاـنت كوـم نأـش ةـميق صـص ا لـحم ىوعدـلا اذـ و غ حي ـ ، نـم ماـظن تاـبث ـلاو تـصن ع ( ـال زوـجي ـ اقلل نأ مـكحي ھـملع ـ لا .) 3 - اـمك ـش مكتليـضفل نأ تدن ـسا بابـسأ اـ مكح ع اـ ملع ـ لا اذـ و فلاـخم امل تـصن ھـيلع ةرقفلا ةـثلاثلا نـم ةداملا ةيناـثلا مـقت كلذـك ءاعدتـساب دو ـش دـقعلا عامـسل اـم م دـل نـم لاوـقأ ، اـمك ـ تي مكتليـضفل نأ ةرئادـلا ةرقوملا دق</w:t>
-      </w:r>
-    </w:p>
-    <w:p>
-      <w:pPr>
-        <w:jc w:val="right"/>
-        <w:bidi/>
-      </w:pPr>
-      <w:r>
-        <w:rPr>
-          <w:b w:val="0"/>
-          <w:i w:val="0"/>
-        </w:rPr>
-        <w:t>ضبط</w:t>
-      </w:r>
-    </w:p>
-    <w:p>
-      <w:pPr>
-        <w:jc w:val="right"/>
-        <w:bidi/>
-      </w:pPr>
-      <w:r>
-        <w:rPr>
-          <w:b w:val="0"/>
-          <w:i w:val="0"/>
-        </w:rPr>
-        <w:t>مقر ةيضقلا : ۷۱۷٤۲۸۲٤ مقر ةسل ا : ۱ مقر حفصلا ـة : ٤ ةرئاد فان تس ةيناثلا ةمكحملا ة راجتلا ةدجب</w:t>
-        <w:br/>
-        <w:t>أسامه بن احمد بن عباس زيني</w:t>
-      </w:r>
-    </w:p>
-    <w:p>
-      <w:pPr>
-        <w:jc w:val="right"/>
-        <w:bidi/>
-      </w:pPr>
-      <w:r>
-        <w:rPr>
-          <w:b w:val="0"/>
-          <w:i w:val="0"/>
-        </w:rPr>
-        <w:t>أسامه بن احمد بن عباس زيني</w:t>
-      </w:r>
-    </w:p>
-    <w:p>
-      <w:pPr>
-        <w:jc w:val="right"/>
-        <w:bidi/>
-      </w:pPr>
-      <w:r>
-        <w:rPr>
-          <w:b w:val="0"/>
-          <w:i w:val="0"/>
-        </w:rPr>
-        <w:t>أسامه بن احمد بن عباس زيني</w:t>
-      </w:r>
-    </w:p>
-    <w:p>
-      <w:pPr>
-        <w:jc w:val="right"/>
-        <w:bidi/>
-      </w:pPr>
-      <w:r>
-        <w:rPr>
-          <w:b w:val="0"/>
-          <w:i w:val="0"/>
-        </w:rPr>
-        <w:t>أسامه بن احمد بن عباس زيني</w:t>
-      </w:r>
-    </w:p>
-    <w:p>
-      <w:pPr>
-        <w:jc w:val="right"/>
-        <w:bidi/>
-      </w:pPr>
-      <w:r>
-        <w:rPr>
-          <w:b w:val="0"/>
-          <w:i w:val="0"/>
-        </w:rPr>
-        <w:t>أسامه بن احمد بن عباس زيني</w:t>
-      </w:r>
-    </w:p>
-    <w:p>
-      <w:pPr>
-        <w:jc w:val="right"/>
-        <w:bidi/>
-      </w:pPr>
-      <w:r>
-        <w:rPr>
-          <w:b w:val="0"/>
-          <w:i w:val="0"/>
-        </w:rPr>
-        <w:t>أسامه بن احمد بن عباس زيني</w:t>
-      </w:r>
-    </w:p>
-    <w:p>
-      <w:pPr>
-        <w:jc w:val="right"/>
-        <w:bidi/>
-      </w:pPr>
-      <w:r>
-        <w:rPr>
-          <w:b w:val="0"/>
-          <w:i w:val="0"/>
-        </w:rPr>
-        <w:t>أسامه بن احمد بن عباس زيني</w:t>
-      </w:r>
-    </w:p>
-    <w:p>
-      <w:pPr>
-        <w:jc w:val="right"/>
-        <w:bidi/>
-      </w:pPr>
-      <w:r>
-        <w:rPr>
-          <w:b w:val="0"/>
-          <w:i w:val="0"/>
-        </w:rPr>
-        <w:t>أسامه بن احمد بن عباس زيني</w:t>
-      </w:r>
-    </w:p>
-    <w:p>
-      <w:pPr>
-        <w:jc w:val="right"/>
-        <w:bidi/>
-      </w:pPr>
-      <w:r>
-        <w:rPr>
-          <w:b w:val="0"/>
-          <w:i w:val="0"/>
-        </w:rPr>
-        <w:t>نيز سابع نب دمحا نب هماسأ</w:t>
-      </w:r>
-    </w:p>
-    <w:p>
-      <w:pPr>
-        <w:jc w:val="right"/>
-        <w:bidi/>
-      </w:pPr>
-      <w:r>
-        <w:rPr>
-          <w:b w:val="0"/>
-          <w:i w:val="0"/>
-        </w:rPr>
-        <w:t>نيز سابع نب دمحا نب هماسأ</w:t>
-      </w:r>
-    </w:p>
-    <w:p>
-      <w:pPr>
-        <w:jc w:val="right"/>
-        <w:bidi/>
-      </w:pPr>
-      <w:r>
-        <w:rPr>
-          <w:b w:val="0"/>
-          <w:i w:val="0"/>
-        </w:rPr>
-        <w:t>قبـسل لصفلا ا ف بجومب ما حأ ةـيئاضق ةـتاب الإ نا ةرئادلا تضغ فرطلا نع كلذ ، امم حبـصي ھعم مك ا ماـعل ١٤٤٣ ) ـ و ءوـض اذـ أدـبملا ي اـضقلا ھنإـف ناـ نـ عتي ع ةرئادـلا مـك ا مدـع زاوـج رظن ىوعدـلا ةـ راجتلا ةـيناثلا ةيـضقلا مـقر ٥٤٨ ماـعل ١٤٤٢ - ـ قدـصملا نـم ةرئاد فاـن تس و ةيـضقلا مـقر ٦٢ مدـع لوـبق ىوعدـلا ةـقباسل لـصفلا اـ ف ، ذإ ردـص مـك ا ي اـ بـجاو ذاـفنلا ( مـك ا رداـصلا نـم ةرئادـلا كلسملا حي لا اذ نأشلا دقو ردص عوضوم ىوعدلا مك ا رو ذملا هالعأ نإف ةرئادلا ت ت إ مك ا ماـ ح ةـيئاضقلا ةـعزعزو ا رارقتـسال ، فاعـضإو ةـنا مل ءاـضقلا ماـمأ ةـفا لا ، املو ناـ ليكو ةـيعدملا مل كلـس يداـعلا ساـمتلاب ةداـعإ رظنلا كلت ما ح م ترفوت بابـسأ ميدـقت سامتل ، امل كلذ نم رادـ إ ةي هرادـصإ اعرـش اـماظنو الـضف نع ةـماقإ ىواـعد ةدـيدج اـ ف اـمنإو رـصتقي قـح مو حملا ھيلع اـ ضا ـع غ نـم ةـ ج ةـيئاضق وأ تاذ صاـصتخا ي اـضق ـالإ دـع ھـضقن وأ رودـص اـم بجوـي ةداـعإ رظنلا ھـيف نـمم ھـل قح ةـي ا نم ءاقلت ا ـسفن ، ( املو نا نم ررقملا ءاضق ( ھنأ ال زوجي رظنلا ءاضق عوضوم ردص ھيف مكح ي ا عازن ماـق نـ ب موـص ا م ـسفنأ نود نأ غتت م افـص ، قـلع و ق اـب ھـتاذ ـالحم .اب ـسو ـ قتو ةـمكحملا هذـ تلـصف ھيف نم قوق ا ، ـالو زوجي لوبق لـيلد ضقني هذـ .ةـي ا ـالو نو ت كـلتل ماـ ح هذـ ةـي ا ـالإ ھـب ، ثـيحو تـصن ةداملا ( 86 ) نـم ماـظن تاـبث ع ھـنأ ( ماـ ح ـلا تزاـح ةـي رم ـ قملا ةـ اميف ةـمذل فرطلا ي ـشملا ( )... قـفرم مقر 3 )د - املو تناـ كـلت ماـ ح ةـفلاسلا ناـيبلا ةزئاح ةـي ء ـ لا ـ قملا نـم فرطلا ي ـشملا ك رـشلا دـيد ا ةكرـشلا ـتع و عـيقوت لـ اـم م ةـباثمب ةـصلاخم ةـمات ةـيئا و ءارباو موـحرملا ، نـم سفن ةكرـش دـمحأ ز ةـ راجتلا ) يذـلاو درو هدـي مت ...( ثـيحو وتـسا فرطلا لزاـنتملا ھقح جراـختو هدـلاو موحرملا دـمحأ ساـبع ز اوحب ثالث تاونـس اب رقت ، امم دـع اقيدـصت جراختلل قباسلا هدـلاول 82 دـلجم ( 9\\ع\\2 ) خـ راتب 10\\02\\1434 ( ناـ و عـيقوت فنأتـسملا ھـسفنب ھجراـختو نـم ةكرـشلا اـيلات عيقوـتل ، نـم ةكرـش دـمحأ ز ةـ راجتلا ل ـ يراـجت مـقر ( 4030169102 ) يذـلاو مـت ھقيثوـت مقرلاـب ( 130 ) ةفي ـ ةـتابلا اـضيأ . ج - اـمك نا فنأتـسملا هدـض ھسفنب اذافنإ مك جراختلا ماق عيقوتلاب مامأ بتا لدـعلا ھجراختو وا ا ـصصح نـمو مـث طاقـسإ ھـقح يأ ةـبلاطم – اـمب اـ ف كـلت ةـبلاطملا ةـن ارلا - دـقو زاـح اذـ مـك ا ةفـصلا ( ةكرـش دـمحأ ز ةـ راجتلا ) نأو فنأتـسملا هدـض دـق أربأ ةـمذ فنأتـسملا نـم يأ تاـبلاطم قـلعتت كـلتب ةكرـشلا ، املو ناـ داـفم اذـ مك ا ھنا دـق عـطق يأ عازن بقتـسم ن ب فنأتـسملا فنأتـسملاو هدـض قـلعتي كـلتب ةكرـشلا لبقتـسملاو اـميف قلعتي كلتب تا رـشلا ام ادـع ام قبـس ھعفر نم ىواعد ةـقباس ( ) قفرم مك ا – دن ـسم مقر 2) ي اـ و ةـمذل فرطلا لو اطاقـسإو م ق يأ بلطم وا ىوعد اـم م ناـ ا عون وا ا بـس ـ املا رضا او ةـ راجتلا - عورفلاو ةـع اتلا اـ ل يأـب ةـبلاطم اـم م ناـ اـ عون وا ا بـس ـتع و جراـختلا ـصلاب ءاربإ ةـمذ لماـش فرطلا لو – فنأتـسملا - ءاوـس ھتفـصب ك رـش وأ ريدـم تا رـشلل لـحم ىوعدـلا – اـ مو ةكرـش دـمحأ ز دـنبلاب ( 4/1 ) نـم مـك ا ع نأ ( رقي فرطلا ي اـثلا – فنأتـسملا هدـض – ھنأـب س ل ھـل يأ قـح ةبلاـطم هدـض نأـش لـ اـم قـلعتي ةكرـشلاب – لـحم ىوعدـلا ( ةكرـش دـمحا ز ةـ راجتلا – ) ما ـلاو فنأتـسملا هدـض ةـع اسلا رـشع رداـصلا مـقرب ( 185/17/2 ) خـ راتو 2/12/1432 ـ يذـلاو تـ ثأ ـ اصت فنأتـسملا فنأتـسملاو ماـ ح ةفـصلا ةـتابلا تزاحو ةـي ء ـ لا ـ قملا ھب . ب - كلذـك ردـص مك ا ي اـضقلا نم ةرئادـلا ة راجتلا ةـينوناقلا قـحب نيدـقاعتملا تـضقو درب ىوعدـلا ( قـفرم ةروـص نـ مك ا – دن ـسم مقر 1 ) دـقو ت ـس كا كلت ھلاـطبإ – ت بثأو ناترئادـلا ة ـ عيبـلا م ملا ن ب فنأتـسملا ثروـمو دملا اـمو ھنمـضت نم دوـنب ة ـ و ام راـثآ</w:t>
-      </w:r>
-    </w:p>
-    <w:p>
-      <w:pPr>
-        <w:jc w:val="right"/>
-        <w:bidi/>
-      </w:pPr>
-      <w:r>
-        <w:rPr>
-          <w:b w:val="0"/>
-          <w:i w:val="0"/>
-        </w:rPr>
-        <w:t>ضبط</w:t>
-      </w:r>
-    </w:p>
-    <w:p>
-      <w:pPr>
-        <w:jc w:val="right"/>
-        <w:bidi/>
-      </w:pPr>
-      <w:r>
-        <w:rPr>
-          <w:b w:val="0"/>
-          <w:i w:val="0"/>
-        </w:rPr>
-        <w:t>مقر ةيضقلا : ۷۱۷٤۲۸۲٤ مقر ةسل ا : ۱ مقر حفصلا ـة : ۵ ةرئاد فان تس ةيناثلا ةمكحملا ة راجتلا ةدجب</w:t>
-      </w:r>
-    </w:p>
-    <w:p>
-      <w:pPr>
-        <w:jc w:val="right"/>
-        <w:bidi/>
-      </w:pPr>
-      <w:r>
-        <w:rPr>
-          <w:b w:val="0"/>
-          <w:i w:val="0"/>
-        </w:rPr>
-        <w:t>أسامه بن احمد بن عباس زيني</w:t>
-      </w:r>
-    </w:p>
-    <w:p>
-      <w:pPr>
-        <w:jc w:val="right"/>
-        <w:bidi/>
-      </w:pPr>
-      <w:r>
-        <w:rPr>
-          <w:b w:val="0"/>
-          <w:i w:val="0"/>
-        </w:rPr>
-        <w:t>أسامه بن احمد بن عباس زيني</w:t>
-      </w:r>
-    </w:p>
-    <w:p>
-      <w:pPr>
-        <w:jc w:val="right"/>
-        <w:bidi/>
-      </w:pPr>
-      <w:r>
-        <w:rPr>
-          <w:b w:val="0"/>
-          <w:i w:val="0"/>
-        </w:rPr>
-        <w:t>أسامه بن احمد بن عباس زيني</w:t>
-      </w:r>
-    </w:p>
-    <w:p>
-      <w:pPr>
-        <w:jc w:val="right"/>
-        <w:bidi/>
-      </w:pPr>
-      <w:r>
-        <w:rPr>
-          <w:b w:val="0"/>
-          <w:i w:val="0"/>
-        </w:rPr>
-        <w:t>أسامه بن احمد بن عباس زيني</w:t>
-      </w:r>
-    </w:p>
-    <w:p>
-      <w:pPr>
-        <w:jc w:val="right"/>
-        <w:bidi/>
-      </w:pPr>
-      <w:r>
-        <w:rPr>
-          <w:b w:val="0"/>
-          <w:i w:val="0"/>
-        </w:rPr>
-        <w:t>أسامه بن احمد بن عباس زيني</w:t>
-      </w:r>
-    </w:p>
-    <w:p>
-      <w:pPr>
-        <w:jc w:val="right"/>
-        <w:bidi/>
-      </w:pPr>
-      <w:r>
-        <w:rPr>
-          <w:b w:val="0"/>
-          <w:i w:val="0"/>
-        </w:rPr>
-        <w:t>أسامه بن احمد بن عباس زيني</w:t>
-      </w:r>
-    </w:p>
-    <w:p>
-      <w:pPr>
-        <w:jc w:val="right"/>
-        <w:bidi/>
-      </w:pPr>
-      <w:r>
-        <w:rPr>
-          <w:b w:val="0"/>
-          <w:i w:val="0"/>
-        </w:rPr>
-        <w:t>أسامه بن احمد بن عباس زيني</w:t>
-      </w:r>
-    </w:p>
-    <w:p>
-      <w:pPr>
-        <w:jc w:val="right"/>
-        <w:bidi/>
-      </w:pPr>
-      <w:r>
-        <w:rPr>
-          <w:b w:val="0"/>
-          <w:i w:val="0"/>
-        </w:rPr>
-        <w:t>أسامه بن احمد بن عباس زيني</w:t>
-      </w:r>
-    </w:p>
-    <w:p>
-      <w:pPr>
-        <w:jc w:val="right"/>
-        <w:bidi/>
-      </w:pPr>
-      <w:r>
-        <w:rPr>
-          <w:b w:val="0"/>
-          <w:i w:val="0"/>
-        </w:rPr>
-        <w:t>نيز سابع نب دمحا نب هماسأ</w:t>
-      </w:r>
-    </w:p>
-    <w:p>
-      <w:pPr>
-        <w:jc w:val="right"/>
-        <w:bidi/>
-      </w:pPr>
-      <w:r>
-        <w:rPr>
-          <w:b w:val="0"/>
-          <w:i w:val="0"/>
-        </w:rPr>
-        <w:t>نيز سابع نب دمحا نب هماسأ</w:t>
-      </w:r>
-    </w:p>
-    <w:p>
-      <w:pPr>
-        <w:jc w:val="right"/>
-        <w:bidi/>
-      </w:pPr>
-      <w:r>
-        <w:rPr>
-          <w:b w:val="0"/>
-          <w:i w:val="0"/>
-        </w:rPr>
-        <w:t>ھـيف و غ ةـمزلم ھـقيقحتب ـالإ اذإ تناـ ع اـقو ىوعدـلا ا ادن ـسمو مـلو نمـضتت اـم يفكي ءاـضقلل ة ـ ب تاءارجإ نعطلا ر و لاب ددحو نطاوم ر و لا نلعأو هد اوش حرط نعطلا ع ةمكحملا ن ع و ا لع نا لصفت لوصح ةـباتكلا وأ ءاضم وأ مت ا وأ ةمـصبلا ع ررحملا .) 2 - ثيحو نأ دافم كلت ةداملا ھنأ اذإ ذختا مـص ا اـم ل ب ، اـقفو دـعاوقلل تاءارج و صوـصنملا اـ لع اذـ ماـظنلا ، ـالو عمـس ةدا ـشلا ـالإ اـميف قـلعتي تاـبثإب ة ـ ب طـ ا وأ ءاـضم وأ مـت ا وأ ةمـصبلا ؛ رمأـتف ةـمكحملا قيقحتلاـب ةاـ اضملاب ، وأ عامـس دو ـشلا وأ رخ ا ـسمتم ررحملاـب ، ناـ و ررحملا اـجتنم عا لا ، مـلو فـكت ع اـقو ىوعدـلا ا ادن ـسمو عاـنقإ ةمكحملا ررحملاب يداعلا ھطخ وأ هءاضمإ وأ ھمتخ وأ ھتمـصب ، وأ ركنأ كلذ ھفلخ وأ ھبئان وأ ىفن ھملع ھب ، لظو مـص ا اـ لزعو ا زرحتو لخادـب فرظ لقتـسم . 1 - ثـيحو تـصن ةداملا ( 40 ) نـم ماـظن تاـبث ( : اذإ ركنأ نم جـتحا ھيلع ةـظفاحم ةدـج مـقر ( 1/4403035471 ) خـ راتو 22/10/1444 ـ ةرورـضب ثـع لـصأ ةـقرولا لـحم نعطلا ةدراوـلا نـم كـنبلا يزكرملا . ج - ةـسلج و 10/11/1444 ـ درو ةرئادـلل ةداـفإ ريدـم ةـلد ةـيئان ا ةطرـش 1/8/1444 ـ مـت لاـسرإ تادن ـسملا نـم كـنبلا يزكرملا تماـقو ةرئادـلا ةـلاحإب قارو ةطرـشلل ةـقفر تادن ـسملا ةـلاحإل دـقعلا ةـلدألل .ةـيئان ا ب - ةـسلجب 2/4/1444 ـ تماـق ةرئادـلا ةـباتكلاب كـنبلل يزكرملا و ةـسلج راـضحإ لـصأ دـقعلا ـ و ةددـعتم نـم عـيقاوت ثروـم ن عادـتملا نـم عـقاو تـالماعتلا ةيمـسرلا ةـيكنبلا ادـي مت ر و لاـب دـقو تكلـس ةرئادـلا تاءارجإ ةـلاحإ دـقعلا ةـلدألل ةـيئان ا ثـيح : أ - تـبلط ةرئادـلا نـم دملا ھيلع اـيلعلا 1 - نـمف ثيح نأ تباـثلا نم مك ا نأ فنأتـسملا هدـض نعط دـقع عيبـلا م ملا ن ب فنأتـسملا ام روـمو قيقحتلل ة ـ دـقع عيبلا ھنو اـجتنم ا ر وج ىوعدـلا ةـفلاخمو ئدابملا ةـيئاضقلا ةرداصلا نم ةمكحملا طوقـس قـ ا عفدـلا ر و لاـب ع دـقع عيبـلا - ةـفلاخم مـك ا ماـظنلل مدـع ذاـختا تاءارج ةيماـظنلا ةـيئان ا مغر اـ ي اـمم بيع مك ا ةـفلاخمب ماـظنلا ھلعج و اـ رح ضقنلاـب .ءاـغل و اـع اس - : عم كـسمتلا تـضرعأو تأـنو اـ ناجب اـ ع تباجتـساو عفدـلل ر و لاـب مـغر طوقـس قـ ا اـ ف ، تكلـسو لـي س اـ لاحإ ةلدـألل يداعلا ھنا رـسو ة جاوم فنأتـسملا هدض ، عو مغرلا امم مدقت الإ نأ ةرئادلا تلفغأ كلت ةي ا ةعطاقلا نـعطلا بناوـ ا ةيل ـشلا دـقعلل نـم راـ نإ طـ ا وأ ءاـضم وا مت ا وا ةمـصبلا نمو مث ءاـقب ةـي ررحملا ن عادـتملا ھنأـش ضاـخو عوـضوملا ع وـحن طقـس قـح فنأتـسملا هدـض – مدـقملا ھت جاوـم دـقعلا – دـمحأ ز ةـ راجتلا ، دـقو بـقع لـيكو فنأتـسملا هدـض ع دـقعلا مدـع ھميدـقت دوـجوو ىواـعد ةـمئاق ن ب فنأتـسملا مدـقت ةروـصب دـقع عيبـلا ھـن ب نـ و ثروـم دملا يذـلاو ھبجوـمب مـت ءارـش 90 % نم ھصـصح ةكرـش و ةـي ا ةـ جاوم نـم مدـق هدـض ، لازنإـ و كـلت داوملا ع ع اـقو تاـسل ا نإـف تباـثلا نـم مـك ا نأ ءاضم وا مت ا وا ةمـصبلا ع ھنا طقس ق ا اذ را ن لاح ضو ا عوضوملا نمو مث ىقبي لص كـلت داوملا ةـيماظنلا نا ررحملا يداـعلا بـس كي ةـي ا ةـ جاوم مدـقملا هدـض ءان تـساب لاـح راـ نإ طـ ا وا ھـيلع ررحمب يداـع شقاـنو ھعوـضوم ماـمأ ةـمكحملا ـالف لـبقي ھـنم نأ ركني دـع كـلذ ھت ـ .) 2 - املو ناـ داـفم ءاـضم وأ مـت ا وأ ةمـصبلا نمل ىقلت ھـنع قـ ا ، ) تـصنو ةرقفلا ( 2 ) نـم تاذ ةداملا ع ھـنا ( نـم جتحا اـم وـ بوـس م ھـيلإ نـم طـخ وأ ءاـضمإ وأ مـتخ وأ ةمـصب ، وأ ركني كـلذ ھـُفلخ وأ يفني ھـملع نأـب طـ ا وأ ةـ جاوم نـم مدـق هدـض تـصنو ع ھـنأ ( دـع ررحملا يداـعلا ارداـص نـمم ھعقو ةـ و ھيلع ؛ اـم مل ركني ةحارـص ةـ جاوم فنأتـسملا هدـض 1 - امل تناـ ةداملا ( 29/1 ) نـم ماـظن تاـبث دـق تـلعج ررحملل يداـعلا ھـتي اـبيعم اـمم نـ عتي ھـعم ھـضقن هءاـغلإو . اـسداس : ةـفلاخم مـك ا ماـظنلل لاـفغإب ةرئادـلا ةـي دـقع عيبـلا</w:t>
-      </w:r>
-    </w:p>
-    <w:p>
-      <w:pPr>
-        <w:jc w:val="right"/>
-        <w:bidi/>
-      </w:pPr>
-      <w:r>
-        <w:rPr>
-          <w:b w:val="0"/>
-          <w:i w:val="0"/>
-        </w:rPr>
-        <w:t>ضبط</w:t>
-      </w:r>
-    </w:p>
-    <w:p>
-      <w:pPr>
-        <w:jc w:val="right"/>
-        <w:bidi/>
-      </w:pPr>
-      <w:r>
-        <w:rPr>
-          <w:b w:val="0"/>
-          <w:i w:val="0"/>
-        </w:rPr>
-        <w:t>مقر ةيضقلا : ۷۱۷٤۲۸۲٤ مقر ةسل ا : ۱ مقر حفصلا ـة : ٦ ةرئاد فان تس ةيناثلا ةمكحملا ة راجتلا ةدجب</w:t>
-      </w:r>
-    </w:p>
-    <w:p>
-      <w:pPr>
-        <w:jc w:val="right"/>
-        <w:bidi/>
-      </w:pPr>
-      <w:r>
-        <w:rPr>
-          <w:b w:val="0"/>
-          <w:i w:val="0"/>
-        </w:rPr>
-        <w:t>أسامه بن احمد بن عباس زيني</w:t>
-      </w:r>
-    </w:p>
-    <w:p>
-      <w:pPr>
-        <w:jc w:val="right"/>
-        <w:bidi/>
-      </w:pPr>
-      <w:r>
-        <w:rPr>
-          <w:b w:val="0"/>
-          <w:i w:val="0"/>
-        </w:rPr>
-        <w:t>أسامه بن احمد بن عباس زيني</w:t>
-      </w:r>
-    </w:p>
-    <w:p>
-      <w:pPr>
-        <w:jc w:val="right"/>
-        <w:bidi/>
-      </w:pPr>
-      <w:r>
-        <w:rPr>
-          <w:b w:val="0"/>
-          <w:i w:val="0"/>
-        </w:rPr>
-        <w:t>أسامه بن احمد بن عباس زيني</w:t>
-      </w:r>
-    </w:p>
-    <w:p>
-      <w:pPr>
-        <w:jc w:val="right"/>
-        <w:bidi/>
-      </w:pPr>
-      <w:r>
-        <w:rPr>
-          <w:b w:val="0"/>
-          <w:i w:val="0"/>
-        </w:rPr>
-        <w:t>أسامه بن احمد بن عباس زيني</w:t>
-      </w:r>
-    </w:p>
-    <w:p>
-      <w:pPr>
-        <w:jc w:val="right"/>
-        <w:bidi/>
-      </w:pPr>
-      <w:r>
-        <w:rPr>
-          <w:b w:val="0"/>
-          <w:i w:val="0"/>
-        </w:rPr>
-        <w:t>أسامه بن احمد بن عباس زيني</w:t>
-      </w:r>
-    </w:p>
-    <w:p>
-      <w:pPr>
-        <w:jc w:val="right"/>
-        <w:bidi/>
-      </w:pPr>
-      <w:r>
-        <w:rPr>
-          <w:b w:val="0"/>
-          <w:i w:val="0"/>
-        </w:rPr>
-        <w:t>أسامه بن احمد بن عباس زيني</w:t>
-      </w:r>
-    </w:p>
-    <w:p>
-      <w:pPr>
-        <w:jc w:val="right"/>
-        <w:bidi/>
-      </w:pPr>
-      <w:r>
-        <w:rPr>
-          <w:b w:val="0"/>
-          <w:i w:val="0"/>
-        </w:rPr>
-        <w:t>أسامه بن احمد بن عباس زيني</w:t>
-      </w:r>
-    </w:p>
-    <w:p>
-      <w:pPr>
-        <w:jc w:val="right"/>
-        <w:bidi/>
-      </w:pPr>
-      <w:r>
-        <w:rPr>
-          <w:b w:val="0"/>
-          <w:i w:val="0"/>
-        </w:rPr>
-        <w:t>أسامه بن احمد بن عباس زيني</w:t>
-      </w:r>
-    </w:p>
-    <w:p>
-      <w:pPr>
-        <w:jc w:val="right"/>
-        <w:bidi/>
-      </w:pPr>
-      <w:r>
-        <w:rPr>
-          <w:b w:val="0"/>
-          <w:i w:val="0"/>
-        </w:rPr>
-        <w:t>نيز سابع نب دمحا نب هماسأ</w:t>
-      </w:r>
-    </w:p>
-    <w:p>
-      <w:pPr>
-        <w:jc w:val="right"/>
-        <w:bidi/>
-      </w:pPr>
-      <w:r>
-        <w:rPr>
-          <w:b w:val="0"/>
-          <w:i w:val="0"/>
-        </w:rPr>
-        <w:t>نيز سابع نب دمحا نب هماسأ</w:t>
-      </w:r>
-    </w:p>
-    <w:p>
-      <w:pPr>
-        <w:jc w:val="right"/>
-        <w:bidi/>
-      </w:pPr>
-      <w:r>
-        <w:rPr>
-          <w:b w:val="0"/>
-          <w:i w:val="0"/>
-        </w:rPr>
-        <w:t>(27.932.012 لاـ ر ،) ـالإ نا ةرئادـلا تضق كأـب اـمم ھبلطي موـص ا تضقو مازلإـب فنأتـسملا ناـب عفدـي ةثروـل إ بـلط مـك ا مازلإـب دملا ھـيلع نأـب عفدـي ناندـعل غـلبم هردـقو ( 97.762.042 لاـ ر ، ) ھقتاـعلو يزار ا غلبم لـحم ضا ـع – نأ دملا دـق رـصح ھتاـبلط ةـيمات ا ( ةحفـصلا 3 ) اـمب ھـتنود ةرئادـلا اـصن ( تنا دملا ماـعل ١٤٤٤ ،ـ مـك ا رداـصلا ةيـضقلاب مـقر ٤٤٧٠٩٣٤٢٥٩ ماـعل ١٤٤٤ . )ـ 2 - املو ناـ ن بـلا نـم مـك ا – مـك ا رداـصلا ةيـضقلاب مـقر ٤٤٧٠٦٣٥٢٠٩ ماـعل ١٤٤٤ ، ـ مـك ا رداـصلا ةيـضقلاب مـقر ٤٤٧٠٦٥٢٩٧٥ ةـمدقملا نـم دملا ( ) مـك ا رداـصلا نـم ةرئادـلا ةـنماثلا ةرـشع ةيـضقلاب مـقر ٤٤٧٠٩١٣٩٨٨ ماـعل ١٤٤٤ ، ـ .هءاـغلإ اـنماث : مـك ا كأـب اـمم ھـبلطي موـص ا 1 - امل ناـ نـم ررقملا ءاـضق نا ( ة ـعلا تاـبلطلاب ةيماـت ا ةـقباس ، ُعـد اـضا عا ةـفلاخمل ماـظنلا ، ) اـمم بـيع مـك ا ةـفلاخمب ماـظنلا ھـلعج و اـ رح ضقنلاـب ن عت و ةـفلاخم مـك ا أدـبمل ي اـضق رداـص نـم ةـمكحملا اـيلعلا ، وأ تذـخأ ھـب ىدـحإ رئاود ةـمكحملا اـيلعلا اياـضق ةـيئاضقلا ةرداـصلا نـع ةـمكحملا اـيلعلا جردـني تـحت ةـفلاخم ماـظنلا تـصنو ع ھـنأ ( اذإ ناـ لـحم ضا ـع اـيلعلا ، اـم و نا ةداملا ( 41 ) نم ةـحئاللا ةـيذيفنتلا قرطل ضا ع ع ما ح دـق ت تعا ةـفلاخم دحأ ئدابملا نـع اذـ ءارج جـتنملا ير وـ او ىوعدـلا اـمم نوـ ت دـق تفلاـخ ئداـبملا ةـيئاضقلا ةرداـصلا نـع ةمكحملا ةرئادـلا ةـسما ا ةـمكحملاب اـيلعلا مـقر 4228122: خـ راتو 1/12/1442: )ـ ثـيحو نأ ةرئادـلا دـق تـضغ فرطلا مـك ا كـلذ ھنإـف نوـ ي اـبيعم روـصقب ب بـس لا نـ عت و ھـضقن ھتداـعإو ةـمكحملل ةردـصم رارقلا ( .) رارق ةـمكحم عوـضوملا يـأل عـفد ير وـج ىوعدـلا ، يذـلاو وـل ـ غتل ھـب ھـجو مـك ا ىوعدـلا ، ـمو لفغأ جي اـ ل ل ـس و اـ ل .ةاـ اضملا املو ناـ نـم ررقملا ءاـضق ةـمكحملا اـيلعلا أدـبم اـيئاضق نأ ( لـص نأ ىدـصتت كلذك نإف تادن ـسم تالماعتلا ةيكنبلا ةلسرملا نم كنبلا يزكرملا نمضتت تاعيقوت ثروم ن عادتملا ع وحن فنأتـسملا هدـض ثـيح اـ أ تـ ثت ة ـ رارق ءا رـشلا دـقعو عيبـلا اـمو ھنمـضت نـم مالتـسا ھثروـم غـلبملل . ت- لزاـنتملا .اـ لع ب - اـمك نا اـم تـ ثي ة ـ دـقع عيبـلا – موـعزملا هر وزت – وـ ىوعدـلا ةـن ارلا ـلا ا ماـقأ ةـغمادلا ىوـقأو نـم ةـن رقلا وـ و يفكي تاـبثإل ة ـ عيبـلا تاـبثإو مالتـسا ثروـم دملا لـما ل ةـميق صـص ا مـقرب ( 275 ) ةفي ـ ( 172 ) دـلجم ( /8ع/ر ) خـ راتو 16/10/1431 ـ وـ و ررحم ـسر جردـني تـحت ةلد ...ي ـشملا ) دـقو مـت قـيثوت تاـعيقوتلا نـع قـ رط بتاـ لدـعلا ىدـل ةـفرغلا ةـ راجتلا ةيعانـصلا ةـظفاحمب ةدـج فرطلا ي ـشملا ك رـشلا دـيد ا ةكرـشلا ـتع و عـيقوت لـ اـم م ةـباثمب ةـصلاخم ةـمات ةـيئا و ءاربإو ةمذـل 450 ةـصح إ ديـسلا ةـماسأ دـمحا ساـبع ز يذـلا لـبق اذـ لزاـنتلا ، وتـساو فرطلا لزاـنتملا ھـقح نم نمـضت ارارقإ ا ـ او اح رـصو نأ ( ديـسلا دـمحأ ساـبع ز لزاـنت عيبلاـب نـع لـما ھصـصح ةكرـشلاب ا ددـعو عـقاو فورظ ىوعدـلا اـ مو :أ - قـيثوت عـيقوت ثروـم ن عادـتملا ع رارق ءا رـشلا خرؤملا 20/9/1431 ـ يذـلاو تنا ةرفاوتم ا دـل دـيدعلا نم نئارقلا ةـت ثملا ة ـ ل دقعلا نا و ا دل صالختـسا ة ـ ةقرولا نم ھمدع نم ىوعدـلا مـلو مـقت اـمب هزاـجا اـ ل ماـظنلا اذـ نأـشلا نـم قـح قـيقحتلا ةاـ اضملاب وأ عامـس دو ـشلا ةرئادـلاف ةـيئان ا بـلطب دـقعلا ـص مـلو رجت تاءارج ةـيماظنلا ةـمزاللا ةـليفكلاو تـبلل اذـ ررحملا جـتنملا 3 - عو مـغرلا نـم ثأـتلا ير وـ ا ررحملل ىوعدـلا ـالإ نا ةرئادـلا تـفتكا لابقتـساب باـطخ ةرادإ ةلد غيـس اـ ل كـلذ ـالو باـعُ كـلذ ع ريدـقت ةـمكحم عوـضوملا ةـلدألل ةـيغ لوـصولا ةـجي نل ةـجتنم ىوعدـلا . ةـينوناقلا اـ مو نـئارقلا ةـيئاضقلا ثـيح زوـجي ةـمكحملل تاـبثإ ة ـ دـقعلا نـم ھمدـع لاـح دوـجو تاراـبتعا ررحملا وا هر وزت ذـئ يحو وـتت قـيقحت ءاـعد ر و لاـب زوـج و تاـبثإ ة ـ ةـقرولا وأ اـ ر وزت ةـفا ب قرطلا</w:t>
-      </w:r>
-    </w:p>
-    <w:p>
-      <w:pPr>
-        <w:jc w:val="right"/>
-        <w:bidi/>
-      </w:pPr>
-      <w:r>
-        <w:rPr>
-          <w:b w:val="0"/>
-          <w:i w:val="0"/>
-        </w:rPr>
-        <w:t>ضبط</w:t>
-      </w:r>
-    </w:p>
-    <w:p>
-      <w:pPr>
-        <w:jc w:val="right"/>
-        <w:bidi/>
-      </w:pPr>
-      <w:r>
-        <w:rPr>
-          <w:b w:val="0"/>
-          <w:i w:val="0"/>
-        </w:rPr>
-        <w:t>مقر ةيضقلا : ۷۱۷٤۲۸۲٤ مقر ةسل ا : ۱ مقر حفصلا ـة : ۷ ةرئاد فان تس ةيناثلا ةمكحملا ة راجتلا ةدجب</w:t>
-      </w:r>
-    </w:p>
-    <w:p>
-      <w:pPr>
-        <w:jc w:val="right"/>
-        <w:bidi/>
-      </w:pPr>
-      <w:r>
-        <w:rPr>
-          <w:b w:val="0"/>
-          <w:i w:val="0"/>
-        </w:rPr>
-        <w:t>أسامه بن احمد بن عباس زيني</w:t>
-      </w:r>
-    </w:p>
-    <w:p>
-      <w:pPr>
-        <w:jc w:val="right"/>
-        <w:bidi/>
-      </w:pPr>
-      <w:r>
-        <w:rPr>
-          <w:b w:val="0"/>
-          <w:i w:val="0"/>
-        </w:rPr>
-        <w:t>أسامه بن احمد بن عباس زيني</w:t>
-      </w:r>
-    </w:p>
-    <w:p>
-      <w:pPr>
-        <w:jc w:val="right"/>
-        <w:bidi/>
-      </w:pPr>
-      <w:r>
-        <w:rPr>
-          <w:b w:val="0"/>
-          <w:i w:val="0"/>
-        </w:rPr>
-        <w:t>أسامه بن احمد بن عباس زيني</w:t>
-      </w:r>
-    </w:p>
-    <w:p>
-      <w:pPr>
-        <w:jc w:val="right"/>
-        <w:bidi/>
-      </w:pPr>
-      <w:r>
-        <w:rPr>
-          <w:b w:val="0"/>
-          <w:i w:val="0"/>
-        </w:rPr>
-        <w:t>أسامه بن احمد بن عباس زيني</w:t>
-      </w:r>
-    </w:p>
-    <w:p>
-      <w:pPr>
-        <w:jc w:val="right"/>
-        <w:bidi/>
-      </w:pPr>
-      <w:r>
-        <w:rPr>
-          <w:b w:val="0"/>
-          <w:i w:val="0"/>
-        </w:rPr>
-        <w:t>أسامه بن احمد بن عباس زيني</w:t>
-      </w:r>
-    </w:p>
-    <w:p>
-      <w:pPr>
-        <w:jc w:val="right"/>
-        <w:bidi/>
-      </w:pPr>
-      <w:r>
-        <w:rPr>
-          <w:b w:val="0"/>
-          <w:i w:val="0"/>
-        </w:rPr>
-        <w:t>أسامه بن احمد بن عباس زيني</w:t>
-      </w:r>
-    </w:p>
-    <w:p>
-      <w:pPr>
-        <w:jc w:val="right"/>
-        <w:bidi/>
-      </w:pPr>
-      <w:r>
-        <w:rPr>
-          <w:b w:val="0"/>
-          <w:i w:val="0"/>
-        </w:rPr>
-        <w:t>أسامه بن احمد بن عباس زيني</w:t>
-      </w:r>
-    </w:p>
-    <w:p>
-      <w:pPr>
-        <w:jc w:val="right"/>
-        <w:bidi/>
-      </w:pPr>
-      <w:r>
-        <w:rPr>
-          <w:b w:val="0"/>
-          <w:i w:val="0"/>
-        </w:rPr>
-        <w:t>أسامه بن احمد بن عباس زيني</w:t>
-      </w:r>
-    </w:p>
-    <w:p>
-      <w:pPr>
-        <w:jc w:val="right"/>
-        <w:bidi/>
-      </w:pPr>
-      <w:r>
-        <w:rPr>
-          <w:b w:val="0"/>
-          <w:i w:val="0"/>
-        </w:rPr>
-        <w:t>نيز سابع نب دمحا نب هماسأ</w:t>
-      </w:r>
-    </w:p>
-    <w:p>
-      <w:pPr>
-        <w:jc w:val="right"/>
-        <w:bidi/>
-      </w:pPr>
-      <w:r>
-        <w:rPr>
-          <w:b w:val="0"/>
-          <w:i w:val="0"/>
-        </w:rPr>
-        <w:t>نيز سابع نب دمحا نب هماسأ</w:t>
-      </w:r>
-    </w:p>
-    <w:p>
-      <w:pPr>
-        <w:jc w:val="right"/>
-        <w:bidi/>
-      </w:pPr>
-      <w:r>
-        <w:rPr>
-          <w:b w:val="0"/>
-          <w:i w:val="0"/>
-        </w:rPr>
-        <w:t>ةـبت ملا ھـيلع مدـعو زاوـج ةـبلاطملا تاذـب غـلبملا نوـ ل ةداـعإ ھـعفد دـع نـم لـيبق لـ أ لاوـمأ ساـنلا لطاـبلاب فنأتـسملاو نأـش مدـع مالتـسا ةـميق كـلت صـص ا رم يذـلا تـ ثي ھـعم ة ـ عيبـلا نا رـسو هراـثآ ةيماـظنلا لوبقلاو ھنأش ، ثيحو مل ىدـبي دملا ھيلع يأ ضا عا ع عيبلا كلذكو مل راثي يأ عازن ن ب ثروم ن عادتملا ماـعل ١٤٤١ ،)ـ املو ناـ تباـثلا نـم ع اـقو ىوعدـلا نأ رط عيبـلا دـق اـقفاو ايـضتراو ع عيبـلا رفاوـتو باـجي ةـ راجتلا ةـيناثلا ةيـضقلاب مـقر ٥٠٦٩ ماـعل ١٤٤٠ ، ـ قدـصملا نـم ةرئادـلا ةـ راجتلا و ةيـضقلاب مـقر ٧٦٩ ىوعدـلا ، دـع راـ نإ دملا مـ لع كـلذ ، اـمم ت ت ھـعم ةرئادـلا إ ضفر ىوعدـلا ( ) مـك ا رداـصلا نـم ةرئادـلا ررقملا اعرـش نأ كـلذ ـال ذـفني ـالإ دـع قـقحت باـجي لوـبقلاو نـم فارطأ دـقعلا وـ و اـم مـل قـقحتي لثاـم تصن ةداملا ( انماث ) نم دـقع س ـسأتلا ع نأ صـص ا ةـلباق لاقتنالل ن ب ءا رـشلا كلذكو م ثرول ، نكلو نم ٣/٣/٢٠١٦م ، ن بـت نأ عقوملا ھيلع ص ـ دـحاو قباـطتل عيقوتلا ، راـ نإو دملا م لع عيقوتلا ھيلع ، ثيحو لوبقلاو ) نم فارطأ دقعلا و و ام رقتسا ھيلع ءاضق ةكلمملا ( نأ دقعلا يذلا دن سا ھيلع ليكو دملا خرؤملاو مدـقت نإـف نـم ررقملا ءاـضق ھـنأ ط ـش ماـمتل عيبـلا صـص ل نـ ب ءا رـشلا ھت ـ و رفاوـت ھناـ رأ نـم ( باـجي ١٤٤٤ - ـ قدـصملا نـم ةرئاد فاـن تس ةـيناثلا ةيـضقلاب مـقر ٤٤٧٠٠٩٤٠٨٤ ماـعل ١٤٤٤ ) ـ 3 - ةـفاضإ امل دـييأت مـكح ةـمكحم لوأ ةـجرد ( ) مـك ا رداـصلا نـم ةرئادـلا ةـيدا ا ةرـشع ةيـضقلاب مـقر ٤٤٧٠٠٩٤٠٨٤ ماعل هر وزت قرطلاـب ةررقملا اـماظن ،" ثـيحو مـل عدـي دملا ھـيلع هر وزت ، رم يذـلا ـال دـجت ھـعم ةرئادـلا اـصانم نم ةـفا لا اـمب نود ھيف نم رومأ ماـق اـ هررحم دودـح ھتم م ، وأ تثدـح نم يوذ نأشلا هروضح ؛ ام مل ت ثي ءاـنب ع ةرقفلا و نـم ةداملا ةـسداسلا نورـشعلاو نـم ماـظن تاـبث ا ـصنو " : ررحملا ـسرلا ةـ ع تفلاخ ام رقتـسا ھيلع ءاضق فان تس يذلا ـ رأ أدبم ( ثيحو نإ اذ دن سملا و دن سم سر و و ة ، ـضي ةـ ع ةـفا لا ـالو زوـجي ھل اـجت ھلاـفغإو ع وـحنلا يذـلا ھتكلـس ةرئادـلا نوـ تو ةرئادـلا كلذـب دق نوـ و نومـضم اـم هركذ يأ نـم يوذ نأـشلا ررحملا ـسرلا ةـ ھـيلع ؛ اـم مـل تـ ثي غ كـلذ ) نـمو مـث ھنإـف اـ هررحم دودـح ھـتم م ، وأ تثدـح نـم يوذ نأـشلا هروـضح ؛ اـم مـل تـ ثي هر وزت قرطلاـب ةررقملا اـماظن ، 2 - اـمك تـصن ةداملا ( 26 ) نـم تاذ ماـظنلا ع نأ ( ررحملا ـسرلا ةـ ع ةـفا لا اـمب نود ھـيف نـم روـمأ ماـق يوذ نأشلا ، اقبط عاضوألل ةيماظنلا ، و دودح ھتطلس ھصاصتخاو ) رم يذلا ھبسكي ةفص ررحملا . سرلا ( ررحملا ـسرلا و يذـلا ت ثي ھيف فظوم ماع وأ ص ـ فل م ةـمدخب ةماع ، ام مت ع ھيدي وأ ام هاقلت نم دـلجم ( /8ع/ر ) خـ راتو 16/10/1431 ، ـ ثـيح نأ ةداملا ( 25 ) نـم ماـظن تاـبث دـق تـفرع ررحملا ـسرلا ھنأ ةراجتلا ت ثملاو مامأ ةـباتك لدـعلا ىدـل ةـفرغلا ةـ راجتلا ةيعانـصلا ةظفاحمب ةدج مقرب ( 275 ) ةفي ( 172) ةـصلاخم ةـمات ةـيئا و ءاربإو ةـمذل ي ـشملا ( )... قـفرم رارق ءا رـشلا - دن ـسم مـقر ).... قـقدملاو نـم لـبق ةرازو وتـسا فرطلا لزاـنتملا ھـقح نـم فرطلا ي ـشملا ك رـشلا دـيد ا ةكرـشلا ـتع و عـيقوت لـ اـم م ةباـثمب ھصـصح ةكرـشلاب ا ددـعو 450 ةـصح إ ديـسلا ةـماسأ دـمحا ساـبع ز يذـلا لـبق اذـ لزاـنتلا ، ثيحو ثروـمو ن عادـتملا – لـما ب هاوـق ةـيلقعلا - يذـلاو نمـضت اـصن ( ديـسلا دـمحأ ساـبع ز لزاـنت عيبلاـب نـع لماـ تاركذـمو فنأتـسملا ةـيباو ا ھـنأ ذـنمو ةـيادب ىوعدـلا كـسمتو فنأتـسملا رارقب ءا رـشلا عـقوملا نـم فنأتـسملا ءا رـشلا لـمتكملا ھناـ رأل ةـيماظنلا تـ ثملاو لزاـنتل ثروـم نـ عدملا ھـتي و 1 - ثـيح نأ تباـثلا نـم مك ا فنأتـسملا هدض ، امم بيع مك ا روصقلاب ھلعج و ا رح .ءاغلإلاب اعـسات : لافغإ ةرئادلا ررحملل سرلا رارق دـمحأ ساـبع ز اـغلبم هردـقو ( 331.882.138 نوـيلم لاـ ر ) وـ و غـلبم دـ زي نـع تاـبلطلا ةـيمات ا ةـمدقملا نم</w:t>
-      </w:r>
-    </w:p>
-    <w:p>
-      <w:pPr>
-        <w:jc w:val="right"/>
-        <w:bidi/>
-      </w:pPr>
-      <w:r>
-        <w:rPr>
-          <w:b w:val="0"/>
-          <w:i w:val="0"/>
-        </w:rPr>
-        <w:t>ضبط</w:t>
-      </w:r>
-    </w:p>
-    <w:p>
-      <w:pPr>
-        <w:jc w:val="right"/>
-        <w:bidi/>
-      </w:pPr>
-      <w:r>
-        <w:rPr>
-          <w:b w:val="0"/>
-          <w:i w:val="0"/>
-        </w:rPr>
-        <w:t>مقر ةيضقلا : ۷۱۷٤۲۸۲٤ مقر ةسل ا : ۱ مقر حفصلا ـة : ۸ ةرئاد فان تس ةيناثلا ةمكحملا ة راجتلا ةدجب</w:t>
-      </w:r>
-    </w:p>
-    <w:p>
-      <w:pPr>
-        <w:jc w:val="right"/>
-        <w:bidi/>
-      </w:pPr>
-      <w:r>
-        <w:rPr>
-          <w:b w:val="0"/>
-          <w:i w:val="0"/>
-        </w:rPr>
-        <w:t>أسامه بن احمد بن عباس زيني</w:t>
-      </w:r>
-    </w:p>
-    <w:p>
-      <w:pPr>
-        <w:jc w:val="right"/>
-        <w:bidi/>
-      </w:pPr>
-      <w:r>
-        <w:rPr>
-          <w:b w:val="0"/>
-          <w:i w:val="0"/>
-        </w:rPr>
-        <w:t>أسامه بن احمد بن عباس زيني</w:t>
-      </w:r>
-    </w:p>
-    <w:p>
-      <w:pPr>
-        <w:jc w:val="right"/>
-        <w:bidi/>
-      </w:pPr>
-      <w:r>
-        <w:rPr>
-          <w:b w:val="0"/>
-          <w:i w:val="0"/>
-        </w:rPr>
-        <w:t>أسامه بن احمد بن عباس زيني</w:t>
-      </w:r>
-    </w:p>
-    <w:p>
-      <w:pPr>
-        <w:jc w:val="right"/>
-        <w:bidi/>
-      </w:pPr>
-      <w:r>
-        <w:rPr>
-          <w:b w:val="0"/>
-          <w:i w:val="0"/>
-        </w:rPr>
-        <w:t>أسامه بن احمد بن عباس زيني</w:t>
-      </w:r>
-    </w:p>
-    <w:p>
-      <w:pPr>
-        <w:jc w:val="right"/>
-        <w:bidi/>
-      </w:pPr>
-      <w:r>
-        <w:rPr>
-          <w:b w:val="0"/>
-          <w:i w:val="0"/>
-        </w:rPr>
-        <w:t>أسامه بن احمد بن عباس زيني</w:t>
-      </w:r>
-    </w:p>
-    <w:p>
-      <w:pPr>
-        <w:jc w:val="right"/>
-        <w:bidi/>
-      </w:pPr>
-      <w:r>
-        <w:rPr>
-          <w:b w:val="0"/>
-          <w:i w:val="0"/>
-        </w:rPr>
-        <w:t>أسامه بن احمد بن عباس زيني</w:t>
-      </w:r>
-    </w:p>
-    <w:p>
-      <w:pPr>
-        <w:jc w:val="right"/>
-        <w:bidi/>
-      </w:pPr>
-      <w:r>
-        <w:rPr>
-          <w:b w:val="0"/>
-          <w:i w:val="0"/>
-        </w:rPr>
-        <w:t>أسامه بن احمد بن عباس زيني</w:t>
-      </w:r>
-    </w:p>
-    <w:p>
-      <w:pPr>
-        <w:jc w:val="right"/>
-        <w:bidi/>
-      </w:pPr>
-      <w:r>
-        <w:rPr>
-          <w:b w:val="0"/>
-          <w:i w:val="0"/>
-        </w:rPr>
-        <w:t>أسامه بن احمد بن عباس زيني</w:t>
-      </w:r>
-    </w:p>
-    <w:p>
-      <w:pPr>
-        <w:jc w:val="right"/>
-        <w:bidi/>
-      </w:pPr>
-      <w:r>
-        <w:rPr>
-          <w:b w:val="0"/>
-          <w:i w:val="0"/>
-        </w:rPr>
-        <w:t>نيز سابع نب دمحا نب هماسأ</w:t>
-      </w:r>
-    </w:p>
-    <w:p>
-      <w:pPr>
-        <w:jc w:val="right"/>
-        <w:bidi/>
-      </w:pPr>
-      <w:r>
-        <w:rPr>
-          <w:b w:val="0"/>
-          <w:i w:val="0"/>
-        </w:rPr>
-        <w:t>نيز سابع نب دمحا نب هماسأ</w:t>
-      </w:r>
-    </w:p>
-    <w:p>
-      <w:pPr>
-        <w:jc w:val="right"/>
-        <w:bidi/>
-      </w:pPr>
-      <w:r>
-        <w:rPr>
-          <w:b w:val="0"/>
-          <w:i w:val="0"/>
-        </w:rPr>
-        <w:t>ةقحتـسملا ن عدـملل ع ھـجو دـيدحتلا مـغر م ددـع و اـمنإ تـفتكا ركذـب غـلبملا اـمج و ـال ىفخي ع ف رـش و ةـئمنامث ناـنثاو و نوناـمث اـفلأ و ةـئم و ةـينامث و نوثـالث ـالا ر ، مـلو ـ وت ةرئادـلا ةردـصم مـك ا غلاـبملا ثـيح نإ ةرئادـلا تـمكح مازلإـب دملا ھيلع دادـس غـلبم ( 138,882,331 لاـ ر ) ةـئمثالث و دـحاو و نوثالث انويلم ( دـكؤن نأ انـضا عا بـصنم طـقف ع ةغيـص قوـطنم مـك ا ةرئادـلاف مـل لـصفت قوـطنملا ع وـحنلا حي ـ لا ع اـم درو ةـحئالب ضا ـع ، اـمك تـعلطا ةرئادـلا ع ةـحئال ضا ـع ةـمدقملا نـم لـيكو دملا ا لـصاحو : فاـن تس الكـش و عوـضوملا ضقن مـك ا رداـصلا مـك او اددـجم درب ىوـعد دملا ) دـكأو لـيكو دملا ھيلع .ءاـغلإلاب تاـبلطلا : كلذـل ھـل املو قبـس ھميدـقت املو هارت ةرئادـلا ةرقوملا نـم بابـسأ بـلطن نـم مكتليـضف لوـبق دـع نم لـيبق لـ أ لاومأ ساـنلا لطابلاب امم بيع مك ا روصقلاب ةـفلاخمو ةع رـشلا ةيمالـس ھلعج و ا رح لاـفغ رودـص مـك ا – لـحم ضا ـع – مازلإـب فنأتـسملا عفدـب كـلت غلاـبملا ةرم ىرخأ ، املو ناـ اذـ مك ا ةـي ساحملا ةـمدقملا كلت ىوعدـلا ا و ل ةزوح .ةرئادلا الإ نا ةرئادـلا تلفغأ كلت تاءارج بترتو ع كلذ ةـماعلا ةـظفاحمب ةدـج ةرئادـلا ةرظاـن ىوعدـلا مـقر ( 33286392 ) خـ راتو 8/6/1433 ـ بـلطل تادن ـسملا نويدـلا ىدـمو ءاـفي سا نويدـلا اـ قوق نـم فنأتـسملا ةـعوفدملا نـع هدـلاو نـم ھمدـع . 2 - ةـبطاخم ةمكحملا مالعتـسالل اـمع اذا ماـق فنأتـسملا دادـس غـلبملا عادـيإو غلاـبملا ھتاـباسح ةـيكنبلا ةـصا ا لـ ب نـيد نـم كلت اـ أش تاـبثإ اذـ عفدـلا نـم ھمدـع عو لـي س لاـثملا ـال رـص ا 1: - ةـبطاخم ةسـسؤم دـقنلا يدوعـسلا نـم ھناـش ثأـتلا ھـجو يأرلا ىوعدـلا ـالإ نأ ةرئادـلا ھـتلفغأ ناـ و و ةرئادـلاب ذاـختا تاءارج ـلا نم ھنأـش نـم لـبق ـ اقلا يدـيازلا ، ثيحو نا ن بـلا نم اذـ عفدـلا ھنا اـعفد اـ ر وج جـتنمو كـلت ىوعدـلا ثيح كوـنبلا اـ قوقح درجمب عادـيإ كـلت غلاـبملا ، تمدـقو ةـمكحملل لـبق تاونـس ةيـضق ةـمكحملا ةـماعلا رداـصلا نويد هدـلاو كونبلل نم لالخ عادـيإ غلابملا ھتاباسح ةـيكنبلا ةصا ا ل ب نيد نم كلت نويدلا دقو تفوتـسا ا ف ةـكلمملا ، كلذو لباقم غلبم ( 120.000.000 لا ر ) ةئام نورـشعو نويلم لا ر مت ا دادس نم لالخ دادس ھـنأ قـفتا عـم هدـلاو لاـح ھتاـيح ع نأ ي ـش ھـنم عـيمج ھصـصح عـيمج تا رـشلا ـلا ناـ هدـلاول صـصح ةـ راجتلا غلبمب ( 450.000 لاـ ر ) طـقف ن ح نأ اـ ميق اقفو ىوعدـل دملا كأ نم كلذ باجأف دملا ھيلع ( حاـضي سا ةرئادـلا ةـسلجب 9/11/1443 ـ نـع ةـعقاو ھماـيق ءارـش ةـصح هدـلاو ھـسفنل ةكرـش دـمحأ ز نـمف ثـيح نأ تباـثلا نـم مـك ا لـحم ضا ـع ( ةـيادب ةحفـصلا 3 ) نأ دملا ھـ يلع ةـ لاصأ باـ جأ ع ةـفلاخمو مـك ا ةع رـشلل ھنوـ ل بت يـس ھـيلع عـفد غـلبملا نـ ترم اـمم دـع نـم لـبق لـ ا لاوـمأ ساـنلا لطاـبلاب عفدـب غلبم صـص ا مدـعو ذاـختا تاءارج ةـليفكلا تاـبثإل كلذ مغر ه ثأت ير و ا ھجو يأرلا ىوعدـلا 11/4/1437 ـو( قـفرم مـقر 7 مـقرو 8 .) يداـ ا رـشع : لـ اجت ةرئادـلا عفدـلل ير وـ ا ئدـبملا نـم فنأتـسملا ددـ ا ةكرـش دـمحأ ز ةـ راجتلا ةيفـصتب ةكرـش دـمحأ ز ةـ راجتلا ، اذـكو بطـش ل ـ لا يراـجتلا خ راـتب ماـعلا 1434 ـ نـم سفن ةكرـشلا ، ةكرـش دـمحا ز ةـ راجتلا ( ةكرـشلا لـحم ىوعدـلا ) دـقف ماـق ءا رـشلا خيـشلا دـمحأ ز ھمحر هللا ماـعل 1431 ، ـ ثروم فنأتـسملا فنأتـسملاو هدض ، اذكو جراخت فنأتـسملا هدض ىوعدـلا مدـعو لوـبق ةـماقا ىوعدـلا ع ةكرـش ةـي م دوجوـالو اـ ل بـسح ماـظنلا ، ثـيح ھـنأ دـع جراـخت لـ نم ةـ راجتلا دـق مـت ا يفـصت بـسح ماـظنلا مـتو بطـش ل ـ لا يراـجتلا اـ ل ذـنم 1437 ،ـ ناـ و بـجي اـ لع در ةـ راجتلا مدـعو زاوـج ةـبلاطملا صـص اب ةـقلعتملا اـ لـ اجت مـكح ةـمكحم لوأ ةـجرد ، نأ ةكرـش دـمحأ ز ةـفلاخملاب ھلوـقل اـع ( ـالو اول أـت مكلاوـمأ مـكن ب لـطابلاب .) ارـشاع : لاـفغإ ةرئادـلا ةيفـصت ةكرـش دـمحا ز</w:t>
-      </w:r>
-    </w:p>
-    <w:p>
-      <w:pPr>
-        <w:jc w:val="right"/>
-        <w:bidi/>
-      </w:pPr>
-      <w:r>
-        <w:rPr>
-          <w:b w:val="0"/>
-          <w:i w:val="0"/>
-        </w:rPr>
-        <w:t>ضبط</w:t>
-      </w:r>
-    </w:p>
-    <w:p>
-      <w:pPr>
-        <w:jc w:val="right"/>
-        <w:bidi/>
-      </w:pPr>
-      <w:r>
-        <w:rPr>
-          <w:b w:val="0"/>
-          <w:i w:val="0"/>
-        </w:rPr>
-        <w:t>مقر ةيضقلا : ۷۱۷٤۲۸۲٤ مقر ةسل ا : ۱ مقر حفصلا ـة : ۹ ةرئاد فان تس ةيناثلا ةمكحملا ة راجتلا ةدجب</w:t>
-      </w:r>
-    </w:p>
-    <w:p>
-      <w:pPr>
-        <w:jc w:val="right"/>
-        <w:bidi/>
-      </w:pPr>
-      <w:r>
-        <w:rPr>
-          <w:b w:val="0"/>
-          <w:i w:val="0"/>
-        </w:rPr>
-        <w:t>أسامه بن احمد بن عباس زيني</w:t>
-      </w:r>
-    </w:p>
-    <w:p>
-      <w:pPr>
-        <w:jc w:val="right"/>
-        <w:bidi/>
-      </w:pPr>
-      <w:r>
-        <w:rPr>
-          <w:b w:val="0"/>
-          <w:i w:val="0"/>
-        </w:rPr>
-        <w:t>أسامه بن احمد بن عباس زيني</w:t>
-      </w:r>
-    </w:p>
-    <w:p>
-      <w:pPr>
-        <w:jc w:val="right"/>
-        <w:bidi/>
-      </w:pPr>
-      <w:r>
-        <w:rPr>
-          <w:b w:val="0"/>
-          <w:i w:val="0"/>
-        </w:rPr>
-        <w:t>أسامه بن احمد بن عباس زيني</w:t>
-      </w:r>
-    </w:p>
-    <w:p>
-      <w:pPr>
-        <w:jc w:val="right"/>
-        <w:bidi/>
-      </w:pPr>
-      <w:r>
-        <w:rPr>
-          <w:b w:val="0"/>
-          <w:i w:val="0"/>
-        </w:rPr>
-        <w:t>أسامه بن احمد بن عباس زيني</w:t>
-      </w:r>
-    </w:p>
-    <w:p>
-      <w:pPr>
-        <w:jc w:val="right"/>
-        <w:bidi/>
-      </w:pPr>
-      <w:r>
-        <w:rPr>
-          <w:b w:val="0"/>
-          <w:i w:val="0"/>
-        </w:rPr>
-        <w:t>أسامه بن احمد بن عباس زيني</w:t>
-      </w:r>
-    </w:p>
-    <w:p>
-      <w:pPr>
-        <w:jc w:val="right"/>
-        <w:bidi/>
-      </w:pPr>
-      <w:r>
-        <w:rPr>
-          <w:b w:val="0"/>
-          <w:i w:val="0"/>
-        </w:rPr>
-        <w:t>أسامه بن احمد بن عباس زيني</w:t>
-      </w:r>
-    </w:p>
-    <w:p>
-      <w:pPr>
-        <w:jc w:val="right"/>
-        <w:bidi/>
-      </w:pPr>
-      <w:r>
-        <w:rPr>
-          <w:b w:val="0"/>
-          <w:i w:val="0"/>
-        </w:rPr>
-        <w:t>أسامه بن احمد بن عباس زيني</w:t>
-      </w:r>
-    </w:p>
-    <w:p>
-      <w:pPr>
-        <w:jc w:val="right"/>
-        <w:bidi/>
-      </w:pPr>
-      <w:r>
-        <w:rPr>
-          <w:b w:val="0"/>
-          <w:i w:val="0"/>
-        </w:rPr>
-        <w:t>أسامه بن احمد بن عباس زيني</w:t>
-      </w:r>
-    </w:p>
-    <w:p>
-      <w:pPr>
-        <w:jc w:val="right"/>
-        <w:bidi/>
-      </w:pPr>
-      <w:r>
-        <w:rPr>
-          <w:b w:val="0"/>
-          <w:i w:val="0"/>
-        </w:rPr>
-        <w:t>نيز سابع نب دمحا نب هماسأ</w:t>
-      </w:r>
-    </w:p>
-    <w:p>
-      <w:pPr>
-        <w:jc w:val="right"/>
-        <w:bidi/>
-      </w:pPr>
-      <w:r>
-        <w:rPr>
-          <w:b w:val="0"/>
-          <w:i w:val="0"/>
-        </w:rPr>
-        <w:t>نيز سابع نب دمحا نب هماسأ</w:t>
-      </w:r>
-    </w:p>
-    <w:p>
-      <w:pPr>
-        <w:jc w:val="right"/>
-        <w:bidi/>
-      </w:pPr>
-      <w:r>
-        <w:rPr>
-          <w:b w:val="0"/>
-          <w:i w:val="0"/>
-        </w:rPr>
-        <w:t>صـصح ةكرـشلا لـحم عا لا مـت اـ مييقت نـم لـبق بساـحملا لـالط وـبأ ةـلازغ دـع فـيل ت ةـمكحملا ھـل يذـلاو اـمو تـصلخ ھـل نـم ةـجي ن ةحي ـ اـ مكح ھمازلإـب ةـميقب صـص ا ةـلداعلا . با ـ أ ةليـضفلا اـم و نأ ضقاـنتلا خراـصلا بجوي حارطا اذـ معزلا مدـعو هرابتعا ، اذـ و ام تراشأ ھل ةرئادـلا ةردـصم مك ا ا ي س لـحم هذـ ىوعدـلا ةراـتف معزي نأـب نمثلا وـ ٤٥٠ فـلأ لاـ ر ةراـتو مـعزي نأـب نمثلا وـ ١٢٠ نويلم لاـ ر ، اذـ ف لدـي ع نأ عيبـلا موـعزملا يذـلا دن ـس ھـيلع دملا ناـ نودـب نـمث وـ ضقاـنت دملا ھـيلع ةـميق صـص ا ل وملل ق ا ـصلا ھنع وأ ھليثمت ، اتلا و نإف عفد دملا ھيلع مدع زاوج رظنلا ال ھجو .ھل ايناث : نإ امم ثروملا دـمحأ ز ـ لـحم هذـ ىوعدـلا ـ يذـلاو ناـ كـلذ تقوـلا اـيح قزري ، مـلو مـصتخُي ىوعدـلا ، س لو ـالحم اب ـسو ،) رظنلاـ و هذـ ةداملا ـ تي نأ ـصلا عـقو ع ةـص ا ةـكولمملا لـ وملل س لو ع صـصح تـصن ( : ـالو نوـ ت كـلتل ماـ ح ةـي ا ـالإ عازن ماـق نـ ب موـص ا نود نأ غتت م افـص قـلع و ق اـب ھتاذ كومل ةكرـشلا كاذـنآ ، مـلو نكي ثروملا اـفرط كـلت ىوعدـلا ، ادان ـساو إ ةداملا ٨٦ نم ماـظن تابث ، لاو نـأل ةـص ا لـحم ىوعدـلا كـلم ثروـم كوـم دـمحأ ز ، ـصلاو روـ ذملا اـمنإ عـقو ع ةـص ا ةكوـلمملا ةداـ ز حاضي لوقأ : الوأ : نأ عفد دملا ھيلع مدـع زاوج رظنلا قبـسل لصفلا ا ف ال ـ ي الو لحم ھل ، كلذو ھـيلع ، قبـسو نأ تـمت ةـباج اـ لع ھـنيح و بابـسا مـك ا ض ـعملا ھـيلع اـم يفكي ةـباجإلل اـ لع نـمو باـب نأ نـ بأ با ـ أل ةليـضفلا نأ عـيمج نوـعطلا ـلا اـ راثأ دملا ھـيلع ـال رت نأ غ ةـجي ن مـك ا ض ـعملا 1445-02 ،ـ ةـمدقملا نـم لـيكو دملا ، ا ـصنو ( : اـباوج ع فاـن تس مدـقملا نـم دملا ھـيلع ةـماسأ ز ، دوأ دـكأو لـيكو دملا ع اـم درو ةـحئالب .ضا ـع اـمك تـعلطا ةرئادـلا ع ةركذملا ةـعدوملا ماـظنلا خـ راتب -11 (110.672.379 لاـ ر ) ةـئم و ةرـشع نوـيلم ةئمتـسو و ناـنثا و نوعبـس اـفلأ ةـئمثالثو و ةعـس و نوعبـس ـالا ر .) ناـ تئمو و ةعـ س رـ شع ـ الا ر ، مـ ك او مازلاـ ب دملا ھـ يلع نا عفدـ ي يقحتـ سمل ةيـ صولا غـ لبم و هردـ ق (1007056847 ) غـلبم و هردـق ( 27.651.219 لاـ ر ) ةعبـس و نورـشع اـنويلم ةئامتـسو و دـحاو و نوـسمخ افلأ اـ فلأ و ناـ تئم و نوعبـ س ـ الا ر ، نأو عفدـ ي ةـ يعدملل ةـ قتاع دـ محم حي دـ محم ع يزار ا ، ةـ و مقر (1017092733 ) غـلبم اـمجإ هردـق ( 96.779.270 لاـ ر ) ةتـس و نوعـس اـنويلم و ةئمعبـس ةعـس و و نوعبـس .ةـ يماظنلا اـ يناث : مـ ك ا مازلاـ ب دملا ھـ يلع نأ عفدـ ي دـ ملل ناندـ ع دـ محأ ساـ بع ز ، ةـ و مقر ليـصفت تاقحتـسم ن عدملا نإـف بلطا نم ماـقم ةرئادـلا .ةرقوملا الوأ : لوبق فان تس الكـش ھميدـقتل ةدملا با ـ أ ةليـضفلا ثـيحو ن بـت ماـقمل ةرئادـلا ةرقوملا مدـع ليـصفت مـك ا ع وـحنلا حي ـ لا اـ وجو مدـعو (110.672.379 لاـ ر ) ةـئم و ةرـشع نوـيلم ةئمتـسو ناـنثاو نوعبـسو اـفلأ ةـئمثالثو و ةعـس و نوعبـس .ـالا ر \\ نوـسمخ اـفلأ ناـتئمو و ةعـس رـشع .ـالا ر 3 - ةيـصولا ـلاو ـ وأ اـ ثروم ن عادـتملا ةقحتـسملاو غلبم هردـقو (1007056847 ) و قحتـس غـلبم هردـقو ( 27.651.219 لاـ ر ) ةعبـس نورـشعو اـنويلم ةئامتـسو دـحاوو و ةعـ س و و نوعبـ س اـ فلأ و ناـتئم و نوعبـ س .ـالا ر -2 ةـ قتاع دـ محم حي دـ محم ع يزار ا ، ةـ و مقر ةـ و مـقر ( 1017092733 )و وـ قحتـس غـلبم هردـقو ( 96.779.270 لاـ ر ) ةتـس و نوعـس اـنويلم و ةئمعبـس ن قحتـسملا بـسح م بـصنأ ةيعرـشلا دـع و ذـخأ ةيـصولا نـ ع راـبتع اـم ي :- 1 - ناندـع دـمحا ساـبع ز ، ھـيلع وـ دـحأ ةـثرولا بجوـمب رـصح ةـثرولا مـقر ( 38391575 )و خـ رات 12/05/1438 ،ـ و ھـيلع نإـف ناـيب كاـن ةيـصو ةـتباث بجوـمب مـكح ي اـضق ( 229014721194320022 ( ) قـفرم ةروـص كـصلا ) اـمك نأ دملا مـلع مكتليـضف نأ ماـ ح بجوـتي اـماظن نأ نوـ ت ةلـصفم ـح نـكمي ا ذـيفنت اـملع ھـنأ مـت ةداـفإ ةرئادـلا نأـب</w:t>
-      </w:r>
-    </w:p>
-    <w:p>
-      <w:pPr>
-        <w:jc w:val="right"/>
-        <w:bidi/>
-      </w:pPr>
-      <w:r>
-        <w:rPr>
-          <w:b w:val="0"/>
-          <w:i w:val="0"/>
-        </w:rPr>
-        <w:t>ضبط</w:t>
-      </w:r>
-    </w:p>
-    <w:p>
-      <w:pPr>
-        <w:jc w:val="right"/>
-        <w:bidi/>
-      </w:pPr>
-      <w:r>
-        <w:rPr>
-          <w:b w:val="0"/>
-          <w:i w:val="0"/>
-        </w:rPr>
-        <w:t>مقر ةيضقلا : ۷۱۷٤۲۸۲٤ مقر ةسل ا : ۱ مقر حفصلا ـة : ۰۱ ةرئاد فان تس ةيناثلا ةمكحملا ة راجتلا ةدجب</w:t>
-      </w:r>
-    </w:p>
-    <w:p>
-      <w:pPr>
-        <w:jc w:val="right"/>
-        <w:bidi/>
-      </w:pPr>
-      <w:r>
-        <w:rPr>
-          <w:b w:val="0"/>
-          <w:i w:val="0"/>
-        </w:rPr>
-        <w:t>أسامه بن احمد بن عباس زيني</w:t>
-      </w:r>
-    </w:p>
-    <w:p>
-      <w:pPr>
-        <w:jc w:val="right"/>
-        <w:bidi/>
-      </w:pPr>
-      <w:r>
-        <w:rPr>
-          <w:b w:val="0"/>
-          <w:i w:val="0"/>
-        </w:rPr>
-        <w:t>أسامه بن احمد بن عباس زيني</w:t>
-      </w:r>
-    </w:p>
-    <w:p>
-      <w:pPr>
-        <w:jc w:val="right"/>
-        <w:bidi/>
-      </w:pPr>
-      <w:r>
-        <w:rPr>
-          <w:b w:val="0"/>
-          <w:i w:val="0"/>
-        </w:rPr>
-        <w:t>أسامه بن احمد بن عباس زيني</w:t>
-      </w:r>
-    </w:p>
-    <w:p>
-      <w:pPr>
-        <w:jc w:val="right"/>
-        <w:bidi/>
-      </w:pPr>
-      <w:r>
-        <w:rPr>
-          <w:b w:val="0"/>
-          <w:i w:val="0"/>
-        </w:rPr>
-        <w:t>أسامه بن احمد بن عباس زيني</w:t>
-      </w:r>
-    </w:p>
-    <w:p>
-      <w:pPr>
-        <w:jc w:val="right"/>
-        <w:bidi/>
-      </w:pPr>
-      <w:r>
-        <w:rPr>
-          <w:b w:val="0"/>
-          <w:i w:val="0"/>
-        </w:rPr>
-        <w:t>أسامه بن احمد بن عباس زيني</w:t>
-      </w:r>
-    </w:p>
-    <w:p>
-      <w:pPr>
-        <w:jc w:val="right"/>
-        <w:bidi/>
-      </w:pPr>
-      <w:r>
-        <w:rPr>
-          <w:b w:val="0"/>
-          <w:i w:val="0"/>
-        </w:rPr>
-        <w:t>أسامه بن احمد بن عباس زيني</w:t>
-      </w:r>
-    </w:p>
-    <w:p>
-      <w:pPr>
-        <w:jc w:val="right"/>
-        <w:bidi/>
-      </w:pPr>
-      <w:r>
-        <w:rPr>
-          <w:b w:val="0"/>
-          <w:i w:val="0"/>
-        </w:rPr>
-        <w:t>أسامه بن احمد بن عباس زيني</w:t>
-      </w:r>
-    </w:p>
-    <w:p>
-      <w:pPr>
-        <w:jc w:val="right"/>
-        <w:bidi/>
-      </w:pPr>
-      <w:r>
-        <w:rPr>
-          <w:b w:val="0"/>
-          <w:i w:val="0"/>
-        </w:rPr>
-        <w:t>أسامه بن احمد بن عباس زيني</w:t>
-      </w:r>
-    </w:p>
-    <w:p>
-      <w:pPr>
-        <w:jc w:val="right"/>
-        <w:bidi/>
-      </w:pPr>
-      <w:r>
-        <w:rPr>
-          <w:b w:val="0"/>
-          <w:i w:val="0"/>
-        </w:rPr>
-        <w:t>نيز سابع نب دمحا نب هماسأ</w:t>
-      </w:r>
-    </w:p>
-    <w:p>
-      <w:pPr>
-        <w:jc w:val="right"/>
-        <w:bidi/>
-      </w:pPr>
-      <w:r>
-        <w:rPr>
-          <w:b w:val="0"/>
-          <w:i w:val="0"/>
-        </w:rPr>
-        <w:t>نيز سابع نب دمحا نب هماسأ</w:t>
-      </w:r>
-    </w:p>
-    <w:p>
-      <w:pPr>
-        <w:jc w:val="right"/>
-        <w:bidi/>
-      </w:pPr>
-      <w:r>
-        <w:rPr>
-          <w:b w:val="0"/>
-          <w:i w:val="0"/>
-        </w:rPr>
-        <w:t>و ومئـة ألفـا ثمـانون و اثنـان و وثمانمئـة مليونـا وثلاـثون وواحـد ثلاثمئـة ر ـال ٣٣١٨٨٢١٣٨ وقـدره بمبلـغ قيم ـا المورث من اش ى أنھ يزعم عليھ المد أن و ما لذلك عليھ التخارج وتم الشر اء واعتمده ، ر الا وثلاثون ثمانية ، تم البيع أن ع ـ يح دليل أو ب نة يقدم ولم ، الدعوى محل وأولاده ز أحمد شـركة لھ المملوكة ا صـة والقيمة الثمن ختلاف عند أنھ صل أن و ما . و ؤ د ا الدعوى يؤكد تناقضا والقيمـة الثمن تناقض بل بي ما ول س البيعـان اختلـف إذا : وسـلم عليـھ الله صـ الله رسـول عـن مسـعود ابـن روى لما ، البـا ع قـول فـالقول صـف ا وأل مال ـا رأس و ـ ب اختيار ـا الشـركة بتصـفية قـام عليـھ المد أن و مـا ، البـا ع قـول فـالقول ب نـة أسـامة مـن المقـدم عـ اض رفض : أولاـ : الموقرة دائرتكـم مـن أطلـب فـإ ي لـذلك ، القيمـة يضـمن فـإنھ عتبار ـة وفق المبـالغ وتفصـيل ا رازي وعاتقـة ز احمـد عـدنان مـن المقـدم عـ اض قبـول : ثانيـا موضوعـا. ز أحمـد المقـدمة ع اضـية اللائحـة ع يطلع لم بـانھ عل ـا المد وكيـل فعقب (. ست نـاف ـ يفة مو ـ ة مـا المد عـن وكلاـء منـا المقدمـة عـ اض لائحـة ع المد وكيـل جـواب ع أيضـا يطلـع ولـم المد وكيـل مـن وادراج أيـام 5 مـدة خلاـل المذكرات ب بـادل الطرف ـن الـدائرة فـأف مت جابـة وتقـديم لـذلك م ـال ونطلـب عليـھ app-jed- ال ـدائرة بر ـد لك ـ و ي ال ـدائرة بر ـد فع ـ ع ـذر ف ـإن القض ـا ي ال نام ـج يق ـدمانھ م ـا comm2@moj.gov.sa</w:t>
-      </w:r>
-    </w:p>
-    <w:p>
-      <w:pPr>
-        <w:jc w:val="right"/>
-        <w:bidi/>
-      </w:pPr>
-      <w:r>
-        <w:rPr>
-          <w:b w:val="0"/>
-          <w:i w:val="0"/>
-        </w:rPr>
-        <w:t>عيقوتلا ىماحم ةفصلا ع بلاط اص يمايلا مس</w:t>
-      </w:r>
-    </w:p>
-    <w:p>
-      <w:pPr>
-        <w:jc w:val="right"/>
-        <w:bidi/>
-      </w:pPr>
-      <w:r>
-        <w:rPr>
-          <w:b w:val="0"/>
-          <w:i w:val="0"/>
-        </w:rPr>
-        <w:t>عيقوتلا ىماحم ةفصلا ناميلس دمحم ناميلس يريدسلا مس</w:t>
-      </w:r>
-    </w:p>
-    <w:p>
-      <w:pPr>
-        <w:jc w:val="right"/>
-        <w:bidi/>
-      </w:pPr>
-      <w:r>
-        <w:rPr>
-          <w:b w:val="0"/>
-          <w:i w:val="0"/>
-        </w:rPr>
-        <w:t>عيقوتلا ىماحم ةفصلا دمحم زاوف نب نم عثلا مس</w:t>
-      </w:r>
-    </w:p>
-    <w:p>
-      <w:pPr>
-        <w:jc w:val="right"/>
-        <w:bidi/>
-      </w:pPr>
-      <w:r>
-        <w:rPr>
-          <w:b w:val="0"/>
-          <w:i w:val="0"/>
-        </w:rPr>
-        <w:t>عيقوتلا وضعلا لو ةفصلا نسحملادبع نب ز زعلادبع يفيل ا مس</w:t>
-      </w:r>
-    </w:p>
-    <w:p>
-      <w:pPr>
-        <w:jc w:val="right"/>
-        <w:bidi/>
-      </w:pPr>
-      <w:r>
-        <w:rPr>
-          <w:b w:val="0"/>
-          <w:i w:val="0"/>
-        </w:rPr>
-        <w:t>عيقوتلا وضعلا ي اثلاةفصلا نمحرلادبع نب ع يرمشلا مس</w:t>
-      </w:r>
-    </w:p>
-    <w:p>
-      <w:pPr>
-        <w:jc w:val="right"/>
-        <w:bidi/>
-      </w:pPr>
-      <w:r>
-        <w:rPr>
-          <w:b w:val="0"/>
-          <w:i w:val="0"/>
-        </w:rPr>
-        <w:t>عيقوتلا س ئر ةرئادلا ةيئاضقلاةفصلا ديبع ضوع ع يرمعلا مس</w:t>
-      </w:r>
-    </w:p>
-    <w:p>
-      <w:pPr>
-        <w:jc w:val="right"/>
-        <w:bidi/>
-      </w:pPr>
-      <w:r>
-        <w:rPr>
-          <w:b w:val="0"/>
-          <w:i w:val="0"/>
-        </w:rPr>
-        <w:t>ضبط</w:t>
-      </w:r>
-    </w:p>
-    <w:p>
-      <w:pPr>
-        <w:jc w:val="right"/>
-        <w:bidi/>
-      </w:pPr>
-      <w:r>
-        <w:rPr>
-          <w:b w:val="0"/>
-          <w:i w:val="0"/>
-        </w:rPr>
-        <w:t>مقر ةيضقلا : ۷۱۷٤۲۸۲٤ مقر ةسل ا : ۱ مقر حفصلا ـة : ۱۱ ةرئاد فان تس ةيناثلا ةمكحملا ة راجتلا ةدجب</w:t>
-      </w:r>
-    </w:p>
-    <w:p>
-      <w:pPr>
-        <w:jc w:val="right"/>
-        <w:bidi/>
-      </w:pPr>
-      <w:r>
-        <w:rPr>
-          <w:b w:val="0"/>
-          <w:i w:val="0"/>
-        </w:rPr>
-        <w:t>فارطأ ةيضقلا</w:t>
-      </w:r>
-    </w:p>
-    <w:p>
-      <w:pPr>
-        <w:jc w:val="right"/>
-        <w:bidi/>
-      </w:pPr>
-      <w:r>
-        <w:rPr>
-          <w:b w:val="0"/>
-          <w:i w:val="0"/>
-        </w:rPr>
-        <w:t>الدائرة أعضاء توقيع</w:t>
+        <w:t>[صفحة 11]</w:t>
+        <w:br/>
+        <w:t>ةيدوعسلا ةيبرعلا ةكلمللا</w:t>
+        <w:br/>
+        <w:t>ها وزارة العدل ضبط</w:t>
+        <w:br/>
+        <w:t>ل ل كا</w:t>
+        <w:br/>
+        <w:t>تطل مح ا: ‏رع'١١ 331 لا</w:t>
+        <w:br/>
+        <w:t>1 م ادن</w:t>
+        <w:br/>
+        <w:t>المحكمة التجارية بجدة رقم الصفحة ‎١١ ١‏ 0 قر</w:t>
+        <w:br/>
+        <w:t>دائرة الاستئناف الثانية رقم القضية: ‏ 4178140107 رقمالجلسة: ‎١‏ سبال لها</w:t>
+        <w:br/>
+        <w:t>قيمها بمبلغ وقدره ‎7118/7١14‏ ريال ثلاثمئة وواحد وثلاثون مليوناً وثمانمئة و اثنان و ثمانون ألفاً ومئة و</w:t>
+        <w:br/>
+        <w:t>ثمانية وثلاثون ربالاًء واعتمده الشركاء وتم التخارج عليه لذلك وبما أن المدعى عليه يزعم أنه اشترى من المورث</w:t>
+        <w:br/>
+        <w:t>بل تناقض في الثمن والقيمة تناقضاً يؤكد الدعوى ويؤيدها .وبما أن الأصل أنه عند الاختلاف في الثمن والقيمة</w:t>
+        <w:br/>
+        <w:t>فالقول قول'البائع, لما روى ابن مسعود عن رسول الله صلى الله عليه وسلم: إذا اختلف البيعان وليس"بينهما</w:t>
+        <w:br/>
+        <w:t>الاعتبارية فإنه يضمن القيمة» لذلك فإني أطلب من دائرتكم الموقرة :أولا رفض الاعتراض المقدم من أسامة</w:t>
+        <w:br/>
+        <w:t>أحمد زيني موضوعاً. ثانيا: قبول الاعتزاض المقدم من عدنان احمد زيني وعاتقة الحرازي وتفصيل المبالغ وفق</w:t>
+        <w:br/>
+        <w:t>ماهي موضحة في صحيفة الاستئناف). فعقب وكيل المدعى علبها بانه لم يطلع على اللائحة الاعتراضية المقدمة</w:t>
+        <w:br/>
+        <w:t>من وكيل المدعي ولم يطلع أيضا على جواب وكيل المدعيّ على لائحة الاعتراض المقدمة منا كوكلاءء عن المدعى</w:t>
+        <w:br/>
+        <w:t>جارداو مايأ5 ةدم لالخ تاركذملا لدابتب نيفرطلا ةرئادلا تمهفأف ةباجإلا ميدقتو كلذل لاهمالا بلطنو هيلع</w:t>
+        <w:br/>
+        <w:t>مايقدمانهفي البرنامج القضائي فإن تعذر فعبر بريد الدائرة الالكتروني بريد الدائرة -لع[-مم23</w:t>
+        <w:br/>
+        <w:t>‎1١0‏ 0111111200 ©</w:t>
+        <w:br/>
+        <w:t>س00 7 ةيضقلا قارطلط لل</w:t>
+        <w:br/>
+        <w:t>9 5 مدعتلا</w:t>
+        <w:br/>
+        <w:t>عيقوتلا ىماحم ةفصلا بلا علاص بلاط يلع</w:t>
+        <w:br/>
+        <w:t>عيقوتلا ىماحم ةفصلا عريدسلا ا تاميلس</w:t>
+        <w:br/>
+        <w:t>9 5 معبرا</w:t>
+        <w:br/>
+        <w:t>عيقوتلا لعد -- يلعثلا رينم نب زاوف دمحم</w:t>
+        <w:br/>
+        <w:t>للد هوقيع أعضاء الدائرة 333333770707277 هسبح</w:t>
+        <w:br/>
+        <w:t>00 ةفمملا ص</w:t>
+        <w:br/>
+        <w:t>عيقوتلا يناثلا وضعلا يرمشلا يلع نب نمحرلادبع</w:t>
       </w:r>
     </w:p>
     <w:sectPr>
